--- a/docs/requirements/TrailMate-Gap分析与演进规划-v1.0.docx
+++ b/docs/requirements/TrailMate-Gap分析与演进规划-v1.0.docx
@@ -2765,10 +2765,10 @@
         </w:tblBorders>
       </w:tblPr>
       <w:tblGrid>
-        <w:gridCol w:w="778"/>
-        <w:gridCol w:w="1854"/>
-        <w:gridCol w:w="5082"/>
-        <w:gridCol w:w="898"/>
+        <w:gridCol w:w="748"/>
+        <w:gridCol w:w="2948"/>
+        <w:gridCol w:w="4168"/>
+        <w:gridCol w:w="748"/>
         <w:gridCol w:w="748"/>
       </w:tblGrid>
       <w:tr>
@@ -2777,7 +2777,7 @@
         </w:trPr>
         <w:tc>
           <w:tcPr>
-            <w:tcW w:type="dxa" w:w="778"/>
+            <w:tcW w:type="dxa" w:w="748"/>
             <w:tcBorders>
               <w:top w:val="single" w:color="BBBBBB" w:sz="1"/>
               <w:left w:val="single" w:color="BBBBBB" w:sz="1"/>
@@ -2804,7 +2804,7 @@
         </w:tc>
         <w:tc>
           <w:tcPr>
-            <w:tcW w:type="dxa" w:w="1854"/>
+            <w:tcW w:type="dxa" w:w="2948"/>
             <w:tcBorders>
               <w:top w:val="single" w:color="BBBBBB" w:sz="1"/>
               <w:left w:val="single" w:color="BBBBBB" w:sz="1"/>
@@ -2831,7 +2831,7 @@
         </w:tc>
         <w:tc>
           <w:tcPr>
-            <w:tcW w:type="dxa" w:w="5082"/>
+            <w:tcW w:type="dxa" w:w="4168"/>
             <w:tcBorders>
               <w:top w:val="single" w:color="BBBBBB" w:sz="1"/>
               <w:left w:val="single" w:color="BBBBBB" w:sz="1"/>
@@ -2858,7 +2858,7 @@
         </w:tc>
         <w:tc>
           <w:tcPr>
-            <w:tcW w:type="dxa" w:w="898"/>
+            <w:tcW w:type="dxa" w:w="748"/>
             <w:tcBorders>
               <w:top w:val="single" w:color="BBBBBB" w:sz="1"/>
               <w:left w:val="single" w:color="BBBBBB" w:sz="1"/>
@@ -2917,7 +2917,7 @@
         </w:trPr>
         <w:tc>
           <w:tcPr>
-            <w:tcW w:type="dxa" w:w="778"/>
+            <w:tcW w:type="dxa" w:w="748"/>
             <w:tcBorders>
               <w:top w:val="single" w:color="BBBBBB" w:sz="1"/>
               <w:left w:val="single" w:color="BBBBBB" w:sz="1"/>
@@ -2939,7 +2939,7 @@
         </w:tc>
         <w:tc>
           <w:tcPr>
-            <w:tcW w:type="dxa" w:w="1854"/>
+            <w:tcW w:type="dxa" w:w="2948"/>
             <w:tcBorders>
               <w:top w:val="single" w:color="BBBBBB" w:sz="1"/>
               <w:left w:val="single" w:color="BBBBBB" w:sz="1"/>
@@ -2961,7 +2961,7 @@
         </w:tc>
         <w:tc>
           <w:tcPr>
-            <w:tcW w:type="dxa" w:w="5082"/>
+            <w:tcW w:type="dxa" w:w="4168"/>
             <w:tcBorders>
               <w:top w:val="single" w:color="BBBBBB" w:sz="1"/>
               <w:left w:val="single" w:color="BBBBBB" w:sz="1"/>
@@ -2983,7 +2983,7 @@
         </w:tc>
         <w:tc>
           <w:tcPr>
-            <w:tcW w:type="dxa" w:w="898"/>
+            <w:tcW w:type="dxa" w:w="748"/>
             <w:tcBorders>
               <w:top w:val="single" w:color="BBBBBB" w:sz="1"/>
               <w:left w:val="single" w:color="BBBBBB" w:sz="1"/>
@@ -3032,7 +3032,7 @@
         </w:trPr>
         <w:tc>
           <w:tcPr>
-            <w:tcW w:type="dxa" w:w="778"/>
+            <w:tcW w:type="dxa" w:w="748"/>
             <w:tcBorders>
               <w:top w:val="single" w:color="BBBBBB" w:sz="1"/>
               <w:left w:val="single" w:color="BBBBBB" w:sz="1"/>
@@ -3054,51 +3054,51 @@
         </w:tc>
         <w:tc>
           <w:tcPr>
-            <w:tcW w:type="dxa" w:w="1854"/>
-            <w:tcBorders>
-              <w:top w:val="single" w:color="BBBBBB" w:sz="1"/>
-              <w:left w:val="single" w:color="BBBBBB" w:sz="1"/>
-              <w:bottom w:val="single" w:color="BBBBBB" w:sz="1"/>
-              <w:right w:val="single" w:color="BBBBBB" w:sz="1"/>
-            </w:tcBorders>
-            <w:tcMar>
-              <w:top w:type="dxa" w:w="60"/>
-              <w:left w:type="dxa" w:w="100"/>
-              <w:bottom w:type="dxa" w:w="60"/>
-              <w:right w:type="dxa" w:w="100"/>
-            </w:tcMar>
-          </w:tcPr>
-          <w:p>
-            <w:r>
-              <w:t xml:space="preserve">Web 摊分与原生差 1 分</w:t>
-            </w:r>
-          </w:p>
-        </w:tc>
-        <w:tc>
-          <w:tcPr>
-            <w:tcW w:type="dxa" w:w="5082"/>
-            <w:tcBorders>
-              <w:top w:val="single" w:color="BBBBBB" w:sz="1"/>
-              <w:left w:val="single" w:color="BBBBBB" w:sz="1"/>
-              <w:bottom w:val="single" w:color="BBBBBB" w:sz="1"/>
-              <w:right w:val="single" w:color="BBBBBB" w:sz="1"/>
-            </w:tcBorders>
-            <w:tcMar>
-              <w:top w:type="dxa" w:w="60"/>
-              <w:left w:type="dxa" w:w="100"/>
-              <w:bottom w:type="dxa" w:w="60"/>
-              <w:right w:type="dxa" w:w="100"/>
-            </w:tcMar>
-          </w:tcPr>
-          <w:p>
-            <w:r>
-              <w:t xml:space="preserve">split.ts:38 逐人 Math.round（①FR-4.4，附录 B #3）</w:t>
-            </w:r>
-          </w:p>
-        </w:tc>
-        <w:tc>
-          <w:tcPr>
-            <w:tcW w:type="dxa" w:w="898"/>
+            <w:tcW w:type="dxa" w:w="2948"/>
+            <w:tcBorders>
+              <w:top w:val="single" w:color="BBBBBB" w:sz="1"/>
+              <w:left w:val="single" w:color="BBBBBB" w:sz="1"/>
+              <w:bottom w:val="single" w:color="BBBBBB" w:sz="1"/>
+              <w:right w:val="single" w:color="BBBBBB" w:sz="1"/>
+            </w:tcBorders>
+            <w:tcMar>
+              <w:top w:type="dxa" w:w="60"/>
+              <w:left w:type="dxa" w:w="100"/>
+              <w:bottom w:type="dxa" w:w="60"/>
+              <w:right w:type="dxa" w:w="100"/>
+            </w:tcMar>
+          </w:tcPr>
+          <w:p>
+            <w:r>
+              <w:t xml:space="preserve">Web 摊分逐人金额与原生不一致（勘误：总额守恒，差异仅在非末位取整）</w:t>
+            </w:r>
+          </w:p>
+        </w:tc>
+        <w:tc>
+          <w:tcPr>
+            <w:tcW w:type="dxa" w:w="4168"/>
+            <w:tcBorders>
+              <w:top w:val="single" w:color="BBBBBB" w:sz="1"/>
+              <w:left w:val="single" w:color="BBBBBB" w:sz="1"/>
+              <w:bottom w:val="single" w:color="BBBBBB" w:sz="1"/>
+              <w:right w:val="single" w:color="BBBBBB" w:sz="1"/>
+            </w:tcBorders>
+            <w:tcMar>
+              <w:top w:type="dxa" w:w="60"/>
+              <w:left w:type="dxa" w:w="100"/>
+              <w:bottom w:type="dxa" w:w="60"/>
+              <w:right w:type="dxa" w:w="100"/>
+            </w:tcMar>
+          </w:tcPr>
+          <w:p>
+            <w:r>
+              <w:t xml:space="preserve">split.ts 非末位曾用 Math.round，原生整除（①FR-4.4，附录 B #3 勘误）</w:t>
+            </w:r>
+          </w:p>
+        </w:tc>
+        <w:tc>
+          <w:tcPr>
+            <w:tcW w:type="dxa" w:w="748"/>
             <w:tcBorders>
               <w:top w:val="single" w:color="BBBBBB" w:sz="1"/>
               <w:left w:val="single" w:color="BBBBBB" w:sz="1"/>
@@ -3147,7 +3147,7 @@
         </w:trPr>
         <w:tc>
           <w:tcPr>
-            <w:tcW w:type="dxa" w:w="778"/>
+            <w:tcW w:type="dxa" w:w="748"/>
             <w:tcBorders>
               <w:top w:val="single" w:color="BBBBBB" w:sz="1"/>
               <w:left w:val="single" w:color="BBBBBB" w:sz="1"/>
@@ -3169,7 +3169,7 @@
         </w:tc>
         <w:tc>
           <w:tcPr>
-            <w:tcW w:type="dxa" w:w="1854"/>
+            <w:tcW w:type="dxa" w:w="2948"/>
             <w:tcBorders>
               <w:top w:val="single" w:color="BBBBBB" w:sz="1"/>
               <w:left w:val="single" w:color="BBBBBB" w:sz="1"/>
@@ -3191,7 +3191,7 @@
         </w:tc>
         <w:tc>
           <w:tcPr>
-            <w:tcW w:type="dxa" w:w="5082"/>
+            <w:tcW w:type="dxa" w:w="4168"/>
             <w:tcBorders>
               <w:top w:val="single" w:color="BBBBBB" w:sz="1"/>
               <w:left w:val="single" w:color="BBBBBB" w:sz="1"/>
@@ -3213,7 +3213,7 @@
         </w:tc>
         <w:tc>
           <w:tcPr>
-            <w:tcW w:type="dxa" w:w="898"/>
+            <w:tcW w:type="dxa" w:w="748"/>
             <w:tcBorders>
               <w:top w:val="single" w:color="BBBBBB" w:sz="1"/>
               <w:left w:val="single" w:color="BBBBBB" w:sz="1"/>
@@ -8529,12 +8529,12 @@
         </w:tblBorders>
       </w:tblPr>
       <w:tblGrid>
-        <w:gridCol w:w="1464"/>
+        <w:gridCol w:w="1138"/>
         <w:gridCol w:w="748"/>
-        <w:gridCol w:w="2067"/>
-        <w:gridCol w:w="2067"/>
-        <w:gridCol w:w="2266"/>
-        <w:gridCol w:w="748"/>
+        <w:gridCol w:w="1600"/>
+        <w:gridCol w:w="1600"/>
+        <w:gridCol w:w="1754"/>
+        <w:gridCol w:w="2520"/>
       </w:tblGrid>
       <w:tr>
         <w:trPr>
@@ -8542,7 +8542,7 @@
         </w:trPr>
         <w:tc>
           <w:tcPr>
-            <w:tcW w:type="dxa" w:w="1464"/>
+            <w:tcW w:type="dxa" w:w="1138"/>
             <w:tcBorders>
               <w:top w:val="single" w:color="BBBBBB" w:sz="1"/>
               <w:left w:val="single" w:color="BBBBBB" w:sz="1"/>
@@ -8596,7 +8596,7 @@
         </w:tc>
         <w:tc>
           <w:tcPr>
-            <w:tcW w:type="dxa" w:w="2067"/>
+            <w:tcW w:type="dxa" w:w="1600"/>
             <w:tcBorders>
               <w:top w:val="single" w:color="BBBBBB" w:sz="1"/>
               <w:left w:val="single" w:color="BBBBBB" w:sz="1"/>
@@ -8623,7 +8623,7 @@
         </w:tc>
         <w:tc>
           <w:tcPr>
-            <w:tcW w:type="dxa" w:w="2067"/>
+            <w:tcW w:type="dxa" w:w="1600"/>
             <w:tcBorders>
               <w:top w:val="single" w:color="BBBBBB" w:sz="1"/>
               <w:left w:val="single" w:color="BBBBBB" w:sz="1"/>
@@ -8650,7 +8650,7 @@
         </w:tc>
         <w:tc>
           <w:tcPr>
-            <w:tcW w:type="dxa" w:w="2266"/>
+            <w:tcW w:type="dxa" w:w="1754"/>
             <w:tcBorders>
               <w:top w:val="single" w:color="BBBBBB" w:sz="1"/>
               <w:left w:val="single" w:color="BBBBBB" w:sz="1"/>
@@ -8677,7 +8677,7 @@
         </w:tc>
         <w:tc>
           <w:tcPr>
-            <w:tcW w:type="dxa" w:w="748"/>
+            <w:tcW w:type="dxa" w:w="2520"/>
             <w:tcBorders>
               <w:top w:val="single" w:color="BBBBBB" w:sz="1"/>
               <w:left w:val="single" w:color="BBBBBB" w:sz="1"/>
@@ -8709,7 +8709,7 @@
         </w:trPr>
         <w:tc>
           <w:tcPr>
-            <w:tcW w:type="dxa" w:w="1464"/>
+            <w:tcW w:type="dxa" w:w="1138"/>
             <w:tcBorders>
               <w:top w:val="single" w:color="BBBBBB" w:sz="1"/>
               <w:left w:val="single" w:color="BBBBBB" w:sz="1"/>
@@ -8753,7 +8753,7 @@
         </w:tc>
         <w:tc>
           <w:tcPr>
-            <w:tcW w:type="dxa" w:w="2067"/>
+            <w:tcW w:type="dxa" w:w="1600"/>
             <w:tcBorders>
               <w:top w:val="single" w:color="BBBBBB" w:sz="1"/>
               <w:left w:val="single" w:color="BBBBBB" w:sz="1"/>
@@ -8775,7 +8775,7 @@
         </w:tc>
         <w:tc>
           <w:tcPr>
-            <w:tcW w:type="dxa" w:w="2067"/>
+            <w:tcW w:type="dxa" w:w="1600"/>
             <w:tcBorders>
               <w:top w:val="single" w:color="BBBBBB" w:sz="1"/>
               <w:left w:val="single" w:color="BBBBBB" w:sz="1"/>
@@ -8797,7 +8797,7 @@
         </w:tc>
         <w:tc>
           <w:tcPr>
-            <w:tcW w:type="dxa" w:w="2266"/>
+            <w:tcW w:type="dxa" w:w="1754"/>
             <w:tcBorders>
               <w:top w:val="single" w:color="BBBBBB" w:sz="1"/>
               <w:left w:val="single" w:color="BBBBBB" w:sz="1"/>
@@ -8819,7 +8819,7 @@
         </w:tc>
         <w:tc>
           <w:tcPr>
-            <w:tcW w:type="dxa" w:w="748"/>
+            <w:tcW w:type="dxa" w:w="2520"/>
             <w:tcBorders>
               <w:top w:val="single" w:color="BBBBBB" w:sz="1"/>
               <w:left w:val="single" w:color="BBBBBB" w:sz="1"/>
@@ -8846,7 +8846,7 @@
         </w:trPr>
         <w:tc>
           <w:tcPr>
-            <w:tcW w:type="dxa" w:w="1464"/>
+            <w:tcW w:type="dxa" w:w="1138"/>
             <w:tcBorders>
               <w:top w:val="single" w:color="BBBBBB" w:sz="1"/>
               <w:left w:val="single" w:color="BBBBBB" w:sz="1"/>
@@ -8890,7 +8890,7 @@
         </w:tc>
         <w:tc>
           <w:tcPr>
-            <w:tcW w:type="dxa" w:w="2067"/>
+            <w:tcW w:type="dxa" w:w="1600"/>
             <w:tcBorders>
               <w:top w:val="single" w:color="BBBBBB" w:sz="1"/>
               <w:left w:val="single" w:color="BBBBBB" w:sz="1"/>
@@ -8912,7 +8912,7 @@
         </w:tc>
         <w:tc>
           <w:tcPr>
-            <w:tcW w:type="dxa" w:w="2067"/>
+            <w:tcW w:type="dxa" w:w="1600"/>
             <w:tcBorders>
               <w:top w:val="single" w:color="BBBBBB" w:sz="1"/>
               <w:left w:val="single" w:color="BBBBBB" w:sz="1"/>
@@ -8934,7 +8934,7 @@
         </w:tc>
         <w:tc>
           <w:tcPr>
-            <w:tcW w:type="dxa" w:w="2266"/>
+            <w:tcW w:type="dxa" w:w="1754"/>
             <w:tcBorders>
               <w:top w:val="single" w:color="BBBBBB" w:sz="1"/>
               <w:left w:val="single" w:color="BBBBBB" w:sz="1"/>
@@ -8956,7 +8956,7 @@
         </w:tc>
         <w:tc>
           <w:tcPr>
-            <w:tcW w:type="dxa" w:w="748"/>
+            <w:tcW w:type="dxa" w:w="2520"/>
             <w:tcBorders>
               <w:top w:val="single" w:color="BBBBBB" w:sz="1"/>
               <w:left w:val="single" w:color="BBBBBB" w:sz="1"/>
@@ -8983,7 +8983,7 @@
         </w:trPr>
         <w:tc>
           <w:tcPr>
-            <w:tcW w:type="dxa" w:w="1464"/>
+            <w:tcW w:type="dxa" w:w="1138"/>
             <w:tcBorders>
               <w:top w:val="single" w:color="BBBBBB" w:sz="1"/>
               <w:left w:val="single" w:color="BBBBBB" w:sz="1"/>
@@ -9027,7 +9027,7 @@
         </w:tc>
         <w:tc>
           <w:tcPr>
-            <w:tcW w:type="dxa" w:w="2067"/>
+            <w:tcW w:type="dxa" w:w="1600"/>
             <w:tcBorders>
               <w:top w:val="single" w:color="BBBBBB" w:sz="1"/>
               <w:left w:val="single" w:color="BBBBBB" w:sz="1"/>
@@ -9049,7 +9049,7 @@
         </w:tc>
         <w:tc>
           <w:tcPr>
-            <w:tcW w:type="dxa" w:w="2067"/>
+            <w:tcW w:type="dxa" w:w="1600"/>
             <w:tcBorders>
               <w:top w:val="single" w:color="BBBBBB" w:sz="1"/>
               <w:left w:val="single" w:color="BBBBBB" w:sz="1"/>
@@ -9071,7 +9071,7 @@
         </w:tc>
         <w:tc>
           <w:tcPr>
-            <w:tcW w:type="dxa" w:w="2266"/>
+            <w:tcW w:type="dxa" w:w="1754"/>
             <w:tcBorders>
               <w:top w:val="single" w:color="BBBBBB" w:sz="1"/>
               <w:left w:val="single" w:color="BBBBBB" w:sz="1"/>
@@ -9093,7 +9093,7 @@
         </w:tc>
         <w:tc>
           <w:tcPr>
-            <w:tcW w:type="dxa" w:w="748"/>
+            <w:tcW w:type="dxa" w:w="2520"/>
             <w:tcBorders>
               <w:top w:val="single" w:color="BBBBBB" w:sz="1"/>
               <w:left w:val="single" w:color="BBBBBB" w:sz="1"/>
@@ -9120,7 +9120,7 @@
         </w:trPr>
         <w:tc>
           <w:tcPr>
-            <w:tcW w:type="dxa" w:w="1464"/>
+            <w:tcW w:type="dxa" w:w="1138"/>
             <w:tcBorders>
               <w:top w:val="single" w:color="BBBBBB" w:sz="1"/>
               <w:left w:val="single" w:color="BBBBBB" w:sz="1"/>
@@ -9164,7 +9164,7 @@
         </w:tc>
         <w:tc>
           <w:tcPr>
-            <w:tcW w:type="dxa" w:w="2067"/>
+            <w:tcW w:type="dxa" w:w="1600"/>
             <w:tcBorders>
               <w:top w:val="single" w:color="BBBBBB" w:sz="1"/>
               <w:left w:val="single" w:color="BBBBBB" w:sz="1"/>
@@ -9186,7 +9186,7 @@
         </w:tc>
         <w:tc>
           <w:tcPr>
-            <w:tcW w:type="dxa" w:w="2067"/>
+            <w:tcW w:type="dxa" w:w="1600"/>
             <w:tcBorders>
               <w:top w:val="single" w:color="BBBBBB" w:sz="1"/>
               <w:left w:val="single" w:color="BBBBBB" w:sz="1"/>
@@ -9208,7 +9208,7 @@
         </w:tc>
         <w:tc>
           <w:tcPr>
-            <w:tcW w:type="dxa" w:w="2266"/>
+            <w:tcW w:type="dxa" w:w="1754"/>
             <w:tcBorders>
               <w:top w:val="single" w:color="BBBBBB" w:sz="1"/>
               <w:left w:val="single" w:color="BBBBBB" w:sz="1"/>
@@ -9230,7 +9230,7 @@
         </w:tc>
         <w:tc>
           <w:tcPr>
-            <w:tcW w:type="dxa" w:w="748"/>
+            <w:tcW w:type="dxa" w:w="2520"/>
             <w:tcBorders>
               <w:top w:val="single" w:color="BBBBBB" w:sz="1"/>
               <w:left w:val="single" w:color="BBBBBB" w:sz="1"/>
@@ -9257,7 +9257,7 @@
         </w:trPr>
         <w:tc>
           <w:tcPr>
-            <w:tcW w:type="dxa" w:w="1464"/>
+            <w:tcW w:type="dxa" w:w="1138"/>
             <w:tcBorders>
               <w:top w:val="single" w:color="BBBBBB" w:sz="1"/>
               <w:left w:val="single" w:color="BBBBBB" w:sz="1"/>
@@ -9301,7 +9301,7 @@
         </w:tc>
         <w:tc>
           <w:tcPr>
-            <w:tcW w:type="dxa" w:w="2067"/>
+            <w:tcW w:type="dxa" w:w="1600"/>
             <w:tcBorders>
               <w:top w:val="single" w:color="BBBBBB" w:sz="1"/>
               <w:left w:val="single" w:color="BBBBBB" w:sz="1"/>
@@ -9323,7 +9323,7 @@
         </w:tc>
         <w:tc>
           <w:tcPr>
-            <w:tcW w:type="dxa" w:w="2067"/>
+            <w:tcW w:type="dxa" w:w="1600"/>
             <w:tcBorders>
               <w:top w:val="single" w:color="BBBBBB" w:sz="1"/>
               <w:left w:val="single" w:color="BBBBBB" w:sz="1"/>
@@ -9345,7 +9345,7 @@
         </w:tc>
         <w:tc>
           <w:tcPr>
-            <w:tcW w:type="dxa" w:w="2266"/>
+            <w:tcW w:type="dxa" w:w="1754"/>
             <w:tcBorders>
               <w:top w:val="single" w:color="BBBBBB" w:sz="1"/>
               <w:left w:val="single" w:color="BBBBBB" w:sz="1"/>
@@ -9367,7 +9367,7 @@
         </w:tc>
         <w:tc>
           <w:tcPr>
-            <w:tcW w:type="dxa" w:w="748"/>
+            <w:tcW w:type="dxa" w:w="2520"/>
             <w:tcBorders>
               <w:top w:val="single" w:color="BBBBBB" w:sz="1"/>
               <w:left w:val="single" w:color="BBBBBB" w:sz="1"/>
@@ -9394,7 +9394,7 @@
         </w:trPr>
         <w:tc>
           <w:tcPr>
-            <w:tcW w:type="dxa" w:w="1464"/>
+            <w:tcW w:type="dxa" w:w="1138"/>
             <w:tcBorders>
               <w:top w:val="single" w:color="BBBBBB" w:sz="1"/>
               <w:left w:val="single" w:color="BBBBBB" w:sz="1"/>
@@ -9438,7 +9438,7 @@
         </w:tc>
         <w:tc>
           <w:tcPr>
-            <w:tcW w:type="dxa" w:w="2067"/>
+            <w:tcW w:type="dxa" w:w="1600"/>
             <w:tcBorders>
               <w:top w:val="single" w:color="BBBBBB" w:sz="1"/>
               <w:left w:val="single" w:color="BBBBBB" w:sz="1"/>
@@ -9460,7 +9460,7 @@
         </w:tc>
         <w:tc>
           <w:tcPr>
-            <w:tcW w:type="dxa" w:w="2067"/>
+            <w:tcW w:type="dxa" w:w="1600"/>
             <w:tcBorders>
               <w:top w:val="single" w:color="BBBBBB" w:sz="1"/>
               <w:left w:val="single" w:color="BBBBBB" w:sz="1"/>
@@ -9482,7 +9482,7 @@
         </w:tc>
         <w:tc>
           <w:tcPr>
-            <w:tcW w:type="dxa" w:w="2266"/>
+            <w:tcW w:type="dxa" w:w="1754"/>
             <w:tcBorders>
               <w:top w:val="single" w:color="BBBBBB" w:sz="1"/>
               <w:left w:val="single" w:color="BBBBBB" w:sz="1"/>
@@ -9504,7 +9504,7 @@
         </w:tc>
         <w:tc>
           <w:tcPr>
-            <w:tcW w:type="dxa" w:w="748"/>
+            <w:tcW w:type="dxa" w:w="2520"/>
             <w:tcBorders>
               <w:top w:val="single" w:color="BBBBBB" w:sz="1"/>
               <w:left w:val="single" w:color="BBBBBB" w:sz="1"/>
@@ -9531,7 +9531,7 @@
         </w:trPr>
         <w:tc>
           <w:tcPr>
-            <w:tcW w:type="dxa" w:w="1464"/>
+            <w:tcW w:type="dxa" w:w="1138"/>
             <w:tcBorders>
               <w:top w:val="single" w:color="BBBBBB" w:sz="1"/>
               <w:left w:val="single" w:color="BBBBBB" w:sz="1"/>
@@ -9575,7 +9575,7 @@
         </w:tc>
         <w:tc>
           <w:tcPr>
-            <w:tcW w:type="dxa" w:w="2067"/>
+            <w:tcW w:type="dxa" w:w="1600"/>
             <w:tcBorders>
               <w:top w:val="single" w:color="BBBBBB" w:sz="1"/>
               <w:left w:val="single" w:color="BBBBBB" w:sz="1"/>
@@ -9597,7 +9597,7 @@
         </w:tc>
         <w:tc>
           <w:tcPr>
-            <w:tcW w:type="dxa" w:w="2067"/>
+            <w:tcW w:type="dxa" w:w="1600"/>
             <w:tcBorders>
               <w:top w:val="single" w:color="BBBBBB" w:sz="1"/>
               <w:left w:val="single" w:color="BBBBBB" w:sz="1"/>
@@ -9619,7 +9619,7 @@
         </w:tc>
         <w:tc>
           <w:tcPr>
-            <w:tcW w:type="dxa" w:w="2266"/>
+            <w:tcW w:type="dxa" w:w="1754"/>
             <w:tcBorders>
               <w:top w:val="single" w:color="BBBBBB" w:sz="1"/>
               <w:left w:val="single" w:color="BBBBBB" w:sz="1"/>
@@ -9641,7 +9641,7 @@
         </w:tc>
         <w:tc>
           <w:tcPr>
-            <w:tcW w:type="dxa" w:w="748"/>
+            <w:tcW w:type="dxa" w:w="2520"/>
             <w:tcBorders>
               <w:top w:val="single" w:color="BBBBBB" w:sz="1"/>
               <w:left w:val="single" w:color="BBBBBB" w:sz="1"/>
@@ -9668,7 +9668,7 @@
         </w:trPr>
         <w:tc>
           <w:tcPr>
-            <w:tcW w:type="dxa" w:w="1464"/>
+            <w:tcW w:type="dxa" w:w="1138"/>
             <w:tcBorders>
               <w:top w:val="single" w:color="BBBBBB" w:sz="1"/>
               <w:left w:val="single" w:color="BBBBBB" w:sz="1"/>
@@ -9712,7 +9712,7 @@
         </w:tc>
         <w:tc>
           <w:tcPr>
-            <w:tcW w:type="dxa" w:w="2067"/>
+            <w:tcW w:type="dxa" w:w="1600"/>
             <w:tcBorders>
               <w:top w:val="single" w:color="BBBBBB" w:sz="1"/>
               <w:left w:val="single" w:color="BBBBBB" w:sz="1"/>
@@ -9734,7 +9734,7 @@
         </w:tc>
         <w:tc>
           <w:tcPr>
-            <w:tcW w:type="dxa" w:w="2067"/>
+            <w:tcW w:type="dxa" w:w="1600"/>
             <w:tcBorders>
               <w:top w:val="single" w:color="BBBBBB" w:sz="1"/>
               <w:left w:val="single" w:color="BBBBBB" w:sz="1"/>
@@ -9756,7 +9756,7 @@
         </w:tc>
         <w:tc>
           <w:tcPr>
-            <w:tcW w:type="dxa" w:w="2266"/>
+            <w:tcW w:type="dxa" w:w="1754"/>
             <w:tcBorders>
               <w:top w:val="single" w:color="BBBBBB" w:sz="1"/>
               <w:left w:val="single" w:color="BBBBBB" w:sz="1"/>
@@ -9778,23 +9778,23 @@
         </w:tc>
         <w:tc>
           <w:tcPr>
-            <w:tcW w:type="dxa" w:w="748"/>
-            <w:tcBorders>
-              <w:top w:val="single" w:color="BBBBBB" w:sz="1"/>
-              <w:left w:val="single" w:color="BBBBBB" w:sz="1"/>
-              <w:bottom w:val="single" w:color="BBBBBB" w:sz="1"/>
-              <w:right w:val="single" w:color="BBBBBB" w:sz="1"/>
-            </w:tcBorders>
-            <w:tcMar>
-              <w:top w:type="dxa" w:w="60"/>
-              <w:left w:type="dxa" w:w="100"/>
-              <w:bottom w:type="dxa" w:w="60"/>
-              <w:right w:type="dxa" w:w="100"/>
-            </w:tcMar>
-          </w:tcPr>
-          <w:p>
-            <w:r>
-              <w:t xml:space="preserve">未启动</w:t>
+            <w:tcW w:type="dxa" w:w="2520"/>
+            <w:tcBorders>
+              <w:top w:val="single" w:color="BBBBBB" w:sz="1"/>
+              <w:left w:val="single" w:color="BBBBBB" w:sz="1"/>
+              <w:bottom w:val="single" w:color="BBBBBB" w:sz="1"/>
+              <w:right w:val="single" w:color="BBBBBB" w:sz="1"/>
+            </w:tcBorders>
+            <w:tcMar>
+              <w:top w:type="dxa" w:w="60"/>
+              <w:left w:type="dxa" w:w="100"/>
+              <w:bottom w:type="dxa" w:w="60"/>
+              <w:right w:type="dxa" w:w="100"/>
+            </w:tcMar>
+          </w:tcPr>
+          <w:p>
+            <w:r>
+              <w:t xml:space="preserve">已关闭（验收通过）</w:t>
             </w:r>
           </w:p>
         </w:tc>
@@ -9805,7 +9805,7 @@
         </w:trPr>
         <w:tc>
           <w:tcPr>
-            <w:tcW w:type="dxa" w:w="1464"/>
+            <w:tcW w:type="dxa" w:w="1138"/>
             <w:tcBorders>
               <w:top w:val="single" w:color="BBBBBB" w:sz="1"/>
               <w:left w:val="single" w:color="BBBBBB" w:sz="1"/>
@@ -9849,7 +9849,7 @@
         </w:tc>
         <w:tc>
           <w:tcPr>
-            <w:tcW w:type="dxa" w:w="2067"/>
+            <w:tcW w:type="dxa" w:w="1600"/>
             <w:tcBorders>
               <w:top w:val="single" w:color="BBBBBB" w:sz="1"/>
               <w:left w:val="single" w:color="BBBBBB" w:sz="1"/>
@@ -9871,7 +9871,7 @@
         </w:tc>
         <w:tc>
           <w:tcPr>
-            <w:tcW w:type="dxa" w:w="2067"/>
+            <w:tcW w:type="dxa" w:w="1600"/>
             <w:tcBorders>
               <w:top w:val="single" w:color="BBBBBB" w:sz="1"/>
               <w:left w:val="single" w:color="BBBBBB" w:sz="1"/>
@@ -9893,7 +9893,7 @@
         </w:tc>
         <w:tc>
           <w:tcPr>
-            <w:tcW w:type="dxa" w:w="2266"/>
+            <w:tcW w:type="dxa" w:w="1754"/>
             <w:tcBorders>
               <w:top w:val="single" w:color="BBBBBB" w:sz="1"/>
               <w:left w:val="single" w:color="BBBBBB" w:sz="1"/>
@@ -9915,7 +9915,7 @@
         </w:tc>
         <w:tc>
           <w:tcPr>
-            <w:tcW w:type="dxa" w:w="748"/>
+            <w:tcW w:type="dxa" w:w="2520"/>
             <w:tcBorders>
               <w:top w:val="single" w:color="BBBBBB" w:sz="1"/>
               <w:left w:val="single" w:color="BBBBBB" w:sz="1"/>
@@ -9942,7 +9942,7 @@
         </w:trPr>
         <w:tc>
           <w:tcPr>
-            <w:tcW w:type="dxa" w:w="1464"/>
+            <w:tcW w:type="dxa" w:w="1138"/>
             <w:tcBorders>
               <w:top w:val="single" w:color="BBBBBB" w:sz="1"/>
               <w:left w:val="single" w:color="BBBBBB" w:sz="1"/>
@@ -9986,7 +9986,7 @@
         </w:tc>
         <w:tc>
           <w:tcPr>
-            <w:tcW w:type="dxa" w:w="2067"/>
+            <w:tcW w:type="dxa" w:w="1600"/>
             <w:tcBorders>
               <w:top w:val="single" w:color="BBBBBB" w:sz="1"/>
               <w:left w:val="single" w:color="BBBBBB" w:sz="1"/>
@@ -10008,7 +10008,7 @@
         </w:tc>
         <w:tc>
           <w:tcPr>
-            <w:tcW w:type="dxa" w:w="2067"/>
+            <w:tcW w:type="dxa" w:w="1600"/>
             <w:tcBorders>
               <w:top w:val="single" w:color="BBBBBB" w:sz="1"/>
               <w:left w:val="single" w:color="BBBBBB" w:sz="1"/>
@@ -10030,7 +10030,7 @@
         </w:tc>
         <w:tc>
           <w:tcPr>
-            <w:tcW w:type="dxa" w:w="2266"/>
+            <w:tcW w:type="dxa" w:w="1754"/>
             <w:tcBorders>
               <w:top w:val="single" w:color="BBBBBB" w:sz="1"/>
               <w:left w:val="single" w:color="BBBBBB" w:sz="1"/>
@@ -10052,7 +10052,7 @@
         </w:tc>
         <w:tc>
           <w:tcPr>
-            <w:tcW w:type="dxa" w:w="748"/>
+            <w:tcW w:type="dxa" w:w="2520"/>
             <w:tcBorders>
               <w:top w:val="single" w:color="BBBBBB" w:sz="1"/>
               <w:left w:val="single" w:color="BBBBBB" w:sz="1"/>
@@ -10079,7 +10079,7 @@
         </w:trPr>
         <w:tc>
           <w:tcPr>
-            <w:tcW w:type="dxa" w:w="1464"/>
+            <w:tcW w:type="dxa" w:w="1138"/>
             <w:tcBorders>
               <w:top w:val="single" w:color="BBBBBB" w:sz="1"/>
               <w:left w:val="single" w:color="BBBBBB" w:sz="1"/>
@@ -10123,7 +10123,7 @@
         </w:tc>
         <w:tc>
           <w:tcPr>
-            <w:tcW w:type="dxa" w:w="2067"/>
+            <w:tcW w:type="dxa" w:w="1600"/>
             <w:tcBorders>
               <w:top w:val="single" w:color="BBBBBB" w:sz="1"/>
               <w:left w:val="single" w:color="BBBBBB" w:sz="1"/>
@@ -10145,7 +10145,7 @@
         </w:tc>
         <w:tc>
           <w:tcPr>
-            <w:tcW w:type="dxa" w:w="2067"/>
+            <w:tcW w:type="dxa" w:w="1600"/>
             <w:tcBorders>
               <w:top w:val="single" w:color="BBBBBB" w:sz="1"/>
               <w:left w:val="single" w:color="BBBBBB" w:sz="1"/>
@@ -10167,7 +10167,7 @@
         </w:tc>
         <w:tc>
           <w:tcPr>
-            <w:tcW w:type="dxa" w:w="2266"/>
+            <w:tcW w:type="dxa" w:w="1754"/>
             <w:tcBorders>
               <w:top w:val="single" w:color="BBBBBB" w:sz="1"/>
               <w:left w:val="single" w:color="BBBBBB" w:sz="1"/>
@@ -10189,7 +10189,7 @@
         </w:tc>
         <w:tc>
           <w:tcPr>
-            <w:tcW w:type="dxa" w:w="748"/>
+            <w:tcW w:type="dxa" w:w="2520"/>
             <w:tcBorders>
               <w:top w:val="single" w:color="BBBBBB" w:sz="1"/>
               <w:left w:val="single" w:color="BBBBBB" w:sz="1"/>
@@ -10216,7 +10216,7 @@
         </w:trPr>
         <w:tc>
           <w:tcPr>
-            <w:tcW w:type="dxa" w:w="1464"/>
+            <w:tcW w:type="dxa" w:w="1138"/>
             <w:tcBorders>
               <w:top w:val="single" w:color="BBBBBB" w:sz="1"/>
               <w:left w:val="single" w:color="BBBBBB" w:sz="1"/>
@@ -10260,7 +10260,7 @@
         </w:tc>
         <w:tc>
           <w:tcPr>
-            <w:tcW w:type="dxa" w:w="2067"/>
+            <w:tcW w:type="dxa" w:w="1600"/>
             <w:tcBorders>
               <w:top w:val="single" w:color="BBBBBB" w:sz="1"/>
               <w:left w:val="single" w:color="BBBBBB" w:sz="1"/>
@@ -10282,7 +10282,7 @@
         </w:tc>
         <w:tc>
           <w:tcPr>
-            <w:tcW w:type="dxa" w:w="2067"/>
+            <w:tcW w:type="dxa" w:w="1600"/>
             <w:tcBorders>
               <w:top w:val="single" w:color="BBBBBB" w:sz="1"/>
               <w:left w:val="single" w:color="BBBBBB" w:sz="1"/>
@@ -10304,7 +10304,7 @@
         </w:tc>
         <w:tc>
           <w:tcPr>
-            <w:tcW w:type="dxa" w:w="2266"/>
+            <w:tcW w:type="dxa" w:w="1754"/>
             <w:tcBorders>
               <w:top w:val="single" w:color="BBBBBB" w:sz="1"/>
               <w:left w:val="single" w:color="BBBBBB" w:sz="1"/>
@@ -10326,7 +10326,7 @@
         </w:tc>
         <w:tc>
           <w:tcPr>
-            <w:tcW w:type="dxa" w:w="748"/>
+            <w:tcW w:type="dxa" w:w="2520"/>
             <w:tcBorders>
               <w:top w:val="single" w:color="BBBBBB" w:sz="1"/>
               <w:left w:val="single" w:color="BBBBBB" w:sz="1"/>
@@ -10353,7 +10353,7 @@
         </w:trPr>
         <w:tc>
           <w:tcPr>
-            <w:tcW w:type="dxa" w:w="1464"/>
+            <w:tcW w:type="dxa" w:w="1138"/>
             <w:tcBorders>
               <w:top w:val="single" w:color="BBBBBB" w:sz="1"/>
               <w:left w:val="single" w:color="BBBBBB" w:sz="1"/>
@@ -10397,7 +10397,7 @@
         </w:tc>
         <w:tc>
           <w:tcPr>
-            <w:tcW w:type="dxa" w:w="2067"/>
+            <w:tcW w:type="dxa" w:w="1600"/>
             <w:tcBorders>
               <w:top w:val="single" w:color="BBBBBB" w:sz="1"/>
               <w:left w:val="single" w:color="BBBBBB" w:sz="1"/>
@@ -10419,7 +10419,7 @@
         </w:tc>
         <w:tc>
           <w:tcPr>
-            <w:tcW w:type="dxa" w:w="2067"/>
+            <w:tcW w:type="dxa" w:w="1600"/>
             <w:tcBorders>
               <w:top w:val="single" w:color="BBBBBB" w:sz="1"/>
               <w:left w:val="single" w:color="BBBBBB" w:sz="1"/>
@@ -10441,7 +10441,7 @@
         </w:tc>
         <w:tc>
           <w:tcPr>
-            <w:tcW w:type="dxa" w:w="2266"/>
+            <w:tcW w:type="dxa" w:w="1754"/>
             <w:tcBorders>
               <w:top w:val="single" w:color="BBBBBB" w:sz="1"/>
               <w:left w:val="single" w:color="BBBBBB" w:sz="1"/>
@@ -10463,7 +10463,7 @@
         </w:tc>
         <w:tc>
           <w:tcPr>
-            <w:tcW w:type="dxa" w:w="748"/>
+            <w:tcW w:type="dxa" w:w="2520"/>
             <w:tcBorders>
               <w:top w:val="single" w:color="BBBBBB" w:sz="1"/>
               <w:left w:val="single" w:color="BBBBBB" w:sz="1"/>
@@ -10490,7 +10490,7 @@
         </w:trPr>
         <w:tc>
           <w:tcPr>
-            <w:tcW w:type="dxa" w:w="1464"/>
+            <w:tcW w:type="dxa" w:w="1138"/>
             <w:tcBorders>
               <w:top w:val="single" w:color="BBBBBB" w:sz="1"/>
               <w:left w:val="single" w:color="BBBBBB" w:sz="1"/>
@@ -10534,7 +10534,7 @@
         </w:tc>
         <w:tc>
           <w:tcPr>
-            <w:tcW w:type="dxa" w:w="2067"/>
+            <w:tcW w:type="dxa" w:w="1600"/>
             <w:tcBorders>
               <w:top w:val="single" w:color="BBBBBB" w:sz="1"/>
               <w:left w:val="single" w:color="BBBBBB" w:sz="1"/>
@@ -10556,7 +10556,7 @@
         </w:tc>
         <w:tc>
           <w:tcPr>
-            <w:tcW w:type="dxa" w:w="2067"/>
+            <w:tcW w:type="dxa" w:w="1600"/>
             <w:tcBorders>
               <w:top w:val="single" w:color="BBBBBB" w:sz="1"/>
               <w:left w:val="single" w:color="BBBBBB" w:sz="1"/>
@@ -10578,7 +10578,7 @@
         </w:tc>
         <w:tc>
           <w:tcPr>
-            <w:tcW w:type="dxa" w:w="2266"/>
+            <w:tcW w:type="dxa" w:w="1754"/>
             <w:tcBorders>
               <w:top w:val="single" w:color="BBBBBB" w:sz="1"/>
               <w:left w:val="single" w:color="BBBBBB" w:sz="1"/>
@@ -10600,7 +10600,7 @@
         </w:tc>
         <w:tc>
           <w:tcPr>
-            <w:tcW w:type="dxa" w:w="748"/>
+            <w:tcW w:type="dxa" w:w="2520"/>
             <w:tcBorders>
               <w:top w:val="single" w:color="BBBBBB" w:sz="1"/>
               <w:left w:val="single" w:color="BBBBBB" w:sz="1"/>
@@ -10627,7 +10627,7 @@
         </w:trPr>
         <w:tc>
           <w:tcPr>
-            <w:tcW w:type="dxa" w:w="1464"/>
+            <w:tcW w:type="dxa" w:w="1138"/>
             <w:tcBorders>
               <w:top w:val="single" w:color="BBBBBB" w:sz="1"/>
               <w:left w:val="single" w:color="BBBBBB" w:sz="1"/>
@@ -10671,7 +10671,7 @@
         </w:tc>
         <w:tc>
           <w:tcPr>
-            <w:tcW w:type="dxa" w:w="2067"/>
+            <w:tcW w:type="dxa" w:w="1600"/>
             <w:tcBorders>
               <w:top w:val="single" w:color="BBBBBB" w:sz="1"/>
               <w:left w:val="single" w:color="BBBBBB" w:sz="1"/>
@@ -10693,7 +10693,7 @@
         </w:tc>
         <w:tc>
           <w:tcPr>
-            <w:tcW w:type="dxa" w:w="2067"/>
+            <w:tcW w:type="dxa" w:w="1600"/>
             <w:tcBorders>
               <w:top w:val="single" w:color="BBBBBB" w:sz="1"/>
               <w:left w:val="single" w:color="BBBBBB" w:sz="1"/>
@@ -10715,7 +10715,7 @@
         </w:tc>
         <w:tc>
           <w:tcPr>
-            <w:tcW w:type="dxa" w:w="2266"/>
+            <w:tcW w:type="dxa" w:w="1754"/>
             <w:tcBorders>
               <w:top w:val="single" w:color="BBBBBB" w:sz="1"/>
               <w:left w:val="single" w:color="BBBBBB" w:sz="1"/>
@@ -10737,23 +10737,23 @@
         </w:tc>
         <w:tc>
           <w:tcPr>
-            <w:tcW w:type="dxa" w:w="748"/>
-            <w:tcBorders>
-              <w:top w:val="single" w:color="BBBBBB" w:sz="1"/>
-              <w:left w:val="single" w:color="BBBBBB" w:sz="1"/>
-              <w:bottom w:val="single" w:color="BBBBBB" w:sz="1"/>
-              <w:right w:val="single" w:color="BBBBBB" w:sz="1"/>
-            </w:tcBorders>
-            <w:tcMar>
-              <w:top w:type="dxa" w:w="60"/>
-              <w:left w:type="dxa" w:w="100"/>
-              <w:bottom w:type="dxa" w:w="60"/>
-              <w:right w:type="dxa" w:w="100"/>
-            </w:tcMar>
-          </w:tcPr>
-          <w:p>
-            <w:r>
-              <w:t xml:space="preserve">未启动</w:t>
+            <w:tcW w:type="dxa" w:w="2520"/>
+            <w:tcBorders>
+              <w:top w:val="single" w:color="BBBBBB" w:sz="1"/>
+              <w:left w:val="single" w:color="BBBBBB" w:sz="1"/>
+              <w:bottom w:val="single" w:color="BBBBBB" w:sz="1"/>
+              <w:right w:val="single" w:color="BBBBBB" w:sz="1"/>
+            </w:tcBorders>
+            <w:tcMar>
+              <w:top w:type="dxa" w:w="60"/>
+              <w:left w:type="dxa" w:w="100"/>
+              <w:bottom w:type="dxa" w:w="60"/>
+              <w:right w:type="dxa" w:w="100"/>
+            </w:tcMar>
+          </w:tcPr>
+          <w:p>
+            <w:r>
+              <w:t xml:space="preserve">已修复（待 100 次切页验收）</w:t>
             </w:r>
           </w:p>
         </w:tc>
@@ -10764,7 +10764,7 @@
         </w:trPr>
         <w:tc>
           <w:tcPr>
-            <w:tcW w:type="dxa" w:w="1464"/>
+            <w:tcW w:type="dxa" w:w="1138"/>
             <w:tcBorders>
               <w:top w:val="single" w:color="BBBBBB" w:sz="1"/>
               <w:left w:val="single" w:color="BBBBBB" w:sz="1"/>
@@ -10808,7 +10808,7 @@
         </w:tc>
         <w:tc>
           <w:tcPr>
-            <w:tcW w:type="dxa" w:w="2067"/>
+            <w:tcW w:type="dxa" w:w="1600"/>
             <w:tcBorders>
               <w:top w:val="single" w:color="BBBBBB" w:sz="1"/>
               <w:left w:val="single" w:color="BBBBBB" w:sz="1"/>
@@ -10830,7 +10830,7 @@
         </w:tc>
         <w:tc>
           <w:tcPr>
-            <w:tcW w:type="dxa" w:w="2067"/>
+            <w:tcW w:type="dxa" w:w="1600"/>
             <w:tcBorders>
               <w:top w:val="single" w:color="BBBBBB" w:sz="1"/>
               <w:left w:val="single" w:color="BBBBBB" w:sz="1"/>
@@ -10852,7 +10852,7 @@
         </w:tc>
         <w:tc>
           <w:tcPr>
-            <w:tcW w:type="dxa" w:w="2266"/>
+            <w:tcW w:type="dxa" w:w="1754"/>
             <w:tcBorders>
               <w:top w:val="single" w:color="BBBBBB" w:sz="1"/>
               <w:left w:val="single" w:color="BBBBBB" w:sz="1"/>
@@ -10874,7 +10874,7 @@
         </w:tc>
         <w:tc>
           <w:tcPr>
-            <w:tcW w:type="dxa" w:w="748"/>
+            <w:tcW w:type="dxa" w:w="2520"/>
             <w:tcBorders>
               <w:top w:val="single" w:color="BBBBBB" w:sz="1"/>
               <w:left w:val="single" w:color="BBBBBB" w:sz="1"/>
@@ -10901,7 +10901,7 @@
         </w:trPr>
         <w:tc>
           <w:tcPr>
-            <w:tcW w:type="dxa" w:w="1464"/>
+            <w:tcW w:type="dxa" w:w="1138"/>
             <w:tcBorders>
               <w:top w:val="single" w:color="BBBBBB" w:sz="1"/>
               <w:left w:val="single" w:color="BBBBBB" w:sz="1"/>
@@ -10945,7 +10945,7 @@
         </w:tc>
         <w:tc>
           <w:tcPr>
-            <w:tcW w:type="dxa" w:w="2067"/>
+            <w:tcW w:type="dxa" w:w="1600"/>
             <w:tcBorders>
               <w:top w:val="single" w:color="BBBBBB" w:sz="1"/>
               <w:left w:val="single" w:color="BBBBBB" w:sz="1"/>
@@ -10967,7 +10967,7 @@
         </w:tc>
         <w:tc>
           <w:tcPr>
-            <w:tcW w:type="dxa" w:w="2067"/>
+            <w:tcW w:type="dxa" w:w="1600"/>
             <w:tcBorders>
               <w:top w:val="single" w:color="BBBBBB" w:sz="1"/>
               <w:left w:val="single" w:color="BBBBBB" w:sz="1"/>
@@ -10989,7 +10989,7 @@
         </w:tc>
         <w:tc>
           <w:tcPr>
-            <w:tcW w:type="dxa" w:w="2266"/>
+            <w:tcW w:type="dxa" w:w="1754"/>
             <w:tcBorders>
               <w:top w:val="single" w:color="BBBBBB" w:sz="1"/>
               <w:left w:val="single" w:color="BBBBBB" w:sz="1"/>
@@ -11011,7 +11011,7 @@
         </w:tc>
         <w:tc>
           <w:tcPr>
-            <w:tcW w:type="dxa" w:w="748"/>
+            <w:tcW w:type="dxa" w:w="2520"/>
             <w:tcBorders>
               <w:top w:val="single" w:color="BBBBBB" w:sz="1"/>
               <w:left w:val="single" w:color="BBBBBB" w:sz="1"/>
@@ -11038,7 +11038,7 @@
         </w:trPr>
         <w:tc>
           <w:tcPr>
-            <w:tcW w:type="dxa" w:w="1464"/>
+            <w:tcW w:type="dxa" w:w="1138"/>
             <w:tcBorders>
               <w:top w:val="single" w:color="BBBBBB" w:sz="1"/>
               <w:left w:val="single" w:color="BBBBBB" w:sz="1"/>
@@ -11082,7 +11082,7 @@
         </w:tc>
         <w:tc>
           <w:tcPr>
-            <w:tcW w:type="dxa" w:w="2067"/>
+            <w:tcW w:type="dxa" w:w="1600"/>
             <w:tcBorders>
               <w:top w:val="single" w:color="BBBBBB" w:sz="1"/>
               <w:left w:val="single" w:color="BBBBBB" w:sz="1"/>
@@ -11104,7 +11104,7 @@
         </w:tc>
         <w:tc>
           <w:tcPr>
-            <w:tcW w:type="dxa" w:w="2067"/>
+            <w:tcW w:type="dxa" w:w="1600"/>
             <w:tcBorders>
               <w:top w:val="single" w:color="BBBBBB" w:sz="1"/>
               <w:left w:val="single" w:color="BBBBBB" w:sz="1"/>
@@ -11126,7 +11126,7 @@
         </w:tc>
         <w:tc>
           <w:tcPr>
-            <w:tcW w:type="dxa" w:w="2266"/>
+            <w:tcW w:type="dxa" w:w="1754"/>
             <w:tcBorders>
               <w:top w:val="single" w:color="BBBBBB" w:sz="1"/>
               <w:left w:val="single" w:color="BBBBBB" w:sz="1"/>
@@ -11148,7 +11148,7 @@
         </w:tc>
         <w:tc>
           <w:tcPr>
-            <w:tcW w:type="dxa" w:w="748"/>
+            <w:tcW w:type="dxa" w:w="2520"/>
             <w:tcBorders>
               <w:top w:val="single" w:color="BBBBBB" w:sz="1"/>
               <w:left w:val="single" w:color="BBBBBB" w:sz="1"/>
@@ -11175,7 +11175,7 @@
         </w:trPr>
         <w:tc>
           <w:tcPr>
-            <w:tcW w:type="dxa" w:w="1464"/>
+            <w:tcW w:type="dxa" w:w="1138"/>
             <w:tcBorders>
               <w:top w:val="single" w:color="BBBBBB" w:sz="1"/>
               <w:left w:val="single" w:color="BBBBBB" w:sz="1"/>
@@ -11219,7 +11219,7 @@
         </w:tc>
         <w:tc>
           <w:tcPr>
-            <w:tcW w:type="dxa" w:w="2067"/>
+            <w:tcW w:type="dxa" w:w="1600"/>
             <w:tcBorders>
               <w:top w:val="single" w:color="BBBBBB" w:sz="1"/>
               <w:left w:val="single" w:color="BBBBBB" w:sz="1"/>
@@ -11241,7 +11241,7 @@
         </w:tc>
         <w:tc>
           <w:tcPr>
-            <w:tcW w:type="dxa" w:w="2067"/>
+            <w:tcW w:type="dxa" w:w="1600"/>
             <w:tcBorders>
               <w:top w:val="single" w:color="BBBBBB" w:sz="1"/>
               <w:left w:val="single" w:color="BBBBBB" w:sz="1"/>
@@ -11263,7 +11263,7 @@
         </w:tc>
         <w:tc>
           <w:tcPr>
-            <w:tcW w:type="dxa" w:w="2266"/>
+            <w:tcW w:type="dxa" w:w="1754"/>
             <w:tcBorders>
               <w:top w:val="single" w:color="BBBBBB" w:sz="1"/>
               <w:left w:val="single" w:color="BBBBBB" w:sz="1"/>
@@ -11285,7 +11285,7 @@
         </w:tc>
         <w:tc>
           <w:tcPr>
-            <w:tcW w:type="dxa" w:w="748"/>
+            <w:tcW w:type="dxa" w:w="2520"/>
             <w:tcBorders>
               <w:top w:val="single" w:color="BBBBBB" w:sz="1"/>
               <w:left w:val="single" w:color="BBBBBB" w:sz="1"/>
@@ -11312,7 +11312,7 @@
         </w:trPr>
         <w:tc>
           <w:tcPr>
-            <w:tcW w:type="dxa" w:w="1464"/>
+            <w:tcW w:type="dxa" w:w="1138"/>
             <w:tcBorders>
               <w:top w:val="single" w:color="BBBBBB" w:sz="1"/>
               <w:left w:val="single" w:color="BBBBBB" w:sz="1"/>
@@ -11356,7 +11356,7 @@
         </w:tc>
         <w:tc>
           <w:tcPr>
-            <w:tcW w:type="dxa" w:w="2067"/>
+            <w:tcW w:type="dxa" w:w="1600"/>
             <w:tcBorders>
               <w:top w:val="single" w:color="BBBBBB" w:sz="1"/>
               <w:left w:val="single" w:color="BBBBBB" w:sz="1"/>
@@ -11378,7 +11378,7 @@
         </w:tc>
         <w:tc>
           <w:tcPr>
-            <w:tcW w:type="dxa" w:w="2067"/>
+            <w:tcW w:type="dxa" w:w="1600"/>
             <w:tcBorders>
               <w:top w:val="single" w:color="BBBBBB" w:sz="1"/>
               <w:left w:val="single" w:color="BBBBBB" w:sz="1"/>
@@ -11400,7 +11400,7 @@
         </w:tc>
         <w:tc>
           <w:tcPr>
-            <w:tcW w:type="dxa" w:w="2266"/>
+            <w:tcW w:type="dxa" w:w="1754"/>
             <w:tcBorders>
               <w:top w:val="single" w:color="BBBBBB" w:sz="1"/>
               <w:left w:val="single" w:color="BBBBBB" w:sz="1"/>
@@ -11422,7 +11422,7 @@
         </w:tc>
         <w:tc>
           <w:tcPr>
-            <w:tcW w:type="dxa" w:w="748"/>
+            <w:tcW w:type="dxa" w:w="2520"/>
             <w:tcBorders>
               <w:top w:val="single" w:color="BBBBBB" w:sz="1"/>
               <w:left w:val="single" w:color="BBBBBB" w:sz="1"/>
@@ -11744,7 +11744,7 @@
           </w:tcPr>
           <w:p>
             <w:r>
-              <w:t xml:space="preserve">Web 摊分逐人取整</w:t>
+              <w:t xml:space="preserve">Web 摊分逐人取整（勘误）</w:t>
             </w:r>
           </w:p>
         </w:tc>
@@ -11766,7 +11766,17 @@
           </w:tcPr>
           <w:p>
             <w:r>
-              <w:t xml:space="preserve">读 `split.ts:38` `Math.round(amount*w/totalW)` 逐人四舍五入；原生 `LedgerModel.swift:34` 注释"余数给最后一人"。结论：Web 合计可能差 1 分</w:t>
+              <w:t xml:space="preserve">初稿仅 grep 到 `split.ts:38` 的 `Math.round` 即下结论"合计差 1 分"——复核全函数发现 `split.ts:35-36` 本有"最后一人吸收余数"，</w:t>
+            </w:r>
+            <w:r>
+              <w:rPr>
+                <w:b/>
+                <w:bCs/>
+              </w:rPr>
+              <w:t xml:space="preserve">总额恒守恒</w:t>
+            </w:r>
+            <w:r>
+              <w:t xml:space="preserve">；真实差异是非末位成员 Math.round vs 原生整除导致逐人金额可不同（50÷4 案例）。已改 Web 为 Math.floor，esbuild 编译真实 split.ts 与原生算法 11 组除不尽金额逐人比对全等</w:t>
             </w:r>
           </w:p>
         </w:tc>

--- a/docs/requirements/TrailMate-Gap分析与演进规划-v1.0.docx
+++ b/docs/requirements/TrailMate-Gap分析与演进规划-v1.0.docx
@@ -8529,12 +8529,12 @@
         </w:tblBorders>
       </w:tblPr>
       <w:tblGrid>
-        <w:gridCol w:w="1138"/>
+        <w:gridCol w:w="1031"/>
         <w:gridCol w:w="748"/>
-        <w:gridCol w:w="1600"/>
-        <w:gridCol w:w="1600"/>
-        <w:gridCol w:w="1754"/>
-        <w:gridCol w:w="2520"/>
+        <w:gridCol w:w="1446"/>
+        <w:gridCol w:w="1446"/>
+        <w:gridCol w:w="1584"/>
+        <w:gridCol w:w="3105"/>
       </w:tblGrid>
       <w:tr>
         <w:trPr>
@@ -8542,7 +8542,7 @@
         </w:trPr>
         <w:tc>
           <w:tcPr>
-            <w:tcW w:type="dxa" w:w="1138"/>
+            <w:tcW w:type="dxa" w:w="1031"/>
             <w:tcBorders>
               <w:top w:val="single" w:color="BBBBBB" w:sz="1"/>
               <w:left w:val="single" w:color="BBBBBB" w:sz="1"/>
@@ -8596,7 +8596,7 @@
         </w:tc>
         <w:tc>
           <w:tcPr>
-            <w:tcW w:type="dxa" w:w="1600"/>
+            <w:tcW w:type="dxa" w:w="1446"/>
             <w:tcBorders>
               <w:top w:val="single" w:color="BBBBBB" w:sz="1"/>
               <w:left w:val="single" w:color="BBBBBB" w:sz="1"/>
@@ -8623,7 +8623,7 @@
         </w:tc>
         <w:tc>
           <w:tcPr>
-            <w:tcW w:type="dxa" w:w="1600"/>
+            <w:tcW w:type="dxa" w:w="1446"/>
             <w:tcBorders>
               <w:top w:val="single" w:color="BBBBBB" w:sz="1"/>
               <w:left w:val="single" w:color="BBBBBB" w:sz="1"/>
@@ -8650,7 +8650,7 @@
         </w:tc>
         <w:tc>
           <w:tcPr>
-            <w:tcW w:type="dxa" w:w="1754"/>
+            <w:tcW w:type="dxa" w:w="1584"/>
             <w:tcBorders>
               <w:top w:val="single" w:color="BBBBBB" w:sz="1"/>
               <w:left w:val="single" w:color="BBBBBB" w:sz="1"/>
@@ -8677,7 +8677,7 @@
         </w:tc>
         <w:tc>
           <w:tcPr>
-            <w:tcW w:type="dxa" w:w="2520"/>
+            <w:tcW w:type="dxa" w:w="3105"/>
             <w:tcBorders>
               <w:top w:val="single" w:color="BBBBBB" w:sz="1"/>
               <w:left w:val="single" w:color="BBBBBB" w:sz="1"/>
@@ -8709,7 +8709,7 @@
         </w:trPr>
         <w:tc>
           <w:tcPr>
-            <w:tcW w:type="dxa" w:w="1138"/>
+            <w:tcW w:type="dxa" w:w="1031"/>
             <w:tcBorders>
               <w:top w:val="single" w:color="BBBBBB" w:sz="1"/>
               <w:left w:val="single" w:color="BBBBBB" w:sz="1"/>
@@ -8753,7 +8753,7 @@
         </w:tc>
         <w:tc>
           <w:tcPr>
-            <w:tcW w:type="dxa" w:w="1600"/>
+            <w:tcW w:type="dxa" w:w="1446"/>
             <w:tcBorders>
               <w:top w:val="single" w:color="BBBBBB" w:sz="1"/>
               <w:left w:val="single" w:color="BBBBBB" w:sz="1"/>
@@ -8775,7 +8775,7 @@
         </w:tc>
         <w:tc>
           <w:tcPr>
-            <w:tcW w:type="dxa" w:w="1600"/>
+            <w:tcW w:type="dxa" w:w="1446"/>
             <w:tcBorders>
               <w:top w:val="single" w:color="BBBBBB" w:sz="1"/>
               <w:left w:val="single" w:color="BBBBBB" w:sz="1"/>
@@ -8797,7 +8797,7 @@
         </w:tc>
         <w:tc>
           <w:tcPr>
-            <w:tcW w:type="dxa" w:w="1754"/>
+            <w:tcW w:type="dxa" w:w="1584"/>
             <w:tcBorders>
               <w:top w:val="single" w:color="BBBBBB" w:sz="1"/>
               <w:left w:val="single" w:color="BBBBBB" w:sz="1"/>
@@ -8819,7 +8819,7 @@
         </w:tc>
         <w:tc>
           <w:tcPr>
-            <w:tcW w:type="dxa" w:w="2520"/>
+            <w:tcW w:type="dxa" w:w="3105"/>
             <w:tcBorders>
               <w:top w:val="single" w:color="BBBBBB" w:sz="1"/>
               <w:left w:val="single" w:color="BBBBBB" w:sz="1"/>
@@ -8846,7 +8846,7 @@
         </w:trPr>
         <w:tc>
           <w:tcPr>
-            <w:tcW w:type="dxa" w:w="1138"/>
+            <w:tcW w:type="dxa" w:w="1031"/>
             <w:tcBorders>
               <w:top w:val="single" w:color="BBBBBB" w:sz="1"/>
               <w:left w:val="single" w:color="BBBBBB" w:sz="1"/>
@@ -8890,7 +8890,7 @@
         </w:tc>
         <w:tc>
           <w:tcPr>
-            <w:tcW w:type="dxa" w:w="1600"/>
+            <w:tcW w:type="dxa" w:w="1446"/>
             <w:tcBorders>
               <w:top w:val="single" w:color="BBBBBB" w:sz="1"/>
               <w:left w:val="single" w:color="BBBBBB" w:sz="1"/>
@@ -8912,7 +8912,7 @@
         </w:tc>
         <w:tc>
           <w:tcPr>
-            <w:tcW w:type="dxa" w:w="1600"/>
+            <w:tcW w:type="dxa" w:w="1446"/>
             <w:tcBorders>
               <w:top w:val="single" w:color="BBBBBB" w:sz="1"/>
               <w:left w:val="single" w:color="BBBBBB" w:sz="1"/>
@@ -8934,7 +8934,7 @@
         </w:tc>
         <w:tc>
           <w:tcPr>
-            <w:tcW w:type="dxa" w:w="1754"/>
+            <w:tcW w:type="dxa" w:w="1584"/>
             <w:tcBorders>
               <w:top w:val="single" w:color="BBBBBB" w:sz="1"/>
               <w:left w:val="single" w:color="BBBBBB" w:sz="1"/>
@@ -8956,7 +8956,7 @@
         </w:tc>
         <w:tc>
           <w:tcPr>
-            <w:tcW w:type="dxa" w:w="2520"/>
+            <w:tcW w:type="dxa" w:w="3105"/>
             <w:tcBorders>
               <w:top w:val="single" w:color="BBBBBB" w:sz="1"/>
               <w:left w:val="single" w:color="BBBBBB" w:sz="1"/>
@@ -8983,7 +8983,7 @@
         </w:trPr>
         <w:tc>
           <w:tcPr>
-            <w:tcW w:type="dxa" w:w="1138"/>
+            <w:tcW w:type="dxa" w:w="1031"/>
             <w:tcBorders>
               <w:top w:val="single" w:color="BBBBBB" w:sz="1"/>
               <w:left w:val="single" w:color="BBBBBB" w:sz="1"/>
@@ -9027,7 +9027,7 @@
         </w:tc>
         <w:tc>
           <w:tcPr>
-            <w:tcW w:type="dxa" w:w="1600"/>
+            <w:tcW w:type="dxa" w:w="1446"/>
             <w:tcBorders>
               <w:top w:val="single" w:color="BBBBBB" w:sz="1"/>
               <w:left w:val="single" w:color="BBBBBB" w:sz="1"/>
@@ -9049,7 +9049,7 @@
         </w:tc>
         <w:tc>
           <w:tcPr>
-            <w:tcW w:type="dxa" w:w="1600"/>
+            <w:tcW w:type="dxa" w:w="1446"/>
             <w:tcBorders>
               <w:top w:val="single" w:color="BBBBBB" w:sz="1"/>
               <w:left w:val="single" w:color="BBBBBB" w:sz="1"/>
@@ -9071,7 +9071,7 @@
         </w:tc>
         <w:tc>
           <w:tcPr>
-            <w:tcW w:type="dxa" w:w="1754"/>
+            <w:tcW w:type="dxa" w:w="1584"/>
             <w:tcBorders>
               <w:top w:val="single" w:color="BBBBBB" w:sz="1"/>
               <w:left w:val="single" w:color="BBBBBB" w:sz="1"/>
@@ -9093,7 +9093,7 @@
         </w:tc>
         <w:tc>
           <w:tcPr>
-            <w:tcW w:type="dxa" w:w="2520"/>
+            <w:tcW w:type="dxa" w:w="3105"/>
             <w:tcBorders>
               <w:top w:val="single" w:color="BBBBBB" w:sz="1"/>
               <w:left w:val="single" w:color="BBBBBB" w:sz="1"/>
@@ -9120,7 +9120,7 @@
         </w:trPr>
         <w:tc>
           <w:tcPr>
-            <w:tcW w:type="dxa" w:w="1138"/>
+            <w:tcW w:type="dxa" w:w="1031"/>
             <w:tcBorders>
               <w:top w:val="single" w:color="BBBBBB" w:sz="1"/>
               <w:left w:val="single" w:color="BBBBBB" w:sz="1"/>
@@ -9164,7 +9164,7 @@
         </w:tc>
         <w:tc>
           <w:tcPr>
-            <w:tcW w:type="dxa" w:w="1600"/>
+            <w:tcW w:type="dxa" w:w="1446"/>
             <w:tcBorders>
               <w:top w:val="single" w:color="BBBBBB" w:sz="1"/>
               <w:left w:val="single" w:color="BBBBBB" w:sz="1"/>
@@ -9186,7 +9186,7 @@
         </w:tc>
         <w:tc>
           <w:tcPr>
-            <w:tcW w:type="dxa" w:w="1600"/>
+            <w:tcW w:type="dxa" w:w="1446"/>
             <w:tcBorders>
               <w:top w:val="single" w:color="BBBBBB" w:sz="1"/>
               <w:left w:val="single" w:color="BBBBBB" w:sz="1"/>
@@ -9208,7 +9208,7 @@
         </w:tc>
         <w:tc>
           <w:tcPr>
-            <w:tcW w:type="dxa" w:w="1754"/>
+            <w:tcW w:type="dxa" w:w="1584"/>
             <w:tcBorders>
               <w:top w:val="single" w:color="BBBBBB" w:sz="1"/>
               <w:left w:val="single" w:color="BBBBBB" w:sz="1"/>
@@ -9230,7 +9230,7 @@
         </w:tc>
         <w:tc>
           <w:tcPr>
-            <w:tcW w:type="dxa" w:w="2520"/>
+            <w:tcW w:type="dxa" w:w="3105"/>
             <w:tcBorders>
               <w:top w:val="single" w:color="BBBBBB" w:sz="1"/>
               <w:left w:val="single" w:color="BBBBBB" w:sz="1"/>
@@ -9257,7 +9257,7 @@
         </w:trPr>
         <w:tc>
           <w:tcPr>
-            <w:tcW w:type="dxa" w:w="1138"/>
+            <w:tcW w:type="dxa" w:w="1031"/>
             <w:tcBorders>
               <w:top w:val="single" w:color="BBBBBB" w:sz="1"/>
               <w:left w:val="single" w:color="BBBBBB" w:sz="1"/>
@@ -9301,7 +9301,7 @@
         </w:tc>
         <w:tc>
           <w:tcPr>
-            <w:tcW w:type="dxa" w:w="1600"/>
+            <w:tcW w:type="dxa" w:w="1446"/>
             <w:tcBorders>
               <w:top w:val="single" w:color="BBBBBB" w:sz="1"/>
               <w:left w:val="single" w:color="BBBBBB" w:sz="1"/>
@@ -9323,7 +9323,7 @@
         </w:tc>
         <w:tc>
           <w:tcPr>
-            <w:tcW w:type="dxa" w:w="1600"/>
+            <w:tcW w:type="dxa" w:w="1446"/>
             <w:tcBorders>
               <w:top w:val="single" w:color="BBBBBB" w:sz="1"/>
               <w:left w:val="single" w:color="BBBBBB" w:sz="1"/>
@@ -9345,7 +9345,7 @@
         </w:tc>
         <w:tc>
           <w:tcPr>
-            <w:tcW w:type="dxa" w:w="1754"/>
+            <w:tcW w:type="dxa" w:w="1584"/>
             <w:tcBorders>
               <w:top w:val="single" w:color="BBBBBB" w:sz="1"/>
               <w:left w:val="single" w:color="BBBBBB" w:sz="1"/>
@@ -9367,7 +9367,7 @@
         </w:tc>
         <w:tc>
           <w:tcPr>
-            <w:tcW w:type="dxa" w:w="2520"/>
+            <w:tcW w:type="dxa" w:w="3105"/>
             <w:tcBorders>
               <w:top w:val="single" w:color="BBBBBB" w:sz="1"/>
               <w:left w:val="single" w:color="BBBBBB" w:sz="1"/>
@@ -9394,7 +9394,7 @@
         </w:trPr>
         <w:tc>
           <w:tcPr>
-            <w:tcW w:type="dxa" w:w="1138"/>
+            <w:tcW w:type="dxa" w:w="1031"/>
             <w:tcBorders>
               <w:top w:val="single" w:color="BBBBBB" w:sz="1"/>
               <w:left w:val="single" w:color="BBBBBB" w:sz="1"/>
@@ -9438,7 +9438,7 @@
         </w:tc>
         <w:tc>
           <w:tcPr>
-            <w:tcW w:type="dxa" w:w="1600"/>
+            <w:tcW w:type="dxa" w:w="1446"/>
             <w:tcBorders>
               <w:top w:val="single" w:color="BBBBBB" w:sz="1"/>
               <w:left w:val="single" w:color="BBBBBB" w:sz="1"/>
@@ -9460,7 +9460,7 @@
         </w:tc>
         <w:tc>
           <w:tcPr>
-            <w:tcW w:type="dxa" w:w="1600"/>
+            <w:tcW w:type="dxa" w:w="1446"/>
             <w:tcBorders>
               <w:top w:val="single" w:color="BBBBBB" w:sz="1"/>
               <w:left w:val="single" w:color="BBBBBB" w:sz="1"/>
@@ -9482,7 +9482,7 @@
         </w:tc>
         <w:tc>
           <w:tcPr>
-            <w:tcW w:type="dxa" w:w="1754"/>
+            <w:tcW w:type="dxa" w:w="1584"/>
             <w:tcBorders>
               <w:top w:val="single" w:color="BBBBBB" w:sz="1"/>
               <w:left w:val="single" w:color="BBBBBB" w:sz="1"/>
@@ -9504,7 +9504,7 @@
         </w:tc>
         <w:tc>
           <w:tcPr>
-            <w:tcW w:type="dxa" w:w="2520"/>
+            <w:tcW w:type="dxa" w:w="3105"/>
             <w:tcBorders>
               <w:top w:val="single" w:color="BBBBBB" w:sz="1"/>
               <w:left w:val="single" w:color="BBBBBB" w:sz="1"/>
@@ -9531,7 +9531,7 @@
         </w:trPr>
         <w:tc>
           <w:tcPr>
-            <w:tcW w:type="dxa" w:w="1138"/>
+            <w:tcW w:type="dxa" w:w="1031"/>
             <w:tcBorders>
               <w:top w:val="single" w:color="BBBBBB" w:sz="1"/>
               <w:left w:val="single" w:color="BBBBBB" w:sz="1"/>
@@ -9575,7 +9575,7 @@
         </w:tc>
         <w:tc>
           <w:tcPr>
-            <w:tcW w:type="dxa" w:w="1600"/>
+            <w:tcW w:type="dxa" w:w="1446"/>
             <w:tcBorders>
               <w:top w:val="single" w:color="BBBBBB" w:sz="1"/>
               <w:left w:val="single" w:color="BBBBBB" w:sz="1"/>
@@ -9597,7 +9597,7 @@
         </w:tc>
         <w:tc>
           <w:tcPr>
-            <w:tcW w:type="dxa" w:w="1600"/>
+            <w:tcW w:type="dxa" w:w="1446"/>
             <w:tcBorders>
               <w:top w:val="single" w:color="BBBBBB" w:sz="1"/>
               <w:left w:val="single" w:color="BBBBBB" w:sz="1"/>
@@ -9619,7 +9619,7 @@
         </w:tc>
         <w:tc>
           <w:tcPr>
-            <w:tcW w:type="dxa" w:w="1754"/>
+            <w:tcW w:type="dxa" w:w="1584"/>
             <w:tcBorders>
               <w:top w:val="single" w:color="BBBBBB" w:sz="1"/>
               <w:left w:val="single" w:color="BBBBBB" w:sz="1"/>
@@ -9641,7 +9641,7 @@
         </w:tc>
         <w:tc>
           <w:tcPr>
-            <w:tcW w:type="dxa" w:w="2520"/>
+            <w:tcW w:type="dxa" w:w="3105"/>
             <w:tcBorders>
               <w:top w:val="single" w:color="BBBBBB" w:sz="1"/>
               <w:left w:val="single" w:color="BBBBBB" w:sz="1"/>
@@ -9668,7 +9668,7 @@
         </w:trPr>
         <w:tc>
           <w:tcPr>
-            <w:tcW w:type="dxa" w:w="1138"/>
+            <w:tcW w:type="dxa" w:w="1031"/>
             <w:tcBorders>
               <w:top w:val="single" w:color="BBBBBB" w:sz="1"/>
               <w:left w:val="single" w:color="BBBBBB" w:sz="1"/>
@@ -9712,7 +9712,7 @@
         </w:tc>
         <w:tc>
           <w:tcPr>
-            <w:tcW w:type="dxa" w:w="1600"/>
+            <w:tcW w:type="dxa" w:w="1446"/>
             <w:tcBorders>
               <w:top w:val="single" w:color="BBBBBB" w:sz="1"/>
               <w:left w:val="single" w:color="BBBBBB" w:sz="1"/>
@@ -9734,7 +9734,7 @@
         </w:tc>
         <w:tc>
           <w:tcPr>
-            <w:tcW w:type="dxa" w:w="1600"/>
+            <w:tcW w:type="dxa" w:w="1446"/>
             <w:tcBorders>
               <w:top w:val="single" w:color="BBBBBB" w:sz="1"/>
               <w:left w:val="single" w:color="BBBBBB" w:sz="1"/>
@@ -9756,7 +9756,7 @@
         </w:tc>
         <w:tc>
           <w:tcPr>
-            <w:tcW w:type="dxa" w:w="1754"/>
+            <w:tcW w:type="dxa" w:w="1584"/>
             <w:tcBorders>
               <w:top w:val="single" w:color="BBBBBB" w:sz="1"/>
               <w:left w:val="single" w:color="BBBBBB" w:sz="1"/>
@@ -9778,7 +9778,7 @@
         </w:tc>
         <w:tc>
           <w:tcPr>
-            <w:tcW w:type="dxa" w:w="2520"/>
+            <w:tcW w:type="dxa" w:w="3105"/>
             <w:tcBorders>
               <w:top w:val="single" w:color="BBBBBB" w:sz="1"/>
               <w:left w:val="single" w:color="BBBBBB" w:sz="1"/>
@@ -9805,7 +9805,7 @@
         </w:trPr>
         <w:tc>
           <w:tcPr>
-            <w:tcW w:type="dxa" w:w="1138"/>
+            <w:tcW w:type="dxa" w:w="1031"/>
             <w:tcBorders>
               <w:top w:val="single" w:color="BBBBBB" w:sz="1"/>
               <w:left w:val="single" w:color="BBBBBB" w:sz="1"/>
@@ -9849,7 +9849,7 @@
         </w:tc>
         <w:tc>
           <w:tcPr>
-            <w:tcW w:type="dxa" w:w="1600"/>
+            <w:tcW w:type="dxa" w:w="1446"/>
             <w:tcBorders>
               <w:top w:val="single" w:color="BBBBBB" w:sz="1"/>
               <w:left w:val="single" w:color="BBBBBB" w:sz="1"/>
@@ -9871,7 +9871,7 @@
         </w:tc>
         <w:tc>
           <w:tcPr>
-            <w:tcW w:type="dxa" w:w="1600"/>
+            <w:tcW w:type="dxa" w:w="1446"/>
             <w:tcBorders>
               <w:top w:val="single" w:color="BBBBBB" w:sz="1"/>
               <w:left w:val="single" w:color="BBBBBB" w:sz="1"/>
@@ -9893,7 +9893,7 @@
         </w:tc>
         <w:tc>
           <w:tcPr>
-            <w:tcW w:type="dxa" w:w="1754"/>
+            <w:tcW w:type="dxa" w:w="1584"/>
             <w:tcBorders>
               <w:top w:val="single" w:color="BBBBBB" w:sz="1"/>
               <w:left w:val="single" w:color="BBBBBB" w:sz="1"/>
@@ -9915,7 +9915,7 @@
         </w:tc>
         <w:tc>
           <w:tcPr>
-            <w:tcW w:type="dxa" w:w="2520"/>
+            <w:tcW w:type="dxa" w:w="3105"/>
             <w:tcBorders>
               <w:top w:val="single" w:color="BBBBBB" w:sz="1"/>
               <w:left w:val="single" w:color="BBBBBB" w:sz="1"/>
@@ -9942,7 +9942,7 @@
         </w:trPr>
         <w:tc>
           <w:tcPr>
-            <w:tcW w:type="dxa" w:w="1138"/>
+            <w:tcW w:type="dxa" w:w="1031"/>
             <w:tcBorders>
               <w:top w:val="single" w:color="BBBBBB" w:sz="1"/>
               <w:left w:val="single" w:color="BBBBBB" w:sz="1"/>
@@ -9986,7 +9986,7 @@
         </w:tc>
         <w:tc>
           <w:tcPr>
-            <w:tcW w:type="dxa" w:w="1600"/>
+            <w:tcW w:type="dxa" w:w="1446"/>
             <w:tcBorders>
               <w:top w:val="single" w:color="BBBBBB" w:sz="1"/>
               <w:left w:val="single" w:color="BBBBBB" w:sz="1"/>
@@ -10008,7 +10008,7 @@
         </w:tc>
         <w:tc>
           <w:tcPr>
-            <w:tcW w:type="dxa" w:w="1600"/>
+            <w:tcW w:type="dxa" w:w="1446"/>
             <w:tcBorders>
               <w:top w:val="single" w:color="BBBBBB" w:sz="1"/>
               <w:left w:val="single" w:color="BBBBBB" w:sz="1"/>
@@ -10030,7 +10030,7 @@
         </w:tc>
         <w:tc>
           <w:tcPr>
-            <w:tcW w:type="dxa" w:w="1754"/>
+            <w:tcW w:type="dxa" w:w="1584"/>
             <w:tcBorders>
               <w:top w:val="single" w:color="BBBBBB" w:sz="1"/>
               <w:left w:val="single" w:color="BBBBBB" w:sz="1"/>
@@ -10052,7 +10052,7 @@
         </w:tc>
         <w:tc>
           <w:tcPr>
-            <w:tcW w:type="dxa" w:w="2520"/>
+            <w:tcW w:type="dxa" w:w="3105"/>
             <w:tcBorders>
               <w:top w:val="single" w:color="BBBBBB" w:sz="1"/>
               <w:left w:val="single" w:color="BBBBBB" w:sz="1"/>
@@ -10079,7 +10079,7 @@
         </w:trPr>
         <w:tc>
           <w:tcPr>
-            <w:tcW w:type="dxa" w:w="1138"/>
+            <w:tcW w:type="dxa" w:w="1031"/>
             <w:tcBorders>
               <w:top w:val="single" w:color="BBBBBB" w:sz="1"/>
               <w:left w:val="single" w:color="BBBBBB" w:sz="1"/>
@@ -10123,7 +10123,7 @@
         </w:tc>
         <w:tc>
           <w:tcPr>
-            <w:tcW w:type="dxa" w:w="1600"/>
+            <w:tcW w:type="dxa" w:w="1446"/>
             <w:tcBorders>
               <w:top w:val="single" w:color="BBBBBB" w:sz="1"/>
               <w:left w:val="single" w:color="BBBBBB" w:sz="1"/>
@@ -10145,7 +10145,7 @@
         </w:tc>
         <w:tc>
           <w:tcPr>
-            <w:tcW w:type="dxa" w:w="1600"/>
+            <w:tcW w:type="dxa" w:w="1446"/>
             <w:tcBorders>
               <w:top w:val="single" w:color="BBBBBB" w:sz="1"/>
               <w:left w:val="single" w:color="BBBBBB" w:sz="1"/>
@@ -10167,7 +10167,7 @@
         </w:tc>
         <w:tc>
           <w:tcPr>
-            <w:tcW w:type="dxa" w:w="1754"/>
+            <w:tcW w:type="dxa" w:w="1584"/>
             <w:tcBorders>
               <w:top w:val="single" w:color="BBBBBB" w:sz="1"/>
               <w:left w:val="single" w:color="BBBBBB" w:sz="1"/>
@@ -10189,7 +10189,7 @@
         </w:tc>
         <w:tc>
           <w:tcPr>
-            <w:tcW w:type="dxa" w:w="2520"/>
+            <w:tcW w:type="dxa" w:w="3105"/>
             <w:tcBorders>
               <w:top w:val="single" w:color="BBBBBB" w:sz="1"/>
               <w:left w:val="single" w:color="BBBBBB" w:sz="1"/>
@@ -10216,7 +10216,7 @@
         </w:trPr>
         <w:tc>
           <w:tcPr>
-            <w:tcW w:type="dxa" w:w="1138"/>
+            <w:tcW w:type="dxa" w:w="1031"/>
             <w:tcBorders>
               <w:top w:val="single" w:color="BBBBBB" w:sz="1"/>
               <w:left w:val="single" w:color="BBBBBB" w:sz="1"/>
@@ -10260,7 +10260,7 @@
         </w:tc>
         <w:tc>
           <w:tcPr>
-            <w:tcW w:type="dxa" w:w="1600"/>
+            <w:tcW w:type="dxa" w:w="1446"/>
             <w:tcBorders>
               <w:top w:val="single" w:color="BBBBBB" w:sz="1"/>
               <w:left w:val="single" w:color="BBBBBB" w:sz="1"/>
@@ -10282,7 +10282,7 @@
         </w:tc>
         <w:tc>
           <w:tcPr>
-            <w:tcW w:type="dxa" w:w="1600"/>
+            <w:tcW w:type="dxa" w:w="1446"/>
             <w:tcBorders>
               <w:top w:val="single" w:color="BBBBBB" w:sz="1"/>
               <w:left w:val="single" w:color="BBBBBB" w:sz="1"/>
@@ -10304,7 +10304,7 @@
         </w:tc>
         <w:tc>
           <w:tcPr>
-            <w:tcW w:type="dxa" w:w="1754"/>
+            <w:tcW w:type="dxa" w:w="1584"/>
             <w:tcBorders>
               <w:top w:val="single" w:color="BBBBBB" w:sz="1"/>
               <w:left w:val="single" w:color="BBBBBB" w:sz="1"/>
@@ -10326,7 +10326,7 @@
         </w:tc>
         <w:tc>
           <w:tcPr>
-            <w:tcW w:type="dxa" w:w="2520"/>
+            <w:tcW w:type="dxa" w:w="3105"/>
             <w:tcBorders>
               <w:top w:val="single" w:color="BBBBBB" w:sz="1"/>
               <w:left w:val="single" w:color="BBBBBB" w:sz="1"/>
@@ -10353,7 +10353,7 @@
         </w:trPr>
         <w:tc>
           <w:tcPr>
-            <w:tcW w:type="dxa" w:w="1138"/>
+            <w:tcW w:type="dxa" w:w="1031"/>
             <w:tcBorders>
               <w:top w:val="single" w:color="BBBBBB" w:sz="1"/>
               <w:left w:val="single" w:color="BBBBBB" w:sz="1"/>
@@ -10397,7 +10397,7 @@
         </w:tc>
         <w:tc>
           <w:tcPr>
-            <w:tcW w:type="dxa" w:w="1600"/>
+            <w:tcW w:type="dxa" w:w="1446"/>
             <w:tcBorders>
               <w:top w:val="single" w:color="BBBBBB" w:sz="1"/>
               <w:left w:val="single" w:color="BBBBBB" w:sz="1"/>
@@ -10419,7 +10419,7 @@
         </w:tc>
         <w:tc>
           <w:tcPr>
-            <w:tcW w:type="dxa" w:w="1600"/>
+            <w:tcW w:type="dxa" w:w="1446"/>
             <w:tcBorders>
               <w:top w:val="single" w:color="BBBBBB" w:sz="1"/>
               <w:left w:val="single" w:color="BBBBBB" w:sz="1"/>
@@ -10441,7 +10441,7 @@
         </w:tc>
         <w:tc>
           <w:tcPr>
-            <w:tcW w:type="dxa" w:w="1754"/>
+            <w:tcW w:type="dxa" w:w="1584"/>
             <w:tcBorders>
               <w:top w:val="single" w:color="BBBBBB" w:sz="1"/>
               <w:left w:val="single" w:color="BBBBBB" w:sz="1"/>
@@ -10463,7 +10463,7 @@
         </w:tc>
         <w:tc>
           <w:tcPr>
-            <w:tcW w:type="dxa" w:w="2520"/>
+            <w:tcW w:type="dxa" w:w="3105"/>
             <w:tcBorders>
               <w:top w:val="single" w:color="BBBBBB" w:sz="1"/>
               <w:left w:val="single" w:color="BBBBBB" w:sz="1"/>
@@ -10490,7 +10490,7 @@
         </w:trPr>
         <w:tc>
           <w:tcPr>
-            <w:tcW w:type="dxa" w:w="1138"/>
+            <w:tcW w:type="dxa" w:w="1031"/>
             <w:tcBorders>
               <w:top w:val="single" w:color="BBBBBB" w:sz="1"/>
               <w:left w:val="single" w:color="BBBBBB" w:sz="1"/>
@@ -10534,7 +10534,7 @@
         </w:tc>
         <w:tc>
           <w:tcPr>
-            <w:tcW w:type="dxa" w:w="1600"/>
+            <w:tcW w:type="dxa" w:w="1446"/>
             <w:tcBorders>
               <w:top w:val="single" w:color="BBBBBB" w:sz="1"/>
               <w:left w:val="single" w:color="BBBBBB" w:sz="1"/>
@@ -10556,7 +10556,7 @@
         </w:tc>
         <w:tc>
           <w:tcPr>
-            <w:tcW w:type="dxa" w:w="1600"/>
+            <w:tcW w:type="dxa" w:w="1446"/>
             <w:tcBorders>
               <w:top w:val="single" w:color="BBBBBB" w:sz="1"/>
               <w:left w:val="single" w:color="BBBBBB" w:sz="1"/>
@@ -10578,7 +10578,7 @@
         </w:tc>
         <w:tc>
           <w:tcPr>
-            <w:tcW w:type="dxa" w:w="1754"/>
+            <w:tcW w:type="dxa" w:w="1584"/>
             <w:tcBorders>
               <w:top w:val="single" w:color="BBBBBB" w:sz="1"/>
               <w:left w:val="single" w:color="BBBBBB" w:sz="1"/>
@@ -10600,7 +10600,7 @@
         </w:tc>
         <w:tc>
           <w:tcPr>
-            <w:tcW w:type="dxa" w:w="2520"/>
+            <w:tcW w:type="dxa" w:w="3105"/>
             <w:tcBorders>
               <w:top w:val="single" w:color="BBBBBB" w:sz="1"/>
               <w:left w:val="single" w:color="BBBBBB" w:sz="1"/>
@@ -10627,7 +10627,7 @@
         </w:trPr>
         <w:tc>
           <w:tcPr>
-            <w:tcW w:type="dxa" w:w="1138"/>
+            <w:tcW w:type="dxa" w:w="1031"/>
             <w:tcBorders>
               <w:top w:val="single" w:color="BBBBBB" w:sz="1"/>
               <w:left w:val="single" w:color="BBBBBB" w:sz="1"/>
@@ -10671,7 +10671,7 @@
         </w:tc>
         <w:tc>
           <w:tcPr>
-            <w:tcW w:type="dxa" w:w="1600"/>
+            <w:tcW w:type="dxa" w:w="1446"/>
             <w:tcBorders>
               <w:top w:val="single" w:color="BBBBBB" w:sz="1"/>
               <w:left w:val="single" w:color="BBBBBB" w:sz="1"/>
@@ -10693,7 +10693,7 @@
         </w:tc>
         <w:tc>
           <w:tcPr>
-            <w:tcW w:type="dxa" w:w="1600"/>
+            <w:tcW w:type="dxa" w:w="1446"/>
             <w:tcBorders>
               <w:top w:val="single" w:color="BBBBBB" w:sz="1"/>
               <w:left w:val="single" w:color="BBBBBB" w:sz="1"/>
@@ -10715,7 +10715,7 @@
         </w:tc>
         <w:tc>
           <w:tcPr>
-            <w:tcW w:type="dxa" w:w="1754"/>
+            <w:tcW w:type="dxa" w:w="1584"/>
             <w:tcBorders>
               <w:top w:val="single" w:color="BBBBBB" w:sz="1"/>
               <w:left w:val="single" w:color="BBBBBB" w:sz="1"/>
@@ -10737,7 +10737,7 @@
         </w:tc>
         <w:tc>
           <w:tcPr>
-            <w:tcW w:type="dxa" w:w="2520"/>
+            <w:tcW w:type="dxa" w:w="3105"/>
             <w:tcBorders>
               <w:top w:val="single" w:color="BBBBBB" w:sz="1"/>
               <w:left w:val="single" w:color="BBBBBB" w:sz="1"/>
@@ -10764,7 +10764,7 @@
         </w:trPr>
         <w:tc>
           <w:tcPr>
-            <w:tcW w:type="dxa" w:w="1138"/>
+            <w:tcW w:type="dxa" w:w="1031"/>
             <w:tcBorders>
               <w:top w:val="single" w:color="BBBBBB" w:sz="1"/>
               <w:left w:val="single" w:color="BBBBBB" w:sz="1"/>
@@ -10808,7 +10808,7 @@
         </w:tc>
         <w:tc>
           <w:tcPr>
-            <w:tcW w:type="dxa" w:w="1600"/>
+            <w:tcW w:type="dxa" w:w="1446"/>
             <w:tcBorders>
               <w:top w:val="single" w:color="BBBBBB" w:sz="1"/>
               <w:left w:val="single" w:color="BBBBBB" w:sz="1"/>
@@ -10830,7 +10830,7 @@
         </w:tc>
         <w:tc>
           <w:tcPr>
-            <w:tcW w:type="dxa" w:w="1600"/>
+            <w:tcW w:type="dxa" w:w="1446"/>
             <w:tcBorders>
               <w:top w:val="single" w:color="BBBBBB" w:sz="1"/>
               <w:left w:val="single" w:color="BBBBBB" w:sz="1"/>
@@ -10852,7 +10852,7 @@
         </w:tc>
         <w:tc>
           <w:tcPr>
-            <w:tcW w:type="dxa" w:w="1754"/>
+            <w:tcW w:type="dxa" w:w="1584"/>
             <w:tcBorders>
               <w:top w:val="single" w:color="BBBBBB" w:sz="1"/>
               <w:left w:val="single" w:color="BBBBBB" w:sz="1"/>
@@ -10874,7 +10874,7 @@
         </w:tc>
         <w:tc>
           <w:tcPr>
-            <w:tcW w:type="dxa" w:w="2520"/>
+            <w:tcW w:type="dxa" w:w="3105"/>
             <w:tcBorders>
               <w:top w:val="single" w:color="BBBBBB" w:sz="1"/>
               <w:left w:val="single" w:color="BBBBBB" w:sz="1"/>
@@ -10901,7 +10901,7 @@
         </w:trPr>
         <w:tc>
           <w:tcPr>
-            <w:tcW w:type="dxa" w:w="1138"/>
+            <w:tcW w:type="dxa" w:w="1031"/>
             <w:tcBorders>
               <w:top w:val="single" w:color="BBBBBB" w:sz="1"/>
               <w:left w:val="single" w:color="BBBBBB" w:sz="1"/>
@@ -10945,7 +10945,7 @@
         </w:tc>
         <w:tc>
           <w:tcPr>
-            <w:tcW w:type="dxa" w:w="1600"/>
+            <w:tcW w:type="dxa" w:w="1446"/>
             <w:tcBorders>
               <w:top w:val="single" w:color="BBBBBB" w:sz="1"/>
               <w:left w:val="single" w:color="BBBBBB" w:sz="1"/>
@@ -10967,7 +10967,7 @@
         </w:tc>
         <w:tc>
           <w:tcPr>
-            <w:tcW w:type="dxa" w:w="1600"/>
+            <w:tcW w:type="dxa" w:w="1446"/>
             <w:tcBorders>
               <w:top w:val="single" w:color="BBBBBB" w:sz="1"/>
               <w:left w:val="single" w:color="BBBBBB" w:sz="1"/>
@@ -10989,7 +10989,7 @@
         </w:tc>
         <w:tc>
           <w:tcPr>
-            <w:tcW w:type="dxa" w:w="1754"/>
+            <w:tcW w:type="dxa" w:w="1584"/>
             <w:tcBorders>
               <w:top w:val="single" w:color="BBBBBB" w:sz="1"/>
               <w:left w:val="single" w:color="BBBBBB" w:sz="1"/>
@@ -11011,7 +11011,7 @@
         </w:tc>
         <w:tc>
           <w:tcPr>
-            <w:tcW w:type="dxa" w:w="2520"/>
+            <w:tcW w:type="dxa" w:w="3105"/>
             <w:tcBorders>
               <w:top w:val="single" w:color="BBBBBB" w:sz="1"/>
               <w:left w:val="single" w:color="BBBBBB" w:sz="1"/>
@@ -11038,7 +11038,7 @@
         </w:trPr>
         <w:tc>
           <w:tcPr>
-            <w:tcW w:type="dxa" w:w="1138"/>
+            <w:tcW w:type="dxa" w:w="1031"/>
             <w:tcBorders>
               <w:top w:val="single" w:color="BBBBBB" w:sz="1"/>
               <w:left w:val="single" w:color="BBBBBB" w:sz="1"/>
@@ -11082,7 +11082,7 @@
         </w:tc>
         <w:tc>
           <w:tcPr>
-            <w:tcW w:type="dxa" w:w="1600"/>
+            <w:tcW w:type="dxa" w:w="1446"/>
             <w:tcBorders>
               <w:top w:val="single" w:color="BBBBBB" w:sz="1"/>
               <w:left w:val="single" w:color="BBBBBB" w:sz="1"/>
@@ -11104,7 +11104,7 @@
         </w:tc>
         <w:tc>
           <w:tcPr>
-            <w:tcW w:type="dxa" w:w="1600"/>
+            <w:tcW w:type="dxa" w:w="1446"/>
             <w:tcBorders>
               <w:top w:val="single" w:color="BBBBBB" w:sz="1"/>
               <w:left w:val="single" w:color="BBBBBB" w:sz="1"/>
@@ -11126,7 +11126,7 @@
         </w:tc>
         <w:tc>
           <w:tcPr>
-            <w:tcW w:type="dxa" w:w="1754"/>
+            <w:tcW w:type="dxa" w:w="1584"/>
             <w:tcBorders>
               <w:top w:val="single" w:color="BBBBBB" w:sz="1"/>
               <w:left w:val="single" w:color="BBBBBB" w:sz="1"/>
@@ -11148,23 +11148,23 @@
         </w:tc>
         <w:tc>
           <w:tcPr>
-            <w:tcW w:type="dxa" w:w="2520"/>
-            <w:tcBorders>
-              <w:top w:val="single" w:color="BBBBBB" w:sz="1"/>
-              <w:left w:val="single" w:color="BBBBBB" w:sz="1"/>
-              <w:bottom w:val="single" w:color="BBBBBB" w:sz="1"/>
-              <w:right w:val="single" w:color="BBBBBB" w:sz="1"/>
-            </w:tcBorders>
-            <w:tcMar>
-              <w:top w:type="dxa" w:w="60"/>
-              <w:left w:type="dxa" w:w="100"/>
-              <w:bottom w:type="dxa" w:w="60"/>
-              <w:right w:type="dxa" w:w="100"/>
-            </w:tcMar>
-          </w:tcPr>
-          <w:p>
-            <w:r>
-              <w:t xml:space="preserve">未启动</w:t>
+            <w:tcW w:type="dxa" w:w="3105"/>
+            <w:tcBorders>
+              <w:top w:val="single" w:color="BBBBBB" w:sz="1"/>
+              <w:left w:val="single" w:color="BBBBBB" w:sz="1"/>
+              <w:bottom w:val="single" w:color="BBBBBB" w:sz="1"/>
+              <w:right w:val="single" w:color="BBBBBB" w:sz="1"/>
+            </w:tcBorders>
+            <w:tcMar>
+              <w:top w:type="dxa" w:w="60"/>
+              <w:left w:type="dxa" w:w="100"/>
+              <w:bottom w:type="dxa" w:w="60"/>
+              <w:right w:type="dxa" w:w="100"/>
+            </w:tcMar>
+          </w:tcPr>
+          <w:p>
+            <w:r>
+              <w:t xml:space="preserve">已关闭（夹具 15 项断言 + CI 常驻）</w:t>
             </w:r>
           </w:p>
         </w:tc>
@@ -11175,7 +11175,7 @@
         </w:trPr>
         <w:tc>
           <w:tcPr>
-            <w:tcW w:type="dxa" w:w="1138"/>
+            <w:tcW w:type="dxa" w:w="1031"/>
             <w:tcBorders>
               <w:top w:val="single" w:color="BBBBBB" w:sz="1"/>
               <w:left w:val="single" w:color="BBBBBB" w:sz="1"/>
@@ -11219,7 +11219,7 @@
         </w:tc>
         <w:tc>
           <w:tcPr>
-            <w:tcW w:type="dxa" w:w="1600"/>
+            <w:tcW w:type="dxa" w:w="1446"/>
             <w:tcBorders>
               <w:top w:val="single" w:color="BBBBBB" w:sz="1"/>
               <w:left w:val="single" w:color="BBBBBB" w:sz="1"/>
@@ -11241,7 +11241,7 @@
         </w:tc>
         <w:tc>
           <w:tcPr>
-            <w:tcW w:type="dxa" w:w="1600"/>
+            <w:tcW w:type="dxa" w:w="1446"/>
             <w:tcBorders>
               <w:top w:val="single" w:color="BBBBBB" w:sz="1"/>
               <w:left w:val="single" w:color="BBBBBB" w:sz="1"/>
@@ -11263,7 +11263,7 @@
         </w:tc>
         <w:tc>
           <w:tcPr>
-            <w:tcW w:type="dxa" w:w="1754"/>
+            <w:tcW w:type="dxa" w:w="1584"/>
             <w:tcBorders>
               <w:top w:val="single" w:color="BBBBBB" w:sz="1"/>
               <w:left w:val="single" w:color="BBBBBB" w:sz="1"/>
@@ -11285,7 +11285,7 @@
         </w:tc>
         <w:tc>
           <w:tcPr>
-            <w:tcW w:type="dxa" w:w="2520"/>
+            <w:tcW w:type="dxa" w:w="3105"/>
             <w:tcBorders>
               <w:top w:val="single" w:color="BBBBBB" w:sz="1"/>
               <w:left w:val="single" w:color="BBBBBB" w:sz="1"/>
@@ -11312,7 +11312,7 @@
         </w:trPr>
         <w:tc>
           <w:tcPr>
-            <w:tcW w:type="dxa" w:w="1138"/>
+            <w:tcW w:type="dxa" w:w="1031"/>
             <w:tcBorders>
               <w:top w:val="single" w:color="BBBBBB" w:sz="1"/>
               <w:left w:val="single" w:color="BBBBBB" w:sz="1"/>
@@ -11356,7 +11356,7 @@
         </w:tc>
         <w:tc>
           <w:tcPr>
-            <w:tcW w:type="dxa" w:w="1600"/>
+            <w:tcW w:type="dxa" w:w="1446"/>
             <w:tcBorders>
               <w:top w:val="single" w:color="BBBBBB" w:sz="1"/>
               <w:left w:val="single" w:color="BBBBBB" w:sz="1"/>
@@ -11378,7 +11378,7 @@
         </w:tc>
         <w:tc>
           <w:tcPr>
-            <w:tcW w:type="dxa" w:w="1600"/>
+            <w:tcW w:type="dxa" w:w="1446"/>
             <w:tcBorders>
               <w:top w:val="single" w:color="BBBBBB" w:sz="1"/>
               <w:left w:val="single" w:color="BBBBBB" w:sz="1"/>
@@ -11400,7 +11400,7 @@
         </w:tc>
         <w:tc>
           <w:tcPr>
-            <w:tcW w:type="dxa" w:w="1754"/>
+            <w:tcW w:type="dxa" w:w="1584"/>
             <w:tcBorders>
               <w:top w:val="single" w:color="BBBBBB" w:sz="1"/>
               <w:left w:val="single" w:color="BBBBBB" w:sz="1"/>
@@ -11422,7 +11422,7 @@
         </w:tc>
         <w:tc>
           <w:tcPr>
-            <w:tcW w:type="dxa" w:w="2520"/>
+            <w:tcW w:type="dxa" w:w="3105"/>
             <w:tcBorders>
               <w:top w:val="single" w:color="BBBBBB" w:sz="1"/>
               <w:left w:val="single" w:color="BBBBBB" w:sz="1"/>

--- a/docs/requirements/TrailMate-Gap分析与演进规划-v1.0.docx
+++ b/docs/requirements/TrailMate-Gap分析与演进规划-v1.0.docx
@@ -8529,12 +8529,12 @@
         </w:tblBorders>
       </w:tblPr>
       <w:tblGrid>
-        <w:gridCol w:w="1031"/>
+        <w:gridCol w:w="753"/>
         <w:gridCol w:w="748"/>
-        <w:gridCol w:w="1446"/>
-        <w:gridCol w:w="1446"/>
-        <w:gridCol w:w="1584"/>
-        <w:gridCol w:w="3105"/>
+        <w:gridCol w:w="1043"/>
+        <w:gridCol w:w="1043"/>
+        <w:gridCol w:w="1141"/>
+        <w:gridCol w:w="4632"/>
       </w:tblGrid>
       <w:tr>
         <w:trPr>
@@ -8542,7 +8542,7 @@
         </w:trPr>
         <w:tc>
           <w:tcPr>
-            <w:tcW w:type="dxa" w:w="1031"/>
+            <w:tcW w:type="dxa" w:w="753"/>
             <w:tcBorders>
               <w:top w:val="single" w:color="BBBBBB" w:sz="1"/>
               <w:left w:val="single" w:color="BBBBBB" w:sz="1"/>
@@ -8596,7 +8596,7 @@
         </w:tc>
         <w:tc>
           <w:tcPr>
-            <w:tcW w:type="dxa" w:w="1446"/>
+            <w:tcW w:type="dxa" w:w="1043"/>
             <w:tcBorders>
               <w:top w:val="single" w:color="BBBBBB" w:sz="1"/>
               <w:left w:val="single" w:color="BBBBBB" w:sz="1"/>
@@ -8623,7 +8623,7 @@
         </w:tc>
         <w:tc>
           <w:tcPr>
-            <w:tcW w:type="dxa" w:w="1446"/>
+            <w:tcW w:type="dxa" w:w="1043"/>
             <w:tcBorders>
               <w:top w:val="single" w:color="BBBBBB" w:sz="1"/>
               <w:left w:val="single" w:color="BBBBBB" w:sz="1"/>
@@ -8650,7 +8650,7 @@
         </w:tc>
         <w:tc>
           <w:tcPr>
-            <w:tcW w:type="dxa" w:w="1584"/>
+            <w:tcW w:type="dxa" w:w="1141"/>
             <w:tcBorders>
               <w:top w:val="single" w:color="BBBBBB" w:sz="1"/>
               <w:left w:val="single" w:color="BBBBBB" w:sz="1"/>
@@ -8677,7 +8677,7 @@
         </w:tc>
         <w:tc>
           <w:tcPr>
-            <w:tcW w:type="dxa" w:w="3105"/>
+            <w:tcW w:type="dxa" w:w="4632"/>
             <w:tcBorders>
               <w:top w:val="single" w:color="BBBBBB" w:sz="1"/>
               <w:left w:val="single" w:color="BBBBBB" w:sz="1"/>
@@ -8709,7 +8709,7 @@
         </w:trPr>
         <w:tc>
           <w:tcPr>
-            <w:tcW w:type="dxa" w:w="1031"/>
+            <w:tcW w:type="dxa" w:w="753"/>
             <w:tcBorders>
               <w:top w:val="single" w:color="BBBBBB" w:sz="1"/>
               <w:left w:val="single" w:color="BBBBBB" w:sz="1"/>
@@ -8753,7 +8753,7 @@
         </w:tc>
         <w:tc>
           <w:tcPr>
-            <w:tcW w:type="dxa" w:w="1446"/>
+            <w:tcW w:type="dxa" w:w="1043"/>
             <w:tcBorders>
               <w:top w:val="single" w:color="BBBBBB" w:sz="1"/>
               <w:left w:val="single" w:color="BBBBBB" w:sz="1"/>
@@ -8775,7 +8775,7 @@
         </w:tc>
         <w:tc>
           <w:tcPr>
-            <w:tcW w:type="dxa" w:w="1446"/>
+            <w:tcW w:type="dxa" w:w="1043"/>
             <w:tcBorders>
               <w:top w:val="single" w:color="BBBBBB" w:sz="1"/>
               <w:left w:val="single" w:color="BBBBBB" w:sz="1"/>
@@ -8797,7 +8797,7 @@
         </w:tc>
         <w:tc>
           <w:tcPr>
-            <w:tcW w:type="dxa" w:w="1584"/>
+            <w:tcW w:type="dxa" w:w="1141"/>
             <w:tcBorders>
               <w:top w:val="single" w:color="BBBBBB" w:sz="1"/>
               <w:left w:val="single" w:color="BBBBBB" w:sz="1"/>
@@ -8819,7 +8819,7 @@
         </w:tc>
         <w:tc>
           <w:tcPr>
-            <w:tcW w:type="dxa" w:w="3105"/>
+            <w:tcW w:type="dxa" w:w="4632"/>
             <w:tcBorders>
               <w:top w:val="single" w:color="BBBBBB" w:sz="1"/>
               <w:left w:val="single" w:color="BBBBBB" w:sz="1"/>
@@ -8846,7 +8846,7 @@
         </w:trPr>
         <w:tc>
           <w:tcPr>
-            <w:tcW w:type="dxa" w:w="1031"/>
+            <w:tcW w:type="dxa" w:w="753"/>
             <w:tcBorders>
               <w:top w:val="single" w:color="BBBBBB" w:sz="1"/>
               <w:left w:val="single" w:color="BBBBBB" w:sz="1"/>
@@ -8890,7 +8890,7 @@
         </w:tc>
         <w:tc>
           <w:tcPr>
-            <w:tcW w:type="dxa" w:w="1446"/>
+            <w:tcW w:type="dxa" w:w="1043"/>
             <w:tcBorders>
               <w:top w:val="single" w:color="BBBBBB" w:sz="1"/>
               <w:left w:val="single" w:color="BBBBBB" w:sz="1"/>
@@ -8912,7 +8912,7 @@
         </w:tc>
         <w:tc>
           <w:tcPr>
-            <w:tcW w:type="dxa" w:w="1446"/>
+            <w:tcW w:type="dxa" w:w="1043"/>
             <w:tcBorders>
               <w:top w:val="single" w:color="BBBBBB" w:sz="1"/>
               <w:left w:val="single" w:color="BBBBBB" w:sz="1"/>
@@ -8934,7 +8934,7 @@
         </w:tc>
         <w:tc>
           <w:tcPr>
-            <w:tcW w:type="dxa" w:w="1584"/>
+            <w:tcW w:type="dxa" w:w="1141"/>
             <w:tcBorders>
               <w:top w:val="single" w:color="BBBBBB" w:sz="1"/>
               <w:left w:val="single" w:color="BBBBBB" w:sz="1"/>
@@ -8956,23 +8956,23 @@
         </w:tc>
         <w:tc>
           <w:tcPr>
-            <w:tcW w:type="dxa" w:w="3105"/>
-            <w:tcBorders>
-              <w:top w:val="single" w:color="BBBBBB" w:sz="1"/>
-              <w:left w:val="single" w:color="BBBBBB" w:sz="1"/>
-              <w:bottom w:val="single" w:color="BBBBBB" w:sz="1"/>
-              <w:right w:val="single" w:color="BBBBBB" w:sz="1"/>
-            </w:tcBorders>
-            <w:tcMar>
-              <w:top w:type="dxa" w:w="60"/>
-              <w:left w:type="dxa" w:w="100"/>
-              <w:bottom w:type="dxa" w:w="60"/>
-              <w:right w:type="dxa" w:w="100"/>
-            </w:tcMar>
-          </w:tcPr>
-          <w:p>
-            <w:r>
-              <w:t xml:space="preserve">未启动</w:t>
+            <w:tcW w:type="dxa" w:w="4632"/>
+            <w:tcBorders>
+              <w:top w:val="single" w:color="BBBBBB" w:sz="1"/>
+              <w:left w:val="single" w:color="BBBBBB" w:sz="1"/>
+              <w:bottom w:val="single" w:color="BBBBBB" w:sz="1"/>
+              <w:right w:val="single" w:color="BBBBBB" w:sz="1"/>
+            </w:tcBorders>
+            <w:tcMar>
+              <w:top w:type="dxa" w:w="60"/>
+              <w:left w:type="dxa" w:w="100"/>
+              <w:bottom w:type="dxa" w:w="60"/>
+              <w:right w:type="dxa" w:w="100"/>
+            </w:tcMar>
+          </w:tcPr>
+          <w:p>
+            <w:r>
+              <w:t xml:space="preserve">部分实现（无邻居/蓝牙关闭发送提示已上线三端；送达回执仍缺）</w:t>
             </w:r>
           </w:p>
         </w:tc>
@@ -8983,7 +8983,7 @@
         </w:trPr>
         <w:tc>
           <w:tcPr>
-            <w:tcW w:type="dxa" w:w="1031"/>
+            <w:tcW w:type="dxa" w:w="753"/>
             <w:tcBorders>
               <w:top w:val="single" w:color="BBBBBB" w:sz="1"/>
               <w:left w:val="single" w:color="BBBBBB" w:sz="1"/>
@@ -9027,7 +9027,7 @@
         </w:tc>
         <w:tc>
           <w:tcPr>
-            <w:tcW w:type="dxa" w:w="1446"/>
+            <w:tcW w:type="dxa" w:w="1043"/>
             <w:tcBorders>
               <w:top w:val="single" w:color="BBBBBB" w:sz="1"/>
               <w:left w:val="single" w:color="BBBBBB" w:sz="1"/>
@@ -9049,7 +9049,7 @@
         </w:tc>
         <w:tc>
           <w:tcPr>
-            <w:tcW w:type="dxa" w:w="1446"/>
+            <w:tcW w:type="dxa" w:w="1043"/>
             <w:tcBorders>
               <w:top w:val="single" w:color="BBBBBB" w:sz="1"/>
               <w:left w:val="single" w:color="BBBBBB" w:sz="1"/>
@@ -9071,7 +9071,7 @@
         </w:tc>
         <w:tc>
           <w:tcPr>
-            <w:tcW w:type="dxa" w:w="1584"/>
+            <w:tcW w:type="dxa" w:w="1141"/>
             <w:tcBorders>
               <w:top w:val="single" w:color="BBBBBB" w:sz="1"/>
               <w:left w:val="single" w:color="BBBBBB" w:sz="1"/>
@@ -9093,7 +9093,7 @@
         </w:tc>
         <w:tc>
           <w:tcPr>
-            <w:tcW w:type="dxa" w:w="3105"/>
+            <w:tcW w:type="dxa" w:w="4632"/>
             <w:tcBorders>
               <w:top w:val="single" w:color="BBBBBB" w:sz="1"/>
               <w:left w:val="single" w:color="BBBBBB" w:sz="1"/>
@@ -9120,7 +9120,7 @@
         </w:trPr>
         <w:tc>
           <w:tcPr>
-            <w:tcW w:type="dxa" w:w="1031"/>
+            <w:tcW w:type="dxa" w:w="753"/>
             <w:tcBorders>
               <w:top w:val="single" w:color="BBBBBB" w:sz="1"/>
               <w:left w:val="single" w:color="BBBBBB" w:sz="1"/>
@@ -9164,7 +9164,7 @@
         </w:tc>
         <w:tc>
           <w:tcPr>
-            <w:tcW w:type="dxa" w:w="1446"/>
+            <w:tcW w:type="dxa" w:w="1043"/>
             <w:tcBorders>
               <w:top w:val="single" w:color="BBBBBB" w:sz="1"/>
               <w:left w:val="single" w:color="BBBBBB" w:sz="1"/>
@@ -9186,7 +9186,7 @@
         </w:tc>
         <w:tc>
           <w:tcPr>
-            <w:tcW w:type="dxa" w:w="1446"/>
+            <w:tcW w:type="dxa" w:w="1043"/>
             <w:tcBorders>
               <w:top w:val="single" w:color="BBBBBB" w:sz="1"/>
               <w:left w:val="single" w:color="BBBBBB" w:sz="1"/>
@@ -9208,7 +9208,7 @@
         </w:tc>
         <w:tc>
           <w:tcPr>
-            <w:tcW w:type="dxa" w:w="1584"/>
+            <w:tcW w:type="dxa" w:w="1141"/>
             <w:tcBorders>
               <w:top w:val="single" w:color="BBBBBB" w:sz="1"/>
               <w:left w:val="single" w:color="BBBBBB" w:sz="1"/>
@@ -9230,7 +9230,7 @@
         </w:tc>
         <w:tc>
           <w:tcPr>
-            <w:tcW w:type="dxa" w:w="3105"/>
+            <w:tcW w:type="dxa" w:w="4632"/>
             <w:tcBorders>
               <w:top w:val="single" w:color="BBBBBB" w:sz="1"/>
               <w:left w:val="single" w:color="BBBBBB" w:sz="1"/>
@@ -9257,7 +9257,7 @@
         </w:trPr>
         <w:tc>
           <w:tcPr>
-            <w:tcW w:type="dxa" w:w="1031"/>
+            <w:tcW w:type="dxa" w:w="753"/>
             <w:tcBorders>
               <w:top w:val="single" w:color="BBBBBB" w:sz="1"/>
               <w:left w:val="single" w:color="BBBBBB" w:sz="1"/>
@@ -9301,7 +9301,7 @@
         </w:tc>
         <w:tc>
           <w:tcPr>
-            <w:tcW w:type="dxa" w:w="1446"/>
+            <w:tcW w:type="dxa" w:w="1043"/>
             <w:tcBorders>
               <w:top w:val="single" w:color="BBBBBB" w:sz="1"/>
               <w:left w:val="single" w:color="BBBBBB" w:sz="1"/>
@@ -9323,7 +9323,7 @@
         </w:tc>
         <w:tc>
           <w:tcPr>
-            <w:tcW w:type="dxa" w:w="1446"/>
+            <w:tcW w:type="dxa" w:w="1043"/>
             <w:tcBorders>
               <w:top w:val="single" w:color="BBBBBB" w:sz="1"/>
               <w:left w:val="single" w:color="BBBBBB" w:sz="1"/>
@@ -9345,7 +9345,7 @@
         </w:tc>
         <w:tc>
           <w:tcPr>
-            <w:tcW w:type="dxa" w:w="1584"/>
+            <w:tcW w:type="dxa" w:w="1141"/>
             <w:tcBorders>
               <w:top w:val="single" w:color="BBBBBB" w:sz="1"/>
               <w:left w:val="single" w:color="BBBBBB" w:sz="1"/>
@@ -9367,7 +9367,7 @@
         </w:tc>
         <w:tc>
           <w:tcPr>
-            <w:tcW w:type="dxa" w:w="3105"/>
+            <w:tcW w:type="dxa" w:w="4632"/>
             <w:tcBorders>
               <w:top w:val="single" w:color="BBBBBB" w:sz="1"/>
               <w:left w:val="single" w:color="BBBBBB" w:sz="1"/>
@@ -9394,7 +9394,7 @@
         </w:trPr>
         <w:tc>
           <w:tcPr>
-            <w:tcW w:type="dxa" w:w="1031"/>
+            <w:tcW w:type="dxa" w:w="753"/>
             <w:tcBorders>
               <w:top w:val="single" w:color="BBBBBB" w:sz="1"/>
               <w:left w:val="single" w:color="BBBBBB" w:sz="1"/>
@@ -9438,7 +9438,7 @@
         </w:tc>
         <w:tc>
           <w:tcPr>
-            <w:tcW w:type="dxa" w:w="1446"/>
+            <w:tcW w:type="dxa" w:w="1043"/>
             <w:tcBorders>
               <w:top w:val="single" w:color="BBBBBB" w:sz="1"/>
               <w:left w:val="single" w:color="BBBBBB" w:sz="1"/>
@@ -9460,7 +9460,7 @@
         </w:tc>
         <w:tc>
           <w:tcPr>
-            <w:tcW w:type="dxa" w:w="1446"/>
+            <w:tcW w:type="dxa" w:w="1043"/>
             <w:tcBorders>
               <w:top w:val="single" w:color="BBBBBB" w:sz="1"/>
               <w:left w:val="single" w:color="BBBBBB" w:sz="1"/>
@@ -9482,7 +9482,7 @@
         </w:tc>
         <w:tc>
           <w:tcPr>
-            <w:tcW w:type="dxa" w:w="1584"/>
+            <w:tcW w:type="dxa" w:w="1141"/>
             <w:tcBorders>
               <w:top w:val="single" w:color="BBBBBB" w:sz="1"/>
               <w:left w:val="single" w:color="BBBBBB" w:sz="1"/>
@@ -9504,7 +9504,7 @@
         </w:tc>
         <w:tc>
           <w:tcPr>
-            <w:tcW w:type="dxa" w:w="3105"/>
+            <w:tcW w:type="dxa" w:w="4632"/>
             <w:tcBorders>
               <w:top w:val="single" w:color="BBBBBB" w:sz="1"/>
               <w:left w:val="single" w:color="BBBBBB" w:sz="1"/>
@@ -9531,7 +9531,7 @@
         </w:trPr>
         <w:tc>
           <w:tcPr>
-            <w:tcW w:type="dxa" w:w="1031"/>
+            <w:tcW w:type="dxa" w:w="753"/>
             <w:tcBorders>
               <w:top w:val="single" w:color="BBBBBB" w:sz="1"/>
               <w:left w:val="single" w:color="BBBBBB" w:sz="1"/>
@@ -9575,7 +9575,7 @@
         </w:tc>
         <w:tc>
           <w:tcPr>
-            <w:tcW w:type="dxa" w:w="1446"/>
+            <w:tcW w:type="dxa" w:w="1043"/>
             <w:tcBorders>
               <w:top w:val="single" w:color="BBBBBB" w:sz="1"/>
               <w:left w:val="single" w:color="BBBBBB" w:sz="1"/>
@@ -9597,7 +9597,7 @@
         </w:tc>
         <w:tc>
           <w:tcPr>
-            <w:tcW w:type="dxa" w:w="1446"/>
+            <w:tcW w:type="dxa" w:w="1043"/>
             <w:tcBorders>
               <w:top w:val="single" w:color="BBBBBB" w:sz="1"/>
               <w:left w:val="single" w:color="BBBBBB" w:sz="1"/>
@@ -9619,7 +9619,7 @@
         </w:tc>
         <w:tc>
           <w:tcPr>
-            <w:tcW w:type="dxa" w:w="1584"/>
+            <w:tcW w:type="dxa" w:w="1141"/>
             <w:tcBorders>
               <w:top w:val="single" w:color="BBBBBB" w:sz="1"/>
               <w:left w:val="single" w:color="BBBBBB" w:sz="1"/>
@@ -9641,23 +9641,23 @@
         </w:tc>
         <w:tc>
           <w:tcPr>
-            <w:tcW w:type="dxa" w:w="3105"/>
-            <w:tcBorders>
-              <w:top w:val="single" w:color="BBBBBB" w:sz="1"/>
-              <w:left w:val="single" w:color="BBBBBB" w:sz="1"/>
-              <w:bottom w:val="single" w:color="BBBBBB" w:sz="1"/>
-              <w:right w:val="single" w:color="BBBBBB" w:sz="1"/>
-            </w:tcBorders>
-            <w:tcMar>
-              <w:top w:type="dxa" w:w="60"/>
-              <w:left w:type="dxa" w:w="100"/>
-              <w:bottom w:type="dxa" w:w="60"/>
-              <w:right w:type="dxa" w:w="100"/>
-            </w:tcMar>
-          </w:tcPr>
-          <w:p>
-            <w:r>
-              <w:t xml:space="preserve">未启动</w:t>
+            <w:tcW w:type="dxa" w:w="4632"/>
+            <w:tcBorders>
+              <w:top w:val="single" w:color="BBBBBB" w:sz="1"/>
+              <w:left w:val="single" w:color="BBBBBB" w:sz="1"/>
+              <w:bottom w:val="single" w:color="BBBBBB" w:sz="1"/>
+              <w:right w:val="single" w:color="BBBBBB" w:sz="1"/>
+            </w:tcBorders>
+            <w:tcMar>
+              <w:top w:type="dxa" w:w="60"/>
+              <w:left w:type="dxa" w:w="100"/>
+              <w:bottom w:type="dxa" w:w="60"/>
+              <w:right w:type="dxa" w:w="100"/>
+            </w:tcMar>
+          </w:tcPr>
+          <w:p>
+            <w:r>
+              <w:t xml:space="preserve">已实现（Web 往返验收通过；iOS/Android 分享导出+粘贴导入，待真机卸载重装验收）</w:t>
             </w:r>
           </w:p>
         </w:tc>
@@ -9668,7 +9668,7 @@
         </w:trPr>
         <w:tc>
           <w:tcPr>
-            <w:tcW w:type="dxa" w:w="1031"/>
+            <w:tcW w:type="dxa" w:w="753"/>
             <w:tcBorders>
               <w:top w:val="single" w:color="BBBBBB" w:sz="1"/>
               <w:left w:val="single" w:color="BBBBBB" w:sz="1"/>
@@ -9712,7 +9712,7 @@
         </w:tc>
         <w:tc>
           <w:tcPr>
-            <w:tcW w:type="dxa" w:w="1446"/>
+            <w:tcW w:type="dxa" w:w="1043"/>
             <w:tcBorders>
               <w:top w:val="single" w:color="BBBBBB" w:sz="1"/>
               <w:left w:val="single" w:color="BBBBBB" w:sz="1"/>
@@ -9734,7 +9734,7 @@
         </w:tc>
         <w:tc>
           <w:tcPr>
-            <w:tcW w:type="dxa" w:w="1446"/>
+            <w:tcW w:type="dxa" w:w="1043"/>
             <w:tcBorders>
               <w:top w:val="single" w:color="BBBBBB" w:sz="1"/>
               <w:left w:val="single" w:color="BBBBBB" w:sz="1"/>
@@ -9756,7 +9756,7 @@
         </w:tc>
         <w:tc>
           <w:tcPr>
-            <w:tcW w:type="dxa" w:w="1584"/>
+            <w:tcW w:type="dxa" w:w="1141"/>
             <w:tcBorders>
               <w:top w:val="single" w:color="BBBBBB" w:sz="1"/>
               <w:left w:val="single" w:color="BBBBBB" w:sz="1"/>
@@ -9778,7 +9778,7 @@
         </w:tc>
         <w:tc>
           <w:tcPr>
-            <w:tcW w:type="dxa" w:w="3105"/>
+            <w:tcW w:type="dxa" w:w="4632"/>
             <w:tcBorders>
               <w:top w:val="single" w:color="BBBBBB" w:sz="1"/>
               <w:left w:val="single" w:color="BBBBBB" w:sz="1"/>
@@ -9805,7 +9805,7 @@
         </w:trPr>
         <w:tc>
           <w:tcPr>
-            <w:tcW w:type="dxa" w:w="1031"/>
+            <w:tcW w:type="dxa" w:w="753"/>
             <w:tcBorders>
               <w:top w:val="single" w:color="BBBBBB" w:sz="1"/>
               <w:left w:val="single" w:color="BBBBBB" w:sz="1"/>
@@ -9849,7 +9849,7 @@
         </w:tc>
         <w:tc>
           <w:tcPr>
-            <w:tcW w:type="dxa" w:w="1446"/>
+            <w:tcW w:type="dxa" w:w="1043"/>
             <w:tcBorders>
               <w:top w:val="single" w:color="BBBBBB" w:sz="1"/>
               <w:left w:val="single" w:color="BBBBBB" w:sz="1"/>
@@ -9871,7 +9871,7 @@
         </w:tc>
         <w:tc>
           <w:tcPr>
-            <w:tcW w:type="dxa" w:w="1446"/>
+            <w:tcW w:type="dxa" w:w="1043"/>
             <w:tcBorders>
               <w:top w:val="single" w:color="BBBBBB" w:sz="1"/>
               <w:left w:val="single" w:color="BBBBBB" w:sz="1"/>
@@ -9893,7 +9893,7 @@
         </w:tc>
         <w:tc>
           <w:tcPr>
-            <w:tcW w:type="dxa" w:w="1584"/>
+            <w:tcW w:type="dxa" w:w="1141"/>
             <w:tcBorders>
               <w:top w:val="single" w:color="BBBBBB" w:sz="1"/>
               <w:left w:val="single" w:color="BBBBBB" w:sz="1"/>
@@ -9915,7 +9915,7 @@
         </w:tc>
         <w:tc>
           <w:tcPr>
-            <w:tcW w:type="dxa" w:w="3105"/>
+            <w:tcW w:type="dxa" w:w="4632"/>
             <w:tcBorders>
               <w:top w:val="single" w:color="BBBBBB" w:sz="1"/>
               <w:left w:val="single" w:color="BBBBBB" w:sz="1"/>
@@ -9942,7 +9942,7 @@
         </w:trPr>
         <w:tc>
           <w:tcPr>
-            <w:tcW w:type="dxa" w:w="1031"/>
+            <w:tcW w:type="dxa" w:w="753"/>
             <w:tcBorders>
               <w:top w:val="single" w:color="BBBBBB" w:sz="1"/>
               <w:left w:val="single" w:color="BBBBBB" w:sz="1"/>
@@ -9986,7 +9986,7 @@
         </w:tc>
         <w:tc>
           <w:tcPr>
-            <w:tcW w:type="dxa" w:w="1446"/>
+            <w:tcW w:type="dxa" w:w="1043"/>
             <w:tcBorders>
               <w:top w:val="single" w:color="BBBBBB" w:sz="1"/>
               <w:left w:val="single" w:color="BBBBBB" w:sz="1"/>
@@ -10008,7 +10008,7 @@
         </w:tc>
         <w:tc>
           <w:tcPr>
-            <w:tcW w:type="dxa" w:w="1446"/>
+            <w:tcW w:type="dxa" w:w="1043"/>
             <w:tcBorders>
               <w:top w:val="single" w:color="BBBBBB" w:sz="1"/>
               <w:left w:val="single" w:color="BBBBBB" w:sz="1"/>
@@ -10030,7 +10030,7 @@
         </w:tc>
         <w:tc>
           <w:tcPr>
-            <w:tcW w:type="dxa" w:w="1584"/>
+            <w:tcW w:type="dxa" w:w="1141"/>
             <w:tcBorders>
               <w:top w:val="single" w:color="BBBBBB" w:sz="1"/>
               <w:left w:val="single" w:color="BBBBBB" w:sz="1"/>
@@ -10052,7 +10052,7 @@
         </w:tc>
         <w:tc>
           <w:tcPr>
-            <w:tcW w:type="dxa" w:w="3105"/>
+            <w:tcW w:type="dxa" w:w="4632"/>
             <w:tcBorders>
               <w:top w:val="single" w:color="BBBBBB" w:sz="1"/>
               <w:left w:val="single" w:color="BBBBBB" w:sz="1"/>
@@ -10079,7 +10079,7 @@
         </w:trPr>
         <w:tc>
           <w:tcPr>
-            <w:tcW w:type="dxa" w:w="1031"/>
+            <w:tcW w:type="dxa" w:w="753"/>
             <w:tcBorders>
               <w:top w:val="single" w:color="BBBBBB" w:sz="1"/>
               <w:left w:val="single" w:color="BBBBBB" w:sz="1"/>
@@ -10123,7 +10123,7 @@
         </w:tc>
         <w:tc>
           <w:tcPr>
-            <w:tcW w:type="dxa" w:w="1446"/>
+            <w:tcW w:type="dxa" w:w="1043"/>
             <w:tcBorders>
               <w:top w:val="single" w:color="BBBBBB" w:sz="1"/>
               <w:left w:val="single" w:color="BBBBBB" w:sz="1"/>
@@ -10145,7 +10145,7 @@
         </w:tc>
         <w:tc>
           <w:tcPr>
-            <w:tcW w:type="dxa" w:w="1446"/>
+            <w:tcW w:type="dxa" w:w="1043"/>
             <w:tcBorders>
               <w:top w:val="single" w:color="BBBBBB" w:sz="1"/>
               <w:left w:val="single" w:color="BBBBBB" w:sz="1"/>
@@ -10167,7 +10167,7 @@
         </w:tc>
         <w:tc>
           <w:tcPr>
-            <w:tcW w:type="dxa" w:w="1584"/>
+            <w:tcW w:type="dxa" w:w="1141"/>
             <w:tcBorders>
               <w:top w:val="single" w:color="BBBBBB" w:sz="1"/>
               <w:left w:val="single" w:color="BBBBBB" w:sz="1"/>
@@ -10189,7 +10189,7 @@
         </w:tc>
         <w:tc>
           <w:tcPr>
-            <w:tcW w:type="dxa" w:w="3105"/>
+            <w:tcW w:type="dxa" w:w="4632"/>
             <w:tcBorders>
               <w:top w:val="single" w:color="BBBBBB" w:sz="1"/>
               <w:left w:val="single" w:color="BBBBBB" w:sz="1"/>
@@ -10216,7 +10216,7 @@
         </w:trPr>
         <w:tc>
           <w:tcPr>
-            <w:tcW w:type="dxa" w:w="1031"/>
+            <w:tcW w:type="dxa" w:w="753"/>
             <w:tcBorders>
               <w:top w:val="single" w:color="BBBBBB" w:sz="1"/>
               <w:left w:val="single" w:color="BBBBBB" w:sz="1"/>
@@ -10260,7 +10260,7 @@
         </w:tc>
         <w:tc>
           <w:tcPr>
-            <w:tcW w:type="dxa" w:w="1446"/>
+            <w:tcW w:type="dxa" w:w="1043"/>
             <w:tcBorders>
               <w:top w:val="single" w:color="BBBBBB" w:sz="1"/>
               <w:left w:val="single" w:color="BBBBBB" w:sz="1"/>
@@ -10282,7 +10282,7 @@
         </w:tc>
         <w:tc>
           <w:tcPr>
-            <w:tcW w:type="dxa" w:w="1446"/>
+            <w:tcW w:type="dxa" w:w="1043"/>
             <w:tcBorders>
               <w:top w:val="single" w:color="BBBBBB" w:sz="1"/>
               <w:left w:val="single" w:color="BBBBBB" w:sz="1"/>
@@ -10304,7 +10304,7 @@
         </w:tc>
         <w:tc>
           <w:tcPr>
-            <w:tcW w:type="dxa" w:w="1584"/>
+            <w:tcW w:type="dxa" w:w="1141"/>
             <w:tcBorders>
               <w:top w:val="single" w:color="BBBBBB" w:sz="1"/>
               <w:left w:val="single" w:color="BBBBBB" w:sz="1"/>
@@ -10326,7 +10326,7 @@
         </w:tc>
         <w:tc>
           <w:tcPr>
-            <w:tcW w:type="dxa" w:w="3105"/>
+            <w:tcW w:type="dxa" w:w="4632"/>
             <w:tcBorders>
               <w:top w:val="single" w:color="BBBBBB" w:sz="1"/>
               <w:left w:val="single" w:color="BBBBBB" w:sz="1"/>
@@ -10353,7 +10353,7 @@
         </w:trPr>
         <w:tc>
           <w:tcPr>
-            <w:tcW w:type="dxa" w:w="1031"/>
+            <w:tcW w:type="dxa" w:w="753"/>
             <w:tcBorders>
               <w:top w:val="single" w:color="BBBBBB" w:sz="1"/>
               <w:left w:val="single" w:color="BBBBBB" w:sz="1"/>
@@ -10397,7 +10397,7 @@
         </w:tc>
         <w:tc>
           <w:tcPr>
-            <w:tcW w:type="dxa" w:w="1446"/>
+            <w:tcW w:type="dxa" w:w="1043"/>
             <w:tcBorders>
               <w:top w:val="single" w:color="BBBBBB" w:sz="1"/>
               <w:left w:val="single" w:color="BBBBBB" w:sz="1"/>
@@ -10419,7 +10419,7 @@
         </w:tc>
         <w:tc>
           <w:tcPr>
-            <w:tcW w:type="dxa" w:w="1446"/>
+            <w:tcW w:type="dxa" w:w="1043"/>
             <w:tcBorders>
               <w:top w:val="single" w:color="BBBBBB" w:sz="1"/>
               <w:left w:val="single" w:color="BBBBBB" w:sz="1"/>
@@ -10441,7 +10441,7 @@
         </w:tc>
         <w:tc>
           <w:tcPr>
-            <w:tcW w:type="dxa" w:w="1584"/>
+            <w:tcW w:type="dxa" w:w="1141"/>
             <w:tcBorders>
               <w:top w:val="single" w:color="BBBBBB" w:sz="1"/>
               <w:left w:val="single" w:color="BBBBBB" w:sz="1"/>
@@ -10463,7 +10463,7 @@
         </w:tc>
         <w:tc>
           <w:tcPr>
-            <w:tcW w:type="dxa" w:w="3105"/>
+            <w:tcW w:type="dxa" w:w="4632"/>
             <w:tcBorders>
               <w:top w:val="single" w:color="BBBBBB" w:sz="1"/>
               <w:left w:val="single" w:color="BBBBBB" w:sz="1"/>
@@ -10490,7 +10490,7 @@
         </w:trPr>
         <w:tc>
           <w:tcPr>
-            <w:tcW w:type="dxa" w:w="1031"/>
+            <w:tcW w:type="dxa" w:w="753"/>
             <w:tcBorders>
               <w:top w:val="single" w:color="BBBBBB" w:sz="1"/>
               <w:left w:val="single" w:color="BBBBBB" w:sz="1"/>
@@ -10534,7 +10534,7 @@
         </w:tc>
         <w:tc>
           <w:tcPr>
-            <w:tcW w:type="dxa" w:w="1446"/>
+            <w:tcW w:type="dxa" w:w="1043"/>
             <w:tcBorders>
               <w:top w:val="single" w:color="BBBBBB" w:sz="1"/>
               <w:left w:val="single" w:color="BBBBBB" w:sz="1"/>
@@ -10556,7 +10556,7 @@
         </w:tc>
         <w:tc>
           <w:tcPr>
-            <w:tcW w:type="dxa" w:w="1446"/>
+            <w:tcW w:type="dxa" w:w="1043"/>
             <w:tcBorders>
               <w:top w:val="single" w:color="BBBBBB" w:sz="1"/>
               <w:left w:val="single" w:color="BBBBBB" w:sz="1"/>
@@ -10578,7 +10578,7 @@
         </w:tc>
         <w:tc>
           <w:tcPr>
-            <w:tcW w:type="dxa" w:w="1584"/>
+            <w:tcW w:type="dxa" w:w="1141"/>
             <w:tcBorders>
               <w:top w:val="single" w:color="BBBBBB" w:sz="1"/>
               <w:left w:val="single" w:color="BBBBBB" w:sz="1"/>
@@ -10600,7 +10600,7 @@
         </w:tc>
         <w:tc>
           <w:tcPr>
-            <w:tcW w:type="dxa" w:w="3105"/>
+            <w:tcW w:type="dxa" w:w="4632"/>
             <w:tcBorders>
               <w:top w:val="single" w:color="BBBBBB" w:sz="1"/>
               <w:left w:val="single" w:color="BBBBBB" w:sz="1"/>
@@ -10627,7 +10627,7 @@
         </w:trPr>
         <w:tc>
           <w:tcPr>
-            <w:tcW w:type="dxa" w:w="1031"/>
+            <w:tcW w:type="dxa" w:w="753"/>
             <w:tcBorders>
               <w:top w:val="single" w:color="BBBBBB" w:sz="1"/>
               <w:left w:val="single" w:color="BBBBBB" w:sz="1"/>
@@ -10671,7 +10671,7 @@
         </w:tc>
         <w:tc>
           <w:tcPr>
-            <w:tcW w:type="dxa" w:w="1446"/>
+            <w:tcW w:type="dxa" w:w="1043"/>
             <w:tcBorders>
               <w:top w:val="single" w:color="BBBBBB" w:sz="1"/>
               <w:left w:val="single" w:color="BBBBBB" w:sz="1"/>
@@ -10693,7 +10693,7 @@
         </w:tc>
         <w:tc>
           <w:tcPr>
-            <w:tcW w:type="dxa" w:w="1446"/>
+            <w:tcW w:type="dxa" w:w="1043"/>
             <w:tcBorders>
               <w:top w:val="single" w:color="BBBBBB" w:sz="1"/>
               <w:left w:val="single" w:color="BBBBBB" w:sz="1"/>
@@ -10715,7 +10715,7 @@
         </w:tc>
         <w:tc>
           <w:tcPr>
-            <w:tcW w:type="dxa" w:w="1584"/>
+            <w:tcW w:type="dxa" w:w="1141"/>
             <w:tcBorders>
               <w:top w:val="single" w:color="BBBBBB" w:sz="1"/>
               <w:left w:val="single" w:color="BBBBBB" w:sz="1"/>
@@ -10737,7 +10737,7 @@
         </w:tc>
         <w:tc>
           <w:tcPr>
-            <w:tcW w:type="dxa" w:w="3105"/>
+            <w:tcW w:type="dxa" w:w="4632"/>
             <w:tcBorders>
               <w:top w:val="single" w:color="BBBBBB" w:sz="1"/>
               <w:left w:val="single" w:color="BBBBBB" w:sz="1"/>
@@ -10764,7 +10764,7 @@
         </w:trPr>
         <w:tc>
           <w:tcPr>
-            <w:tcW w:type="dxa" w:w="1031"/>
+            <w:tcW w:type="dxa" w:w="753"/>
             <w:tcBorders>
               <w:top w:val="single" w:color="BBBBBB" w:sz="1"/>
               <w:left w:val="single" w:color="BBBBBB" w:sz="1"/>
@@ -10808,7 +10808,7 @@
         </w:tc>
         <w:tc>
           <w:tcPr>
-            <w:tcW w:type="dxa" w:w="1446"/>
+            <w:tcW w:type="dxa" w:w="1043"/>
             <w:tcBorders>
               <w:top w:val="single" w:color="BBBBBB" w:sz="1"/>
               <w:left w:val="single" w:color="BBBBBB" w:sz="1"/>
@@ -10830,7 +10830,7 @@
         </w:tc>
         <w:tc>
           <w:tcPr>
-            <w:tcW w:type="dxa" w:w="1446"/>
+            <w:tcW w:type="dxa" w:w="1043"/>
             <w:tcBorders>
               <w:top w:val="single" w:color="BBBBBB" w:sz="1"/>
               <w:left w:val="single" w:color="BBBBBB" w:sz="1"/>
@@ -10852,7 +10852,7 @@
         </w:tc>
         <w:tc>
           <w:tcPr>
-            <w:tcW w:type="dxa" w:w="1584"/>
+            <w:tcW w:type="dxa" w:w="1141"/>
             <w:tcBorders>
               <w:top w:val="single" w:color="BBBBBB" w:sz="1"/>
               <w:left w:val="single" w:color="BBBBBB" w:sz="1"/>
@@ -10874,7 +10874,7 @@
         </w:tc>
         <w:tc>
           <w:tcPr>
-            <w:tcW w:type="dxa" w:w="3105"/>
+            <w:tcW w:type="dxa" w:w="4632"/>
             <w:tcBorders>
               <w:top w:val="single" w:color="BBBBBB" w:sz="1"/>
               <w:left w:val="single" w:color="BBBBBB" w:sz="1"/>
@@ -10901,7 +10901,7 @@
         </w:trPr>
         <w:tc>
           <w:tcPr>
-            <w:tcW w:type="dxa" w:w="1031"/>
+            <w:tcW w:type="dxa" w:w="753"/>
             <w:tcBorders>
               <w:top w:val="single" w:color="BBBBBB" w:sz="1"/>
               <w:left w:val="single" w:color="BBBBBB" w:sz="1"/>
@@ -10945,7 +10945,7 @@
         </w:tc>
         <w:tc>
           <w:tcPr>
-            <w:tcW w:type="dxa" w:w="1446"/>
+            <w:tcW w:type="dxa" w:w="1043"/>
             <w:tcBorders>
               <w:top w:val="single" w:color="BBBBBB" w:sz="1"/>
               <w:left w:val="single" w:color="BBBBBB" w:sz="1"/>
@@ -10967,7 +10967,7 @@
         </w:tc>
         <w:tc>
           <w:tcPr>
-            <w:tcW w:type="dxa" w:w="1446"/>
+            <w:tcW w:type="dxa" w:w="1043"/>
             <w:tcBorders>
               <w:top w:val="single" w:color="BBBBBB" w:sz="1"/>
               <w:left w:val="single" w:color="BBBBBB" w:sz="1"/>
@@ -10989,7 +10989,7 @@
         </w:tc>
         <w:tc>
           <w:tcPr>
-            <w:tcW w:type="dxa" w:w="1584"/>
+            <w:tcW w:type="dxa" w:w="1141"/>
             <w:tcBorders>
               <w:top w:val="single" w:color="BBBBBB" w:sz="1"/>
               <w:left w:val="single" w:color="BBBBBB" w:sz="1"/>
@@ -11011,7 +11011,7 @@
         </w:tc>
         <w:tc>
           <w:tcPr>
-            <w:tcW w:type="dxa" w:w="3105"/>
+            <w:tcW w:type="dxa" w:w="4632"/>
             <w:tcBorders>
               <w:top w:val="single" w:color="BBBBBB" w:sz="1"/>
               <w:left w:val="single" w:color="BBBBBB" w:sz="1"/>
@@ -11038,7 +11038,7 @@
         </w:trPr>
         <w:tc>
           <w:tcPr>
-            <w:tcW w:type="dxa" w:w="1031"/>
+            <w:tcW w:type="dxa" w:w="753"/>
             <w:tcBorders>
               <w:top w:val="single" w:color="BBBBBB" w:sz="1"/>
               <w:left w:val="single" w:color="BBBBBB" w:sz="1"/>
@@ -11082,7 +11082,7 @@
         </w:tc>
         <w:tc>
           <w:tcPr>
-            <w:tcW w:type="dxa" w:w="1446"/>
+            <w:tcW w:type="dxa" w:w="1043"/>
             <w:tcBorders>
               <w:top w:val="single" w:color="BBBBBB" w:sz="1"/>
               <w:left w:val="single" w:color="BBBBBB" w:sz="1"/>
@@ -11104,7 +11104,7 @@
         </w:tc>
         <w:tc>
           <w:tcPr>
-            <w:tcW w:type="dxa" w:w="1446"/>
+            <w:tcW w:type="dxa" w:w="1043"/>
             <w:tcBorders>
               <w:top w:val="single" w:color="BBBBBB" w:sz="1"/>
               <w:left w:val="single" w:color="BBBBBB" w:sz="1"/>
@@ -11126,7 +11126,7 @@
         </w:tc>
         <w:tc>
           <w:tcPr>
-            <w:tcW w:type="dxa" w:w="1584"/>
+            <w:tcW w:type="dxa" w:w="1141"/>
             <w:tcBorders>
               <w:top w:val="single" w:color="BBBBBB" w:sz="1"/>
               <w:left w:val="single" w:color="BBBBBB" w:sz="1"/>
@@ -11148,7 +11148,7 @@
         </w:tc>
         <w:tc>
           <w:tcPr>
-            <w:tcW w:type="dxa" w:w="3105"/>
+            <w:tcW w:type="dxa" w:w="4632"/>
             <w:tcBorders>
               <w:top w:val="single" w:color="BBBBBB" w:sz="1"/>
               <w:left w:val="single" w:color="BBBBBB" w:sz="1"/>
@@ -11175,7 +11175,7 @@
         </w:trPr>
         <w:tc>
           <w:tcPr>
-            <w:tcW w:type="dxa" w:w="1031"/>
+            <w:tcW w:type="dxa" w:w="753"/>
             <w:tcBorders>
               <w:top w:val="single" w:color="BBBBBB" w:sz="1"/>
               <w:left w:val="single" w:color="BBBBBB" w:sz="1"/>
@@ -11219,7 +11219,7 @@
         </w:tc>
         <w:tc>
           <w:tcPr>
-            <w:tcW w:type="dxa" w:w="1446"/>
+            <w:tcW w:type="dxa" w:w="1043"/>
             <w:tcBorders>
               <w:top w:val="single" w:color="BBBBBB" w:sz="1"/>
               <w:left w:val="single" w:color="BBBBBB" w:sz="1"/>
@@ -11241,7 +11241,7 @@
         </w:tc>
         <w:tc>
           <w:tcPr>
-            <w:tcW w:type="dxa" w:w="1446"/>
+            <w:tcW w:type="dxa" w:w="1043"/>
             <w:tcBorders>
               <w:top w:val="single" w:color="BBBBBB" w:sz="1"/>
               <w:left w:val="single" w:color="BBBBBB" w:sz="1"/>
@@ -11263,7 +11263,7 @@
         </w:tc>
         <w:tc>
           <w:tcPr>
-            <w:tcW w:type="dxa" w:w="1584"/>
+            <w:tcW w:type="dxa" w:w="1141"/>
             <w:tcBorders>
               <w:top w:val="single" w:color="BBBBBB" w:sz="1"/>
               <w:left w:val="single" w:color="BBBBBB" w:sz="1"/>
@@ -11285,7 +11285,7 @@
         </w:tc>
         <w:tc>
           <w:tcPr>
-            <w:tcW w:type="dxa" w:w="3105"/>
+            <w:tcW w:type="dxa" w:w="4632"/>
             <w:tcBorders>
               <w:top w:val="single" w:color="BBBBBB" w:sz="1"/>
               <w:left w:val="single" w:color="BBBBBB" w:sz="1"/>
@@ -11312,7 +11312,7 @@
         </w:trPr>
         <w:tc>
           <w:tcPr>
-            <w:tcW w:type="dxa" w:w="1031"/>
+            <w:tcW w:type="dxa" w:w="753"/>
             <w:tcBorders>
               <w:top w:val="single" w:color="BBBBBB" w:sz="1"/>
               <w:left w:val="single" w:color="BBBBBB" w:sz="1"/>
@@ -11356,7 +11356,7 @@
         </w:tc>
         <w:tc>
           <w:tcPr>
-            <w:tcW w:type="dxa" w:w="1446"/>
+            <w:tcW w:type="dxa" w:w="1043"/>
             <w:tcBorders>
               <w:top w:val="single" w:color="BBBBBB" w:sz="1"/>
               <w:left w:val="single" w:color="BBBBBB" w:sz="1"/>
@@ -11378,7 +11378,7 @@
         </w:tc>
         <w:tc>
           <w:tcPr>
-            <w:tcW w:type="dxa" w:w="1446"/>
+            <w:tcW w:type="dxa" w:w="1043"/>
             <w:tcBorders>
               <w:top w:val="single" w:color="BBBBBB" w:sz="1"/>
               <w:left w:val="single" w:color="BBBBBB" w:sz="1"/>
@@ -11400,7 +11400,7 @@
         </w:tc>
         <w:tc>
           <w:tcPr>
-            <w:tcW w:type="dxa" w:w="1584"/>
+            <w:tcW w:type="dxa" w:w="1141"/>
             <w:tcBorders>
               <w:top w:val="single" w:color="BBBBBB" w:sz="1"/>
               <w:left w:val="single" w:color="BBBBBB" w:sz="1"/>
@@ -11422,7 +11422,7 @@
         </w:tc>
         <w:tc>
           <w:tcPr>
-            <w:tcW w:type="dxa" w:w="3105"/>
+            <w:tcW w:type="dxa" w:w="4632"/>
             <w:tcBorders>
               <w:top w:val="single" w:color="BBBBBB" w:sz="1"/>
               <w:left w:val="single" w:color="BBBBBB" w:sz="1"/>

--- a/docs/requirements/TrailMate-Gap分析与演进规划-v1.0.docx
+++ b/docs/requirements/TrailMate-Gap分析与演进规划-v1.0.docx
@@ -8529,12 +8529,12 @@
         </w:tblBorders>
       </w:tblPr>
       <w:tblGrid>
-        <w:gridCol w:w="753"/>
         <w:gridCol w:w="748"/>
-        <w:gridCol w:w="1043"/>
-        <w:gridCol w:w="1043"/>
-        <w:gridCol w:w="1141"/>
-        <w:gridCol w:w="4632"/>
+        <w:gridCol w:w="748"/>
+        <w:gridCol w:w="922"/>
+        <w:gridCol w:w="922"/>
+        <w:gridCol w:w="1006"/>
+        <w:gridCol w:w="5014"/>
       </w:tblGrid>
       <w:tr>
         <w:trPr>
@@ -8542,7 +8542,7 @@
         </w:trPr>
         <w:tc>
           <w:tcPr>
-            <w:tcW w:type="dxa" w:w="753"/>
+            <w:tcW w:type="dxa" w:w="748"/>
             <w:tcBorders>
               <w:top w:val="single" w:color="BBBBBB" w:sz="1"/>
               <w:left w:val="single" w:color="BBBBBB" w:sz="1"/>
@@ -8596,7 +8596,7 @@
         </w:tc>
         <w:tc>
           <w:tcPr>
-            <w:tcW w:type="dxa" w:w="1043"/>
+            <w:tcW w:type="dxa" w:w="922"/>
             <w:tcBorders>
               <w:top w:val="single" w:color="BBBBBB" w:sz="1"/>
               <w:left w:val="single" w:color="BBBBBB" w:sz="1"/>
@@ -8623,7 +8623,7 @@
         </w:tc>
         <w:tc>
           <w:tcPr>
-            <w:tcW w:type="dxa" w:w="1043"/>
+            <w:tcW w:type="dxa" w:w="922"/>
             <w:tcBorders>
               <w:top w:val="single" w:color="BBBBBB" w:sz="1"/>
               <w:left w:val="single" w:color="BBBBBB" w:sz="1"/>
@@ -8650,7 +8650,7 @@
         </w:tc>
         <w:tc>
           <w:tcPr>
-            <w:tcW w:type="dxa" w:w="1141"/>
+            <w:tcW w:type="dxa" w:w="1006"/>
             <w:tcBorders>
               <w:top w:val="single" w:color="BBBBBB" w:sz="1"/>
               <w:left w:val="single" w:color="BBBBBB" w:sz="1"/>
@@ -8677,7 +8677,7 @@
         </w:tc>
         <w:tc>
           <w:tcPr>
-            <w:tcW w:type="dxa" w:w="4632"/>
+            <w:tcW w:type="dxa" w:w="5014"/>
             <w:tcBorders>
               <w:top w:val="single" w:color="BBBBBB" w:sz="1"/>
               <w:left w:val="single" w:color="BBBBBB" w:sz="1"/>
@@ -8709,7 +8709,7 @@
         </w:trPr>
         <w:tc>
           <w:tcPr>
-            <w:tcW w:type="dxa" w:w="753"/>
+            <w:tcW w:type="dxa" w:w="748"/>
             <w:tcBorders>
               <w:top w:val="single" w:color="BBBBBB" w:sz="1"/>
               <w:left w:val="single" w:color="BBBBBB" w:sz="1"/>
@@ -8753,7 +8753,7 @@
         </w:tc>
         <w:tc>
           <w:tcPr>
-            <w:tcW w:type="dxa" w:w="1043"/>
+            <w:tcW w:type="dxa" w:w="922"/>
             <w:tcBorders>
               <w:top w:val="single" w:color="BBBBBB" w:sz="1"/>
               <w:left w:val="single" w:color="BBBBBB" w:sz="1"/>
@@ -8775,7 +8775,7 @@
         </w:tc>
         <w:tc>
           <w:tcPr>
-            <w:tcW w:type="dxa" w:w="1043"/>
+            <w:tcW w:type="dxa" w:w="922"/>
             <w:tcBorders>
               <w:top w:val="single" w:color="BBBBBB" w:sz="1"/>
               <w:left w:val="single" w:color="BBBBBB" w:sz="1"/>
@@ -8797,7 +8797,7 @@
         </w:tc>
         <w:tc>
           <w:tcPr>
-            <w:tcW w:type="dxa" w:w="1141"/>
+            <w:tcW w:type="dxa" w:w="1006"/>
             <w:tcBorders>
               <w:top w:val="single" w:color="BBBBBB" w:sz="1"/>
               <w:left w:val="single" w:color="BBBBBB" w:sz="1"/>
@@ -8819,7 +8819,7 @@
         </w:tc>
         <w:tc>
           <w:tcPr>
-            <w:tcW w:type="dxa" w:w="4632"/>
+            <w:tcW w:type="dxa" w:w="5014"/>
             <w:tcBorders>
               <w:top w:val="single" w:color="BBBBBB" w:sz="1"/>
               <w:left w:val="single" w:color="BBBBBB" w:sz="1"/>
@@ -8846,7 +8846,7 @@
         </w:trPr>
         <w:tc>
           <w:tcPr>
-            <w:tcW w:type="dxa" w:w="753"/>
+            <w:tcW w:type="dxa" w:w="748"/>
             <w:tcBorders>
               <w:top w:val="single" w:color="BBBBBB" w:sz="1"/>
               <w:left w:val="single" w:color="BBBBBB" w:sz="1"/>
@@ -8890,7 +8890,7 @@
         </w:tc>
         <w:tc>
           <w:tcPr>
-            <w:tcW w:type="dxa" w:w="1043"/>
+            <w:tcW w:type="dxa" w:w="922"/>
             <w:tcBorders>
               <w:top w:val="single" w:color="BBBBBB" w:sz="1"/>
               <w:left w:val="single" w:color="BBBBBB" w:sz="1"/>
@@ -8912,7 +8912,7 @@
         </w:tc>
         <w:tc>
           <w:tcPr>
-            <w:tcW w:type="dxa" w:w="1043"/>
+            <w:tcW w:type="dxa" w:w="922"/>
             <w:tcBorders>
               <w:top w:val="single" w:color="BBBBBB" w:sz="1"/>
               <w:left w:val="single" w:color="BBBBBB" w:sz="1"/>
@@ -8934,7 +8934,7 @@
         </w:tc>
         <w:tc>
           <w:tcPr>
-            <w:tcW w:type="dxa" w:w="1141"/>
+            <w:tcW w:type="dxa" w:w="1006"/>
             <w:tcBorders>
               <w:top w:val="single" w:color="BBBBBB" w:sz="1"/>
               <w:left w:val="single" w:color="BBBBBB" w:sz="1"/>
@@ -8956,7 +8956,7 @@
         </w:tc>
         <w:tc>
           <w:tcPr>
-            <w:tcW w:type="dxa" w:w="4632"/>
+            <w:tcW w:type="dxa" w:w="5014"/>
             <w:tcBorders>
               <w:top w:val="single" w:color="BBBBBB" w:sz="1"/>
               <w:left w:val="single" w:color="BBBBBB" w:sz="1"/>
@@ -8983,7 +8983,7 @@
         </w:trPr>
         <w:tc>
           <w:tcPr>
-            <w:tcW w:type="dxa" w:w="753"/>
+            <w:tcW w:type="dxa" w:w="748"/>
             <w:tcBorders>
               <w:top w:val="single" w:color="BBBBBB" w:sz="1"/>
               <w:left w:val="single" w:color="BBBBBB" w:sz="1"/>
@@ -9027,7 +9027,7 @@
         </w:tc>
         <w:tc>
           <w:tcPr>
-            <w:tcW w:type="dxa" w:w="1043"/>
+            <w:tcW w:type="dxa" w:w="922"/>
             <w:tcBorders>
               <w:top w:val="single" w:color="BBBBBB" w:sz="1"/>
               <w:left w:val="single" w:color="BBBBBB" w:sz="1"/>
@@ -9049,7 +9049,7 @@
         </w:tc>
         <w:tc>
           <w:tcPr>
-            <w:tcW w:type="dxa" w:w="1043"/>
+            <w:tcW w:type="dxa" w:w="922"/>
             <w:tcBorders>
               <w:top w:val="single" w:color="BBBBBB" w:sz="1"/>
               <w:left w:val="single" w:color="BBBBBB" w:sz="1"/>
@@ -9071,7 +9071,7 @@
         </w:tc>
         <w:tc>
           <w:tcPr>
-            <w:tcW w:type="dxa" w:w="1141"/>
+            <w:tcW w:type="dxa" w:w="1006"/>
             <w:tcBorders>
               <w:top w:val="single" w:color="BBBBBB" w:sz="1"/>
               <w:left w:val="single" w:color="BBBBBB" w:sz="1"/>
@@ -9093,7 +9093,7 @@
         </w:tc>
         <w:tc>
           <w:tcPr>
-            <w:tcW w:type="dxa" w:w="4632"/>
+            <w:tcW w:type="dxa" w:w="5014"/>
             <w:tcBorders>
               <w:top w:val="single" w:color="BBBBBB" w:sz="1"/>
               <w:left w:val="single" w:color="BBBBBB" w:sz="1"/>
@@ -9120,7 +9120,7 @@
         </w:trPr>
         <w:tc>
           <w:tcPr>
-            <w:tcW w:type="dxa" w:w="753"/>
+            <w:tcW w:type="dxa" w:w="748"/>
             <w:tcBorders>
               <w:top w:val="single" w:color="BBBBBB" w:sz="1"/>
               <w:left w:val="single" w:color="BBBBBB" w:sz="1"/>
@@ -9164,7 +9164,7 @@
         </w:tc>
         <w:tc>
           <w:tcPr>
-            <w:tcW w:type="dxa" w:w="1043"/>
+            <w:tcW w:type="dxa" w:w="922"/>
             <w:tcBorders>
               <w:top w:val="single" w:color="BBBBBB" w:sz="1"/>
               <w:left w:val="single" w:color="BBBBBB" w:sz="1"/>
@@ -9186,7 +9186,7 @@
         </w:tc>
         <w:tc>
           <w:tcPr>
-            <w:tcW w:type="dxa" w:w="1043"/>
+            <w:tcW w:type="dxa" w:w="922"/>
             <w:tcBorders>
               <w:top w:val="single" w:color="BBBBBB" w:sz="1"/>
               <w:left w:val="single" w:color="BBBBBB" w:sz="1"/>
@@ -9208,7 +9208,7 @@
         </w:tc>
         <w:tc>
           <w:tcPr>
-            <w:tcW w:type="dxa" w:w="1141"/>
+            <w:tcW w:type="dxa" w:w="1006"/>
             <w:tcBorders>
               <w:top w:val="single" w:color="BBBBBB" w:sz="1"/>
               <w:left w:val="single" w:color="BBBBBB" w:sz="1"/>
@@ -9230,23 +9230,23 @@
         </w:tc>
         <w:tc>
           <w:tcPr>
-            <w:tcW w:type="dxa" w:w="4632"/>
-            <w:tcBorders>
-              <w:top w:val="single" w:color="BBBBBB" w:sz="1"/>
-              <w:left w:val="single" w:color="BBBBBB" w:sz="1"/>
-              <w:bottom w:val="single" w:color="BBBBBB" w:sz="1"/>
-              <w:right w:val="single" w:color="BBBBBB" w:sz="1"/>
-            </w:tcBorders>
-            <w:tcMar>
-              <w:top w:type="dxa" w:w="60"/>
-              <w:left w:type="dxa" w:w="100"/>
-              <w:bottom w:type="dxa" w:w="60"/>
-              <w:right w:type="dxa" w:w="100"/>
-            </w:tcMar>
-          </w:tcPr>
-          <w:p>
-            <w:r>
-              <w:t xml:space="preserve">未启动</w:t>
+            <w:tcW w:type="dxa" w:w="5014"/>
+            <w:tcBorders>
+              <w:top w:val="single" w:color="BBBBBB" w:sz="1"/>
+              <w:left w:val="single" w:color="BBBBBB" w:sz="1"/>
+              <w:bottom w:val="single" w:color="BBBBBB" w:sz="1"/>
+              <w:right w:val="single" w:color="BBBBBB" w:sz="1"/>
+            </w:tcBorders>
+            <w:tcMar>
+              <w:top w:type="dxa" w:w="60"/>
+              <w:left w:type="dxa" w:w="100"/>
+              <w:bottom w:type="dxa" w:w="60"/>
+              <w:right w:type="dxa" w:w="100"/>
+            </w:tcMar>
+          </w:tcPr>
+          <w:p>
+            <w:r>
+              <w:t xml:space="preserve">已实现（iOS/Android 跟车页蓝牙关/无邻居横幅，待真机关蓝牙验收）</w:t>
             </w:r>
           </w:p>
         </w:tc>
@@ -9257,7 +9257,7 @@
         </w:trPr>
         <w:tc>
           <w:tcPr>
-            <w:tcW w:type="dxa" w:w="753"/>
+            <w:tcW w:type="dxa" w:w="748"/>
             <w:tcBorders>
               <w:top w:val="single" w:color="BBBBBB" w:sz="1"/>
               <w:left w:val="single" w:color="BBBBBB" w:sz="1"/>
@@ -9301,7 +9301,7 @@
         </w:tc>
         <w:tc>
           <w:tcPr>
-            <w:tcW w:type="dxa" w:w="1043"/>
+            <w:tcW w:type="dxa" w:w="922"/>
             <w:tcBorders>
               <w:top w:val="single" w:color="BBBBBB" w:sz="1"/>
               <w:left w:val="single" w:color="BBBBBB" w:sz="1"/>
@@ -9323,7 +9323,7 @@
         </w:tc>
         <w:tc>
           <w:tcPr>
-            <w:tcW w:type="dxa" w:w="1043"/>
+            <w:tcW w:type="dxa" w:w="922"/>
             <w:tcBorders>
               <w:top w:val="single" w:color="BBBBBB" w:sz="1"/>
               <w:left w:val="single" w:color="BBBBBB" w:sz="1"/>
@@ -9345,7 +9345,7 @@
         </w:tc>
         <w:tc>
           <w:tcPr>
-            <w:tcW w:type="dxa" w:w="1141"/>
+            <w:tcW w:type="dxa" w:w="1006"/>
             <w:tcBorders>
               <w:top w:val="single" w:color="BBBBBB" w:sz="1"/>
               <w:left w:val="single" w:color="BBBBBB" w:sz="1"/>
@@ -9367,7 +9367,7 @@
         </w:tc>
         <w:tc>
           <w:tcPr>
-            <w:tcW w:type="dxa" w:w="4632"/>
+            <w:tcW w:type="dxa" w:w="5014"/>
             <w:tcBorders>
               <w:top w:val="single" w:color="BBBBBB" w:sz="1"/>
               <w:left w:val="single" w:color="BBBBBB" w:sz="1"/>
@@ -9394,7 +9394,7 @@
         </w:trPr>
         <w:tc>
           <w:tcPr>
-            <w:tcW w:type="dxa" w:w="753"/>
+            <w:tcW w:type="dxa" w:w="748"/>
             <w:tcBorders>
               <w:top w:val="single" w:color="BBBBBB" w:sz="1"/>
               <w:left w:val="single" w:color="BBBBBB" w:sz="1"/>
@@ -9438,7 +9438,7 @@
         </w:tc>
         <w:tc>
           <w:tcPr>
-            <w:tcW w:type="dxa" w:w="1043"/>
+            <w:tcW w:type="dxa" w:w="922"/>
             <w:tcBorders>
               <w:top w:val="single" w:color="BBBBBB" w:sz="1"/>
               <w:left w:val="single" w:color="BBBBBB" w:sz="1"/>
@@ -9460,7 +9460,7 @@
         </w:tc>
         <w:tc>
           <w:tcPr>
-            <w:tcW w:type="dxa" w:w="1043"/>
+            <w:tcW w:type="dxa" w:w="922"/>
             <w:tcBorders>
               <w:top w:val="single" w:color="BBBBBB" w:sz="1"/>
               <w:left w:val="single" w:color="BBBBBB" w:sz="1"/>
@@ -9482,7 +9482,7 @@
         </w:tc>
         <w:tc>
           <w:tcPr>
-            <w:tcW w:type="dxa" w:w="1141"/>
+            <w:tcW w:type="dxa" w:w="1006"/>
             <w:tcBorders>
               <w:top w:val="single" w:color="BBBBBB" w:sz="1"/>
               <w:left w:val="single" w:color="BBBBBB" w:sz="1"/>
@@ -9504,7 +9504,7 @@
         </w:tc>
         <w:tc>
           <w:tcPr>
-            <w:tcW w:type="dxa" w:w="4632"/>
+            <w:tcW w:type="dxa" w:w="5014"/>
             <w:tcBorders>
               <w:top w:val="single" w:color="BBBBBB" w:sz="1"/>
               <w:left w:val="single" w:color="BBBBBB" w:sz="1"/>
@@ -9531,7 +9531,7 @@
         </w:trPr>
         <w:tc>
           <w:tcPr>
-            <w:tcW w:type="dxa" w:w="753"/>
+            <w:tcW w:type="dxa" w:w="748"/>
             <w:tcBorders>
               <w:top w:val="single" w:color="BBBBBB" w:sz="1"/>
               <w:left w:val="single" w:color="BBBBBB" w:sz="1"/>
@@ -9575,7 +9575,7 @@
         </w:tc>
         <w:tc>
           <w:tcPr>
-            <w:tcW w:type="dxa" w:w="1043"/>
+            <w:tcW w:type="dxa" w:w="922"/>
             <w:tcBorders>
               <w:top w:val="single" w:color="BBBBBB" w:sz="1"/>
               <w:left w:val="single" w:color="BBBBBB" w:sz="1"/>
@@ -9597,7 +9597,7 @@
         </w:tc>
         <w:tc>
           <w:tcPr>
-            <w:tcW w:type="dxa" w:w="1043"/>
+            <w:tcW w:type="dxa" w:w="922"/>
             <w:tcBorders>
               <w:top w:val="single" w:color="BBBBBB" w:sz="1"/>
               <w:left w:val="single" w:color="BBBBBB" w:sz="1"/>
@@ -9619,7 +9619,7 @@
         </w:tc>
         <w:tc>
           <w:tcPr>
-            <w:tcW w:type="dxa" w:w="1141"/>
+            <w:tcW w:type="dxa" w:w="1006"/>
             <w:tcBorders>
               <w:top w:val="single" w:color="BBBBBB" w:sz="1"/>
               <w:left w:val="single" w:color="BBBBBB" w:sz="1"/>
@@ -9641,7 +9641,7 @@
         </w:tc>
         <w:tc>
           <w:tcPr>
-            <w:tcW w:type="dxa" w:w="4632"/>
+            <w:tcW w:type="dxa" w:w="5014"/>
             <w:tcBorders>
               <w:top w:val="single" w:color="BBBBBB" w:sz="1"/>
               <w:left w:val="single" w:color="BBBBBB" w:sz="1"/>
@@ -9668,7 +9668,7 @@
         </w:trPr>
         <w:tc>
           <w:tcPr>
-            <w:tcW w:type="dxa" w:w="753"/>
+            <w:tcW w:type="dxa" w:w="748"/>
             <w:tcBorders>
               <w:top w:val="single" w:color="BBBBBB" w:sz="1"/>
               <w:left w:val="single" w:color="BBBBBB" w:sz="1"/>
@@ -9712,7 +9712,7 @@
         </w:tc>
         <w:tc>
           <w:tcPr>
-            <w:tcW w:type="dxa" w:w="1043"/>
+            <w:tcW w:type="dxa" w:w="922"/>
             <w:tcBorders>
               <w:top w:val="single" w:color="BBBBBB" w:sz="1"/>
               <w:left w:val="single" w:color="BBBBBB" w:sz="1"/>
@@ -9734,7 +9734,7 @@
         </w:tc>
         <w:tc>
           <w:tcPr>
-            <w:tcW w:type="dxa" w:w="1043"/>
+            <w:tcW w:type="dxa" w:w="922"/>
             <w:tcBorders>
               <w:top w:val="single" w:color="BBBBBB" w:sz="1"/>
               <w:left w:val="single" w:color="BBBBBB" w:sz="1"/>
@@ -9756,7 +9756,7 @@
         </w:tc>
         <w:tc>
           <w:tcPr>
-            <w:tcW w:type="dxa" w:w="1141"/>
+            <w:tcW w:type="dxa" w:w="1006"/>
             <w:tcBorders>
               <w:top w:val="single" w:color="BBBBBB" w:sz="1"/>
               <w:left w:val="single" w:color="BBBBBB" w:sz="1"/>
@@ -9778,7 +9778,7 @@
         </w:tc>
         <w:tc>
           <w:tcPr>
-            <w:tcW w:type="dxa" w:w="4632"/>
+            <w:tcW w:type="dxa" w:w="5014"/>
             <w:tcBorders>
               <w:top w:val="single" w:color="BBBBBB" w:sz="1"/>
               <w:left w:val="single" w:color="BBBBBB" w:sz="1"/>
@@ -9805,7 +9805,7 @@
         </w:trPr>
         <w:tc>
           <w:tcPr>
-            <w:tcW w:type="dxa" w:w="753"/>
+            <w:tcW w:type="dxa" w:w="748"/>
             <w:tcBorders>
               <w:top w:val="single" w:color="BBBBBB" w:sz="1"/>
               <w:left w:val="single" w:color="BBBBBB" w:sz="1"/>
@@ -9849,7 +9849,7 @@
         </w:tc>
         <w:tc>
           <w:tcPr>
-            <w:tcW w:type="dxa" w:w="1043"/>
+            <w:tcW w:type="dxa" w:w="922"/>
             <w:tcBorders>
               <w:top w:val="single" w:color="BBBBBB" w:sz="1"/>
               <w:left w:val="single" w:color="BBBBBB" w:sz="1"/>
@@ -9871,7 +9871,7 @@
         </w:tc>
         <w:tc>
           <w:tcPr>
-            <w:tcW w:type="dxa" w:w="1043"/>
+            <w:tcW w:type="dxa" w:w="922"/>
             <w:tcBorders>
               <w:top w:val="single" w:color="BBBBBB" w:sz="1"/>
               <w:left w:val="single" w:color="BBBBBB" w:sz="1"/>
@@ -9893,7 +9893,7 @@
         </w:tc>
         <w:tc>
           <w:tcPr>
-            <w:tcW w:type="dxa" w:w="1141"/>
+            <w:tcW w:type="dxa" w:w="1006"/>
             <w:tcBorders>
               <w:top w:val="single" w:color="BBBBBB" w:sz="1"/>
               <w:left w:val="single" w:color="BBBBBB" w:sz="1"/>
@@ -9915,7 +9915,7 @@
         </w:tc>
         <w:tc>
           <w:tcPr>
-            <w:tcW w:type="dxa" w:w="4632"/>
+            <w:tcW w:type="dxa" w:w="5014"/>
             <w:tcBorders>
               <w:top w:val="single" w:color="BBBBBB" w:sz="1"/>
               <w:left w:val="single" w:color="BBBBBB" w:sz="1"/>
@@ -9942,7 +9942,7 @@
         </w:trPr>
         <w:tc>
           <w:tcPr>
-            <w:tcW w:type="dxa" w:w="753"/>
+            <w:tcW w:type="dxa" w:w="748"/>
             <w:tcBorders>
               <w:top w:val="single" w:color="BBBBBB" w:sz="1"/>
               <w:left w:val="single" w:color="BBBBBB" w:sz="1"/>
@@ -9986,7 +9986,7 @@
         </w:tc>
         <w:tc>
           <w:tcPr>
-            <w:tcW w:type="dxa" w:w="1043"/>
+            <w:tcW w:type="dxa" w:w="922"/>
             <w:tcBorders>
               <w:top w:val="single" w:color="BBBBBB" w:sz="1"/>
               <w:left w:val="single" w:color="BBBBBB" w:sz="1"/>
@@ -10008,7 +10008,7 @@
         </w:tc>
         <w:tc>
           <w:tcPr>
-            <w:tcW w:type="dxa" w:w="1043"/>
+            <w:tcW w:type="dxa" w:w="922"/>
             <w:tcBorders>
               <w:top w:val="single" w:color="BBBBBB" w:sz="1"/>
               <w:left w:val="single" w:color="BBBBBB" w:sz="1"/>
@@ -10030,7 +10030,7 @@
         </w:tc>
         <w:tc>
           <w:tcPr>
-            <w:tcW w:type="dxa" w:w="1141"/>
+            <w:tcW w:type="dxa" w:w="1006"/>
             <w:tcBorders>
               <w:top w:val="single" w:color="BBBBBB" w:sz="1"/>
               <w:left w:val="single" w:color="BBBBBB" w:sz="1"/>
@@ -10052,7 +10052,7 @@
         </w:tc>
         <w:tc>
           <w:tcPr>
-            <w:tcW w:type="dxa" w:w="4632"/>
+            <w:tcW w:type="dxa" w:w="5014"/>
             <w:tcBorders>
               <w:top w:val="single" w:color="BBBBBB" w:sz="1"/>
               <w:left w:val="single" w:color="BBBBBB" w:sz="1"/>
@@ -10079,7 +10079,7 @@
         </w:trPr>
         <w:tc>
           <w:tcPr>
-            <w:tcW w:type="dxa" w:w="753"/>
+            <w:tcW w:type="dxa" w:w="748"/>
             <w:tcBorders>
               <w:top w:val="single" w:color="BBBBBB" w:sz="1"/>
               <w:left w:val="single" w:color="BBBBBB" w:sz="1"/>
@@ -10123,7 +10123,7 @@
         </w:tc>
         <w:tc>
           <w:tcPr>
-            <w:tcW w:type="dxa" w:w="1043"/>
+            <w:tcW w:type="dxa" w:w="922"/>
             <w:tcBorders>
               <w:top w:val="single" w:color="BBBBBB" w:sz="1"/>
               <w:left w:val="single" w:color="BBBBBB" w:sz="1"/>
@@ -10145,7 +10145,7 @@
         </w:tc>
         <w:tc>
           <w:tcPr>
-            <w:tcW w:type="dxa" w:w="1043"/>
+            <w:tcW w:type="dxa" w:w="922"/>
             <w:tcBorders>
               <w:top w:val="single" w:color="BBBBBB" w:sz="1"/>
               <w:left w:val="single" w:color="BBBBBB" w:sz="1"/>
@@ -10167,7 +10167,7 @@
         </w:tc>
         <w:tc>
           <w:tcPr>
-            <w:tcW w:type="dxa" w:w="1141"/>
+            <w:tcW w:type="dxa" w:w="1006"/>
             <w:tcBorders>
               <w:top w:val="single" w:color="BBBBBB" w:sz="1"/>
               <w:left w:val="single" w:color="BBBBBB" w:sz="1"/>
@@ -10189,7 +10189,7 @@
         </w:tc>
         <w:tc>
           <w:tcPr>
-            <w:tcW w:type="dxa" w:w="4632"/>
+            <w:tcW w:type="dxa" w:w="5014"/>
             <w:tcBorders>
               <w:top w:val="single" w:color="BBBBBB" w:sz="1"/>
               <w:left w:val="single" w:color="BBBBBB" w:sz="1"/>
@@ -10216,7 +10216,7 @@
         </w:trPr>
         <w:tc>
           <w:tcPr>
-            <w:tcW w:type="dxa" w:w="753"/>
+            <w:tcW w:type="dxa" w:w="748"/>
             <w:tcBorders>
               <w:top w:val="single" w:color="BBBBBB" w:sz="1"/>
               <w:left w:val="single" w:color="BBBBBB" w:sz="1"/>
@@ -10260,7 +10260,7 @@
         </w:tc>
         <w:tc>
           <w:tcPr>
-            <w:tcW w:type="dxa" w:w="1043"/>
+            <w:tcW w:type="dxa" w:w="922"/>
             <w:tcBorders>
               <w:top w:val="single" w:color="BBBBBB" w:sz="1"/>
               <w:left w:val="single" w:color="BBBBBB" w:sz="1"/>
@@ -10282,7 +10282,7 @@
         </w:tc>
         <w:tc>
           <w:tcPr>
-            <w:tcW w:type="dxa" w:w="1043"/>
+            <w:tcW w:type="dxa" w:w="922"/>
             <w:tcBorders>
               <w:top w:val="single" w:color="BBBBBB" w:sz="1"/>
               <w:left w:val="single" w:color="BBBBBB" w:sz="1"/>
@@ -10304,7 +10304,7 @@
         </w:tc>
         <w:tc>
           <w:tcPr>
-            <w:tcW w:type="dxa" w:w="1141"/>
+            <w:tcW w:type="dxa" w:w="1006"/>
             <w:tcBorders>
               <w:top w:val="single" w:color="BBBBBB" w:sz="1"/>
               <w:left w:val="single" w:color="BBBBBB" w:sz="1"/>
@@ -10326,7 +10326,7 @@
         </w:tc>
         <w:tc>
           <w:tcPr>
-            <w:tcW w:type="dxa" w:w="4632"/>
+            <w:tcW w:type="dxa" w:w="5014"/>
             <w:tcBorders>
               <w:top w:val="single" w:color="BBBBBB" w:sz="1"/>
               <w:left w:val="single" w:color="BBBBBB" w:sz="1"/>
@@ -10353,7 +10353,7 @@
         </w:trPr>
         <w:tc>
           <w:tcPr>
-            <w:tcW w:type="dxa" w:w="753"/>
+            <w:tcW w:type="dxa" w:w="748"/>
             <w:tcBorders>
               <w:top w:val="single" w:color="BBBBBB" w:sz="1"/>
               <w:left w:val="single" w:color="BBBBBB" w:sz="1"/>
@@ -10397,7 +10397,7 @@
         </w:tc>
         <w:tc>
           <w:tcPr>
-            <w:tcW w:type="dxa" w:w="1043"/>
+            <w:tcW w:type="dxa" w:w="922"/>
             <w:tcBorders>
               <w:top w:val="single" w:color="BBBBBB" w:sz="1"/>
               <w:left w:val="single" w:color="BBBBBB" w:sz="1"/>
@@ -10419,7 +10419,7 @@
         </w:tc>
         <w:tc>
           <w:tcPr>
-            <w:tcW w:type="dxa" w:w="1043"/>
+            <w:tcW w:type="dxa" w:w="922"/>
             <w:tcBorders>
               <w:top w:val="single" w:color="BBBBBB" w:sz="1"/>
               <w:left w:val="single" w:color="BBBBBB" w:sz="1"/>
@@ -10441,7 +10441,7 @@
         </w:tc>
         <w:tc>
           <w:tcPr>
-            <w:tcW w:type="dxa" w:w="1141"/>
+            <w:tcW w:type="dxa" w:w="1006"/>
             <w:tcBorders>
               <w:top w:val="single" w:color="BBBBBB" w:sz="1"/>
               <w:left w:val="single" w:color="BBBBBB" w:sz="1"/>
@@ -10463,7 +10463,7 @@
         </w:tc>
         <w:tc>
           <w:tcPr>
-            <w:tcW w:type="dxa" w:w="4632"/>
+            <w:tcW w:type="dxa" w:w="5014"/>
             <w:tcBorders>
               <w:top w:val="single" w:color="BBBBBB" w:sz="1"/>
               <w:left w:val="single" w:color="BBBBBB" w:sz="1"/>
@@ -10490,7 +10490,7 @@
         </w:trPr>
         <w:tc>
           <w:tcPr>
-            <w:tcW w:type="dxa" w:w="753"/>
+            <w:tcW w:type="dxa" w:w="748"/>
             <w:tcBorders>
               <w:top w:val="single" w:color="BBBBBB" w:sz="1"/>
               <w:left w:val="single" w:color="BBBBBB" w:sz="1"/>
@@ -10534,7 +10534,7 @@
         </w:tc>
         <w:tc>
           <w:tcPr>
-            <w:tcW w:type="dxa" w:w="1043"/>
+            <w:tcW w:type="dxa" w:w="922"/>
             <w:tcBorders>
               <w:top w:val="single" w:color="BBBBBB" w:sz="1"/>
               <w:left w:val="single" w:color="BBBBBB" w:sz="1"/>
@@ -10556,7 +10556,7 @@
         </w:tc>
         <w:tc>
           <w:tcPr>
-            <w:tcW w:type="dxa" w:w="1043"/>
+            <w:tcW w:type="dxa" w:w="922"/>
             <w:tcBorders>
               <w:top w:val="single" w:color="BBBBBB" w:sz="1"/>
               <w:left w:val="single" w:color="BBBBBB" w:sz="1"/>
@@ -10578,7 +10578,7 @@
         </w:tc>
         <w:tc>
           <w:tcPr>
-            <w:tcW w:type="dxa" w:w="1141"/>
+            <w:tcW w:type="dxa" w:w="1006"/>
             <w:tcBorders>
               <w:top w:val="single" w:color="BBBBBB" w:sz="1"/>
               <w:left w:val="single" w:color="BBBBBB" w:sz="1"/>
@@ -10600,7 +10600,7 @@
         </w:tc>
         <w:tc>
           <w:tcPr>
-            <w:tcW w:type="dxa" w:w="4632"/>
+            <w:tcW w:type="dxa" w:w="5014"/>
             <w:tcBorders>
               <w:top w:val="single" w:color="BBBBBB" w:sz="1"/>
               <w:left w:val="single" w:color="BBBBBB" w:sz="1"/>
@@ -10627,7 +10627,7 @@
         </w:trPr>
         <w:tc>
           <w:tcPr>
-            <w:tcW w:type="dxa" w:w="753"/>
+            <w:tcW w:type="dxa" w:w="748"/>
             <w:tcBorders>
               <w:top w:val="single" w:color="BBBBBB" w:sz="1"/>
               <w:left w:val="single" w:color="BBBBBB" w:sz="1"/>
@@ -10671,7 +10671,7 @@
         </w:tc>
         <w:tc>
           <w:tcPr>
-            <w:tcW w:type="dxa" w:w="1043"/>
+            <w:tcW w:type="dxa" w:w="922"/>
             <w:tcBorders>
               <w:top w:val="single" w:color="BBBBBB" w:sz="1"/>
               <w:left w:val="single" w:color="BBBBBB" w:sz="1"/>
@@ -10693,7 +10693,7 @@
         </w:tc>
         <w:tc>
           <w:tcPr>
-            <w:tcW w:type="dxa" w:w="1043"/>
+            <w:tcW w:type="dxa" w:w="922"/>
             <w:tcBorders>
               <w:top w:val="single" w:color="BBBBBB" w:sz="1"/>
               <w:left w:val="single" w:color="BBBBBB" w:sz="1"/>
@@ -10715,7 +10715,7 @@
         </w:tc>
         <w:tc>
           <w:tcPr>
-            <w:tcW w:type="dxa" w:w="1141"/>
+            <w:tcW w:type="dxa" w:w="1006"/>
             <w:tcBorders>
               <w:top w:val="single" w:color="BBBBBB" w:sz="1"/>
               <w:left w:val="single" w:color="BBBBBB" w:sz="1"/>
@@ -10737,7 +10737,7 @@
         </w:tc>
         <w:tc>
           <w:tcPr>
-            <w:tcW w:type="dxa" w:w="4632"/>
+            <w:tcW w:type="dxa" w:w="5014"/>
             <w:tcBorders>
               <w:top w:val="single" w:color="BBBBBB" w:sz="1"/>
               <w:left w:val="single" w:color="BBBBBB" w:sz="1"/>
@@ -10764,7 +10764,7 @@
         </w:trPr>
         <w:tc>
           <w:tcPr>
-            <w:tcW w:type="dxa" w:w="753"/>
+            <w:tcW w:type="dxa" w:w="748"/>
             <w:tcBorders>
               <w:top w:val="single" w:color="BBBBBB" w:sz="1"/>
               <w:left w:val="single" w:color="BBBBBB" w:sz="1"/>
@@ -10808,7 +10808,7 @@
         </w:tc>
         <w:tc>
           <w:tcPr>
-            <w:tcW w:type="dxa" w:w="1043"/>
+            <w:tcW w:type="dxa" w:w="922"/>
             <w:tcBorders>
               <w:top w:val="single" w:color="BBBBBB" w:sz="1"/>
               <w:left w:val="single" w:color="BBBBBB" w:sz="1"/>
@@ -10830,7 +10830,7 @@
         </w:tc>
         <w:tc>
           <w:tcPr>
-            <w:tcW w:type="dxa" w:w="1043"/>
+            <w:tcW w:type="dxa" w:w="922"/>
             <w:tcBorders>
               <w:top w:val="single" w:color="BBBBBB" w:sz="1"/>
               <w:left w:val="single" w:color="BBBBBB" w:sz="1"/>
@@ -10852,7 +10852,7 @@
         </w:tc>
         <w:tc>
           <w:tcPr>
-            <w:tcW w:type="dxa" w:w="1141"/>
+            <w:tcW w:type="dxa" w:w="1006"/>
             <w:tcBorders>
               <w:top w:val="single" w:color="BBBBBB" w:sz="1"/>
               <w:left w:val="single" w:color="BBBBBB" w:sz="1"/>
@@ -10874,23 +10874,23 @@
         </w:tc>
         <w:tc>
           <w:tcPr>
-            <w:tcW w:type="dxa" w:w="4632"/>
-            <w:tcBorders>
-              <w:top w:val="single" w:color="BBBBBB" w:sz="1"/>
-              <w:left w:val="single" w:color="BBBBBB" w:sz="1"/>
-              <w:bottom w:val="single" w:color="BBBBBB" w:sz="1"/>
-              <w:right w:val="single" w:color="BBBBBB" w:sz="1"/>
-            </w:tcBorders>
-            <w:tcMar>
-              <w:top w:type="dxa" w:w="60"/>
-              <w:left w:type="dxa" w:w="100"/>
-              <w:bottom w:type="dxa" w:w="60"/>
-              <w:right w:type="dxa" w:w="100"/>
-            </w:tcMar>
-          </w:tcPr>
-          <w:p>
-            <w:r>
-              <w:t xml:space="preserve">未启动</w:t>
+            <w:tcW w:type="dxa" w:w="5014"/>
+            <w:tcBorders>
+              <w:top w:val="single" w:color="BBBBBB" w:sz="1"/>
+              <w:left w:val="single" w:color="BBBBBB" w:sz="1"/>
+              <w:bottom w:val="single" w:color="BBBBBB" w:sz="1"/>
+              <w:right w:val="single" w:color="BBBBBB" w:sz="1"/>
+            </w:tcBorders>
+            <w:tcMar>
+              <w:top w:type="dxa" w:w="60"/>
+              <w:left w:type="dxa" w:w="100"/>
+              <w:bottom w:type="dxa" w:w="60"/>
+              <w:right w:type="dxa" w:w="100"/>
+            </w:tcMar>
+          </w:tcPr>
+          <w:p>
+            <w:r>
+              <w:t xml:space="preserve">已实现（token 鉴权+限流+大小/IP 上限，4 项破坏性验收进 CI；TLS=反代部署要求已写入 env 说明）</w:t>
             </w:r>
           </w:p>
         </w:tc>
@@ -10901,7 +10901,7 @@
         </w:trPr>
         <w:tc>
           <w:tcPr>
-            <w:tcW w:type="dxa" w:w="753"/>
+            <w:tcW w:type="dxa" w:w="748"/>
             <w:tcBorders>
               <w:top w:val="single" w:color="BBBBBB" w:sz="1"/>
               <w:left w:val="single" w:color="BBBBBB" w:sz="1"/>
@@ -10945,7 +10945,7 @@
         </w:tc>
         <w:tc>
           <w:tcPr>
-            <w:tcW w:type="dxa" w:w="1043"/>
+            <w:tcW w:type="dxa" w:w="922"/>
             <w:tcBorders>
               <w:top w:val="single" w:color="BBBBBB" w:sz="1"/>
               <w:left w:val="single" w:color="BBBBBB" w:sz="1"/>
@@ -10967,7 +10967,7 @@
         </w:tc>
         <w:tc>
           <w:tcPr>
-            <w:tcW w:type="dxa" w:w="1043"/>
+            <w:tcW w:type="dxa" w:w="922"/>
             <w:tcBorders>
               <w:top w:val="single" w:color="BBBBBB" w:sz="1"/>
               <w:left w:val="single" w:color="BBBBBB" w:sz="1"/>
@@ -10989,7 +10989,7 @@
         </w:tc>
         <w:tc>
           <w:tcPr>
-            <w:tcW w:type="dxa" w:w="1141"/>
+            <w:tcW w:type="dxa" w:w="1006"/>
             <w:tcBorders>
               <w:top w:val="single" w:color="BBBBBB" w:sz="1"/>
               <w:left w:val="single" w:color="BBBBBB" w:sz="1"/>
@@ -11011,7 +11011,7 @@
         </w:tc>
         <w:tc>
           <w:tcPr>
-            <w:tcW w:type="dxa" w:w="4632"/>
+            <w:tcW w:type="dxa" w:w="5014"/>
             <w:tcBorders>
               <w:top w:val="single" w:color="BBBBBB" w:sz="1"/>
               <w:left w:val="single" w:color="BBBBBB" w:sz="1"/>
@@ -11038,7 +11038,7 @@
         </w:trPr>
         <w:tc>
           <w:tcPr>
-            <w:tcW w:type="dxa" w:w="753"/>
+            <w:tcW w:type="dxa" w:w="748"/>
             <w:tcBorders>
               <w:top w:val="single" w:color="BBBBBB" w:sz="1"/>
               <w:left w:val="single" w:color="BBBBBB" w:sz="1"/>
@@ -11082,7 +11082,7 @@
         </w:tc>
         <w:tc>
           <w:tcPr>
-            <w:tcW w:type="dxa" w:w="1043"/>
+            <w:tcW w:type="dxa" w:w="922"/>
             <w:tcBorders>
               <w:top w:val="single" w:color="BBBBBB" w:sz="1"/>
               <w:left w:val="single" w:color="BBBBBB" w:sz="1"/>
@@ -11104,7 +11104,7 @@
         </w:tc>
         <w:tc>
           <w:tcPr>
-            <w:tcW w:type="dxa" w:w="1043"/>
+            <w:tcW w:type="dxa" w:w="922"/>
             <w:tcBorders>
               <w:top w:val="single" w:color="BBBBBB" w:sz="1"/>
               <w:left w:val="single" w:color="BBBBBB" w:sz="1"/>
@@ -11126,7 +11126,7 @@
         </w:tc>
         <w:tc>
           <w:tcPr>
-            <w:tcW w:type="dxa" w:w="1141"/>
+            <w:tcW w:type="dxa" w:w="1006"/>
             <w:tcBorders>
               <w:top w:val="single" w:color="BBBBBB" w:sz="1"/>
               <w:left w:val="single" w:color="BBBBBB" w:sz="1"/>
@@ -11148,7 +11148,7 @@
         </w:tc>
         <w:tc>
           <w:tcPr>
-            <w:tcW w:type="dxa" w:w="4632"/>
+            <w:tcW w:type="dxa" w:w="5014"/>
             <w:tcBorders>
               <w:top w:val="single" w:color="BBBBBB" w:sz="1"/>
               <w:left w:val="single" w:color="BBBBBB" w:sz="1"/>
@@ -11175,7 +11175,7 @@
         </w:trPr>
         <w:tc>
           <w:tcPr>
-            <w:tcW w:type="dxa" w:w="753"/>
+            <w:tcW w:type="dxa" w:w="748"/>
             <w:tcBorders>
               <w:top w:val="single" w:color="BBBBBB" w:sz="1"/>
               <w:left w:val="single" w:color="BBBBBB" w:sz="1"/>
@@ -11219,7 +11219,7 @@
         </w:tc>
         <w:tc>
           <w:tcPr>
-            <w:tcW w:type="dxa" w:w="1043"/>
+            <w:tcW w:type="dxa" w:w="922"/>
             <w:tcBorders>
               <w:top w:val="single" w:color="BBBBBB" w:sz="1"/>
               <w:left w:val="single" w:color="BBBBBB" w:sz="1"/>
@@ -11241,7 +11241,7 @@
         </w:tc>
         <w:tc>
           <w:tcPr>
-            <w:tcW w:type="dxa" w:w="1043"/>
+            <w:tcW w:type="dxa" w:w="922"/>
             <w:tcBorders>
               <w:top w:val="single" w:color="BBBBBB" w:sz="1"/>
               <w:left w:val="single" w:color="BBBBBB" w:sz="1"/>
@@ -11263,7 +11263,7 @@
         </w:tc>
         <w:tc>
           <w:tcPr>
-            <w:tcW w:type="dxa" w:w="1141"/>
+            <w:tcW w:type="dxa" w:w="1006"/>
             <w:tcBorders>
               <w:top w:val="single" w:color="BBBBBB" w:sz="1"/>
               <w:left w:val="single" w:color="BBBBBB" w:sz="1"/>
@@ -11285,7 +11285,7 @@
         </w:tc>
         <w:tc>
           <w:tcPr>
-            <w:tcW w:type="dxa" w:w="4632"/>
+            <w:tcW w:type="dxa" w:w="5014"/>
             <w:tcBorders>
               <w:top w:val="single" w:color="BBBBBB" w:sz="1"/>
               <w:left w:val="single" w:color="BBBBBB" w:sz="1"/>
@@ -11312,7 +11312,7 @@
         </w:trPr>
         <w:tc>
           <w:tcPr>
-            <w:tcW w:type="dxa" w:w="753"/>
+            <w:tcW w:type="dxa" w:w="748"/>
             <w:tcBorders>
               <w:top w:val="single" w:color="BBBBBB" w:sz="1"/>
               <w:left w:val="single" w:color="BBBBBB" w:sz="1"/>
@@ -11356,7 +11356,7 @@
         </w:tc>
         <w:tc>
           <w:tcPr>
-            <w:tcW w:type="dxa" w:w="1043"/>
+            <w:tcW w:type="dxa" w:w="922"/>
             <w:tcBorders>
               <w:top w:val="single" w:color="BBBBBB" w:sz="1"/>
               <w:left w:val="single" w:color="BBBBBB" w:sz="1"/>
@@ -11378,7 +11378,7 @@
         </w:tc>
         <w:tc>
           <w:tcPr>
-            <w:tcW w:type="dxa" w:w="1043"/>
+            <w:tcW w:type="dxa" w:w="922"/>
             <w:tcBorders>
               <w:top w:val="single" w:color="BBBBBB" w:sz="1"/>
               <w:left w:val="single" w:color="BBBBBB" w:sz="1"/>
@@ -11400,7 +11400,7 @@
         </w:tc>
         <w:tc>
           <w:tcPr>
-            <w:tcW w:type="dxa" w:w="1141"/>
+            <w:tcW w:type="dxa" w:w="1006"/>
             <w:tcBorders>
               <w:top w:val="single" w:color="BBBBBB" w:sz="1"/>
               <w:left w:val="single" w:color="BBBBBB" w:sz="1"/>
@@ -11422,7 +11422,7 @@
         </w:tc>
         <w:tc>
           <w:tcPr>
-            <w:tcW w:type="dxa" w:w="4632"/>
+            <w:tcW w:type="dxa" w:w="5014"/>
             <w:tcBorders>
               <w:top w:val="single" w:color="BBBBBB" w:sz="1"/>
               <w:left w:val="single" w:color="BBBBBB" w:sz="1"/>

--- a/docs/requirements/TrailMate-Gap分析与演进规划-v1.0.docx
+++ b/docs/requirements/TrailMate-Gap分析与演进规划-v1.0.docx
@@ -8531,10 +8531,10 @@
       <w:tblGrid>
         <w:gridCol w:w="748"/>
         <w:gridCol w:w="748"/>
-        <w:gridCol w:w="922"/>
-        <w:gridCol w:w="922"/>
-        <w:gridCol w:w="1006"/>
-        <w:gridCol w:w="5014"/>
+        <w:gridCol w:w="914"/>
+        <w:gridCol w:w="914"/>
+        <w:gridCol w:w="996"/>
+        <w:gridCol w:w="5040"/>
       </w:tblGrid>
       <w:tr>
         <w:trPr>
@@ -8596,7 +8596,7 @@
         </w:tc>
         <w:tc>
           <w:tcPr>
-            <w:tcW w:type="dxa" w:w="922"/>
+            <w:tcW w:type="dxa" w:w="914"/>
             <w:tcBorders>
               <w:top w:val="single" w:color="BBBBBB" w:sz="1"/>
               <w:left w:val="single" w:color="BBBBBB" w:sz="1"/>
@@ -8623,7 +8623,7 @@
         </w:tc>
         <w:tc>
           <w:tcPr>
-            <w:tcW w:type="dxa" w:w="922"/>
+            <w:tcW w:type="dxa" w:w="914"/>
             <w:tcBorders>
               <w:top w:val="single" w:color="BBBBBB" w:sz="1"/>
               <w:left w:val="single" w:color="BBBBBB" w:sz="1"/>
@@ -8650,7 +8650,7 @@
         </w:tc>
         <w:tc>
           <w:tcPr>
-            <w:tcW w:type="dxa" w:w="1006"/>
+            <w:tcW w:type="dxa" w:w="996"/>
             <w:tcBorders>
               <w:top w:val="single" w:color="BBBBBB" w:sz="1"/>
               <w:left w:val="single" w:color="BBBBBB" w:sz="1"/>
@@ -8677,7 +8677,7 @@
         </w:tc>
         <w:tc>
           <w:tcPr>
-            <w:tcW w:type="dxa" w:w="5014"/>
+            <w:tcW w:type="dxa" w:w="5040"/>
             <w:tcBorders>
               <w:top w:val="single" w:color="BBBBBB" w:sz="1"/>
               <w:left w:val="single" w:color="BBBBBB" w:sz="1"/>
@@ -8753,7 +8753,7 @@
         </w:tc>
         <w:tc>
           <w:tcPr>
-            <w:tcW w:type="dxa" w:w="922"/>
+            <w:tcW w:type="dxa" w:w="914"/>
             <w:tcBorders>
               <w:top w:val="single" w:color="BBBBBB" w:sz="1"/>
               <w:left w:val="single" w:color="BBBBBB" w:sz="1"/>
@@ -8775,7 +8775,7 @@
         </w:tc>
         <w:tc>
           <w:tcPr>
-            <w:tcW w:type="dxa" w:w="922"/>
+            <w:tcW w:type="dxa" w:w="914"/>
             <w:tcBorders>
               <w:top w:val="single" w:color="BBBBBB" w:sz="1"/>
               <w:left w:val="single" w:color="BBBBBB" w:sz="1"/>
@@ -8797,7 +8797,7 @@
         </w:tc>
         <w:tc>
           <w:tcPr>
-            <w:tcW w:type="dxa" w:w="1006"/>
+            <w:tcW w:type="dxa" w:w="996"/>
             <w:tcBorders>
               <w:top w:val="single" w:color="BBBBBB" w:sz="1"/>
               <w:left w:val="single" w:color="BBBBBB" w:sz="1"/>
@@ -8819,7 +8819,7 @@
         </w:tc>
         <w:tc>
           <w:tcPr>
-            <w:tcW w:type="dxa" w:w="5014"/>
+            <w:tcW w:type="dxa" w:w="5040"/>
             <w:tcBorders>
               <w:top w:val="single" w:color="BBBBBB" w:sz="1"/>
               <w:left w:val="single" w:color="BBBBBB" w:sz="1"/>
@@ -8890,7 +8890,7 @@
         </w:tc>
         <w:tc>
           <w:tcPr>
-            <w:tcW w:type="dxa" w:w="922"/>
+            <w:tcW w:type="dxa" w:w="914"/>
             <w:tcBorders>
               <w:top w:val="single" w:color="BBBBBB" w:sz="1"/>
               <w:left w:val="single" w:color="BBBBBB" w:sz="1"/>
@@ -8912,7 +8912,7 @@
         </w:tc>
         <w:tc>
           <w:tcPr>
-            <w:tcW w:type="dxa" w:w="922"/>
+            <w:tcW w:type="dxa" w:w="914"/>
             <w:tcBorders>
               <w:top w:val="single" w:color="BBBBBB" w:sz="1"/>
               <w:left w:val="single" w:color="BBBBBB" w:sz="1"/>
@@ -8934,7 +8934,7 @@
         </w:tc>
         <w:tc>
           <w:tcPr>
-            <w:tcW w:type="dxa" w:w="1006"/>
+            <w:tcW w:type="dxa" w:w="996"/>
             <w:tcBorders>
               <w:top w:val="single" w:color="BBBBBB" w:sz="1"/>
               <w:left w:val="single" w:color="BBBBBB" w:sz="1"/>
@@ -8956,7 +8956,7 @@
         </w:tc>
         <w:tc>
           <w:tcPr>
-            <w:tcW w:type="dxa" w:w="5014"/>
+            <w:tcW w:type="dxa" w:w="5040"/>
             <w:tcBorders>
               <w:top w:val="single" w:color="BBBBBB" w:sz="1"/>
               <w:left w:val="single" w:color="BBBBBB" w:sz="1"/>
@@ -9027,7 +9027,7 @@
         </w:tc>
         <w:tc>
           <w:tcPr>
-            <w:tcW w:type="dxa" w:w="922"/>
+            <w:tcW w:type="dxa" w:w="914"/>
             <w:tcBorders>
               <w:top w:val="single" w:color="BBBBBB" w:sz="1"/>
               <w:left w:val="single" w:color="BBBBBB" w:sz="1"/>
@@ -9049,7 +9049,7 @@
         </w:tc>
         <w:tc>
           <w:tcPr>
-            <w:tcW w:type="dxa" w:w="922"/>
+            <w:tcW w:type="dxa" w:w="914"/>
             <w:tcBorders>
               <w:top w:val="single" w:color="BBBBBB" w:sz="1"/>
               <w:left w:val="single" w:color="BBBBBB" w:sz="1"/>
@@ -9071,7 +9071,7 @@
         </w:tc>
         <w:tc>
           <w:tcPr>
-            <w:tcW w:type="dxa" w:w="1006"/>
+            <w:tcW w:type="dxa" w:w="996"/>
             <w:tcBorders>
               <w:top w:val="single" w:color="BBBBBB" w:sz="1"/>
               <w:left w:val="single" w:color="BBBBBB" w:sz="1"/>
@@ -9093,23 +9093,23 @@
         </w:tc>
         <w:tc>
           <w:tcPr>
-            <w:tcW w:type="dxa" w:w="5014"/>
-            <w:tcBorders>
-              <w:top w:val="single" w:color="BBBBBB" w:sz="1"/>
-              <w:left w:val="single" w:color="BBBBBB" w:sz="1"/>
-              <w:bottom w:val="single" w:color="BBBBBB" w:sz="1"/>
-              <w:right w:val="single" w:color="BBBBBB" w:sz="1"/>
-            </w:tcBorders>
-            <w:tcMar>
-              <w:top w:type="dxa" w:w="60"/>
-              <w:left w:type="dxa" w:w="100"/>
-              <w:bottom w:type="dxa" w:w="60"/>
-              <w:right w:type="dxa" w:w="100"/>
-            </w:tcMar>
-          </w:tcPr>
-          <w:p>
-            <w:r>
-              <w:t xml:space="preserve">未启动</w:t>
+            <w:tcW w:type="dxa" w:w="5040"/>
+            <w:tcBorders>
+              <w:top w:val="single" w:color="BBBBBB" w:sz="1"/>
+              <w:left w:val="single" w:color="BBBBBB" w:sz="1"/>
+              <w:bottom w:val="single" w:color="BBBBBB" w:sz="1"/>
+              <w:right w:val="single" w:color="BBBBBB" w:sz="1"/>
+            </w:tcBorders>
+            <w:tcMar>
+              <w:top w:type="dxa" w:w="60"/>
+              <w:left w:type="dxa" w:w="100"/>
+              <w:bottom w:type="dxa" w:w="60"/>
+              <w:right w:type="dxa" w:w="100"/>
+            </w:tcMar>
+          </w:tcPr>
+          <w:p>
+            <w:r>
+              <w:t xml:space="preserve">已实现（AES-256-CBC+HMAC，密钥自队伍码 PBKDF2 派生；往返/错队拒/篡改拒/固定向量 10 项验收进 CI；待两台真机互通复验）</w:t>
             </w:r>
           </w:p>
         </w:tc>
@@ -9164,7 +9164,7 @@
         </w:tc>
         <w:tc>
           <w:tcPr>
-            <w:tcW w:type="dxa" w:w="922"/>
+            <w:tcW w:type="dxa" w:w="914"/>
             <w:tcBorders>
               <w:top w:val="single" w:color="BBBBBB" w:sz="1"/>
               <w:left w:val="single" w:color="BBBBBB" w:sz="1"/>
@@ -9186,7 +9186,7 @@
         </w:tc>
         <w:tc>
           <w:tcPr>
-            <w:tcW w:type="dxa" w:w="922"/>
+            <w:tcW w:type="dxa" w:w="914"/>
             <w:tcBorders>
               <w:top w:val="single" w:color="BBBBBB" w:sz="1"/>
               <w:left w:val="single" w:color="BBBBBB" w:sz="1"/>
@@ -9208,7 +9208,7 @@
         </w:tc>
         <w:tc>
           <w:tcPr>
-            <w:tcW w:type="dxa" w:w="1006"/>
+            <w:tcW w:type="dxa" w:w="996"/>
             <w:tcBorders>
               <w:top w:val="single" w:color="BBBBBB" w:sz="1"/>
               <w:left w:val="single" w:color="BBBBBB" w:sz="1"/>
@@ -9230,7 +9230,7 @@
         </w:tc>
         <w:tc>
           <w:tcPr>
-            <w:tcW w:type="dxa" w:w="5014"/>
+            <w:tcW w:type="dxa" w:w="5040"/>
             <w:tcBorders>
               <w:top w:val="single" w:color="BBBBBB" w:sz="1"/>
               <w:left w:val="single" w:color="BBBBBB" w:sz="1"/>
@@ -9301,7 +9301,7 @@
         </w:tc>
         <w:tc>
           <w:tcPr>
-            <w:tcW w:type="dxa" w:w="922"/>
+            <w:tcW w:type="dxa" w:w="914"/>
             <w:tcBorders>
               <w:top w:val="single" w:color="BBBBBB" w:sz="1"/>
               <w:left w:val="single" w:color="BBBBBB" w:sz="1"/>
@@ -9323,7 +9323,7 @@
         </w:tc>
         <w:tc>
           <w:tcPr>
-            <w:tcW w:type="dxa" w:w="922"/>
+            <w:tcW w:type="dxa" w:w="914"/>
             <w:tcBorders>
               <w:top w:val="single" w:color="BBBBBB" w:sz="1"/>
               <w:left w:val="single" w:color="BBBBBB" w:sz="1"/>
@@ -9345,7 +9345,7 @@
         </w:tc>
         <w:tc>
           <w:tcPr>
-            <w:tcW w:type="dxa" w:w="1006"/>
+            <w:tcW w:type="dxa" w:w="996"/>
             <w:tcBorders>
               <w:top w:val="single" w:color="BBBBBB" w:sz="1"/>
               <w:left w:val="single" w:color="BBBBBB" w:sz="1"/>
@@ -9367,7 +9367,7 @@
         </w:tc>
         <w:tc>
           <w:tcPr>
-            <w:tcW w:type="dxa" w:w="5014"/>
+            <w:tcW w:type="dxa" w:w="5040"/>
             <w:tcBorders>
               <w:top w:val="single" w:color="BBBBBB" w:sz="1"/>
               <w:left w:val="single" w:color="BBBBBB" w:sz="1"/>
@@ -9438,7 +9438,7 @@
         </w:tc>
         <w:tc>
           <w:tcPr>
-            <w:tcW w:type="dxa" w:w="922"/>
+            <w:tcW w:type="dxa" w:w="914"/>
             <w:tcBorders>
               <w:top w:val="single" w:color="BBBBBB" w:sz="1"/>
               <w:left w:val="single" w:color="BBBBBB" w:sz="1"/>
@@ -9460,7 +9460,7 @@
         </w:tc>
         <w:tc>
           <w:tcPr>
-            <w:tcW w:type="dxa" w:w="922"/>
+            <w:tcW w:type="dxa" w:w="914"/>
             <w:tcBorders>
               <w:top w:val="single" w:color="BBBBBB" w:sz="1"/>
               <w:left w:val="single" w:color="BBBBBB" w:sz="1"/>
@@ -9482,7 +9482,7 @@
         </w:tc>
         <w:tc>
           <w:tcPr>
-            <w:tcW w:type="dxa" w:w="1006"/>
+            <w:tcW w:type="dxa" w:w="996"/>
             <w:tcBorders>
               <w:top w:val="single" w:color="BBBBBB" w:sz="1"/>
               <w:left w:val="single" w:color="BBBBBB" w:sz="1"/>
@@ -9504,7 +9504,7 @@
         </w:tc>
         <w:tc>
           <w:tcPr>
-            <w:tcW w:type="dxa" w:w="5014"/>
+            <w:tcW w:type="dxa" w:w="5040"/>
             <w:tcBorders>
               <w:top w:val="single" w:color="BBBBBB" w:sz="1"/>
               <w:left w:val="single" w:color="BBBBBB" w:sz="1"/>
@@ -9575,7 +9575,7 @@
         </w:tc>
         <w:tc>
           <w:tcPr>
-            <w:tcW w:type="dxa" w:w="922"/>
+            <w:tcW w:type="dxa" w:w="914"/>
             <w:tcBorders>
               <w:top w:val="single" w:color="BBBBBB" w:sz="1"/>
               <w:left w:val="single" w:color="BBBBBB" w:sz="1"/>
@@ -9597,7 +9597,7 @@
         </w:tc>
         <w:tc>
           <w:tcPr>
-            <w:tcW w:type="dxa" w:w="922"/>
+            <w:tcW w:type="dxa" w:w="914"/>
             <w:tcBorders>
               <w:top w:val="single" w:color="BBBBBB" w:sz="1"/>
               <w:left w:val="single" w:color="BBBBBB" w:sz="1"/>
@@ -9619,7 +9619,7 @@
         </w:tc>
         <w:tc>
           <w:tcPr>
-            <w:tcW w:type="dxa" w:w="1006"/>
+            <w:tcW w:type="dxa" w:w="996"/>
             <w:tcBorders>
               <w:top w:val="single" w:color="BBBBBB" w:sz="1"/>
               <w:left w:val="single" w:color="BBBBBB" w:sz="1"/>
@@ -9641,7 +9641,7 @@
         </w:tc>
         <w:tc>
           <w:tcPr>
-            <w:tcW w:type="dxa" w:w="5014"/>
+            <w:tcW w:type="dxa" w:w="5040"/>
             <w:tcBorders>
               <w:top w:val="single" w:color="BBBBBB" w:sz="1"/>
               <w:left w:val="single" w:color="BBBBBB" w:sz="1"/>
@@ -9712,7 +9712,7 @@
         </w:tc>
         <w:tc>
           <w:tcPr>
-            <w:tcW w:type="dxa" w:w="922"/>
+            <w:tcW w:type="dxa" w:w="914"/>
             <w:tcBorders>
               <w:top w:val="single" w:color="BBBBBB" w:sz="1"/>
               <w:left w:val="single" w:color="BBBBBB" w:sz="1"/>
@@ -9734,7 +9734,7 @@
         </w:tc>
         <w:tc>
           <w:tcPr>
-            <w:tcW w:type="dxa" w:w="922"/>
+            <w:tcW w:type="dxa" w:w="914"/>
             <w:tcBorders>
               <w:top w:val="single" w:color="BBBBBB" w:sz="1"/>
               <w:left w:val="single" w:color="BBBBBB" w:sz="1"/>
@@ -9756,7 +9756,7 @@
         </w:tc>
         <w:tc>
           <w:tcPr>
-            <w:tcW w:type="dxa" w:w="1006"/>
+            <w:tcW w:type="dxa" w:w="996"/>
             <w:tcBorders>
               <w:top w:val="single" w:color="BBBBBB" w:sz="1"/>
               <w:left w:val="single" w:color="BBBBBB" w:sz="1"/>
@@ -9778,7 +9778,7 @@
         </w:tc>
         <w:tc>
           <w:tcPr>
-            <w:tcW w:type="dxa" w:w="5014"/>
+            <w:tcW w:type="dxa" w:w="5040"/>
             <w:tcBorders>
               <w:top w:val="single" w:color="BBBBBB" w:sz="1"/>
               <w:left w:val="single" w:color="BBBBBB" w:sz="1"/>
@@ -9849,7 +9849,7 @@
         </w:tc>
         <w:tc>
           <w:tcPr>
-            <w:tcW w:type="dxa" w:w="922"/>
+            <w:tcW w:type="dxa" w:w="914"/>
             <w:tcBorders>
               <w:top w:val="single" w:color="BBBBBB" w:sz="1"/>
               <w:left w:val="single" w:color="BBBBBB" w:sz="1"/>
@@ -9871,7 +9871,7 @@
         </w:tc>
         <w:tc>
           <w:tcPr>
-            <w:tcW w:type="dxa" w:w="922"/>
+            <w:tcW w:type="dxa" w:w="914"/>
             <w:tcBorders>
               <w:top w:val="single" w:color="BBBBBB" w:sz="1"/>
               <w:left w:val="single" w:color="BBBBBB" w:sz="1"/>
@@ -9893,7 +9893,7 @@
         </w:tc>
         <w:tc>
           <w:tcPr>
-            <w:tcW w:type="dxa" w:w="1006"/>
+            <w:tcW w:type="dxa" w:w="996"/>
             <w:tcBorders>
               <w:top w:val="single" w:color="BBBBBB" w:sz="1"/>
               <w:left w:val="single" w:color="BBBBBB" w:sz="1"/>
@@ -9915,7 +9915,7 @@
         </w:tc>
         <w:tc>
           <w:tcPr>
-            <w:tcW w:type="dxa" w:w="5014"/>
+            <w:tcW w:type="dxa" w:w="5040"/>
             <w:tcBorders>
               <w:top w:val="single" w:color="BBBBBB" w:sz="1"/>
               <w:left w:val="single" w:color="BBBBBB" w:sz="1"/>
@@ -9986,7 +9986,7 @@
         </w:tc>
         <w:tc>
           <w:tcPr>
-            <w:tcW w:type="dxa" w:w="922"/>
+            <w:tcW w:type="dxa" w:w="914"/>
             <w:tcBorders>
               <w:top w:val="single" w:color="BBBBBB" w:sz="1"/>
               <w:left w:val="single" w:color="BBBBBB" w:sz="1"/>
@@ -10008,7 +10008,7 @@
         </w:tc>
         <w:tc>
           <w:tcPr>
-            <w:tcW w:type="dxa" w:w="922"/>
+            <w:tcW w:type="dxa" w:w="914"/>
             <w:tcBorders>
               <w:top w:val="single" w:color="BBBBBB" w:sz="1"/>
               <w:left w:val="single" w:color="BBBBBB" w:sz="1"/>
@@ -10030,7 +10030,7 @@
         </w:tc>
         <w:tc>
           <w:tcPr>
-            <w:tcW w:type="dxa" w:w="1006"/>
+            <w:tcW w:type="dxa" w:w="996"/>
             <w:tcBorders>
               <w:top w:val="single" w:color="BBBBBB" w:sz="1"/>
               <w:left w:val="single" w:color="BBBBBB" w:sz="1"/>
@@ -10052,7 +10052,7 @@
         </w:tc>
         <w:tc>
           <w:tcPr>
-            <w:tcW w:type="dxa" w:w="5014"/>
+            <w:tcW w:type="dxa" w:w="5040"/>
             <w:tcBorders>
               <w:top w:val="single" w:color="BBBBBB" w:sz="1"/>
               <w:left w:val="single" w:color="BBBBBB" w:sz="1"/>
@@ -10123,7 +10123,7 @@
         </w:tc>
         <w:tc>
           <w:tcPr>
-            <w:tcW w:type="dxa" w:w="922"/>
+            <w:tcW w:type="dxa" w:w="914"/>
             <w:tcBorders>
               <w:top w:val="single" w:color="BBBBBB" w:sz="1"/>
               <w:left w:val="single" w:color="BBBBBB" w:sz="1"/>
@@ -10145,7 +10145,7 @@
         </w:tc>
         <w:tc>
           <w:tcPr>
-            <w:tcW w:type="dxa" w:w="922"/>
+            <w:tcW w:type="dxa" w:w="914"/>
             <w:tcBorders>
               <w:top w:val="single" w:color="BBBBBB" w:sz="1"/>
               <w:left w:val="single" w:color="BBBBBB" w:sz="1"/>
@@ -10167,7 +10167,7 @@
         </w:tc>
         <w:tc>
           <w:tcPr>
-            <w:tcW w:type="dxa" w:w="1006"/>
+            <w:tcW w:type="dxa" w:w="996"/>
             <w:tcBorders>
               <w:top w:val="single" w:color="BBBBBB" w:sz="1"/>
               <w:left w:val="single" w:color="BBBBBB" w:sz="1"/>
@@ -10189,7 +10189,7 @@
         </w:tc>
         <w:tc>
           <w:tcPr>
-            <w:tcW w:type="dxa" w:w="5014"/>
+            <w:tcW w:type="dxa" w:w="5040"/>
             <w:tcBorders>
               <w:top w:val="single" w:color="BBBBBB" w:sz="1"/>
               <w:left w:val="single" w:color="BBBBBB" w:sz="1"/>
@@ -10260,7 +10260,7 @@
         </w:tc>
         <w:tc>
           <w:tcPr>
-            <w:tcW w:type="dxa" w:w="922"/>
+            <w:tcW w:type="dxa" w:w="914"/>
             <w:tcBorders>
               <w:top w:val="single" w:color="BBBBBB" w:sz="1"/>
               <w:left w:val="single" w:color="BBBBBB" w:sz="1"/>
@@ -10282,7 +10282,7 @@
         </w:tc>
         <w:tc>
           <w:tcPr>
-            <w:tcW w:type="dxa" w:w="922"/>
+            <w:tcW w:type="dxa" w:w="914"/>
             <w:tcBorders>
               <w:top w:val="single" w:color="BBBBBB" w:sz="1"/>
               <w:left w:val="single" w:color="BBBBBB" w:sz="1"/>
@@ -10304,7 +10304,7 @@
         </w:tc>
         <w:tc>
           <w:tcPr>
-            <w:tcW w:type="dxa" w:w="1006"/>
+            <w:tcW w:type="dxa" w:w="996"/>
             <w:tcBorders>
               <w:top w:val="single" w:color="BBBBBB" w:sz="1"/>
               <w:left w:val="single" w:color="BBBBBB" w:sz="1"/>
@@ -10326,7 +10326,7 @@
         </w:tc>
         <w:tc>
           <w:tcPr>
-            <w:tcW w:type="dxa" w:w="5014"/>
+            <w:tcW w:type="dxa" w:w="5040"/>
             <w:tcBorders>
               <w:top w:val="single" w:color="BBBBBB" w:sz="1"/>
               <w:left w:val="single" w:color="BBBBBB" w:sz="1"/>
@@ -10397,7 +10397,7 @@
         </w:tc>
         <w:tc>
           <w:tcPr>
-            <w:tcW w:type="dxa" w:w="922"/>
+            <w:tcW w:type="dxa" w:w="914"/>
             <w:tcBorders>
               <w:top w:val="single" w:color="BBBBBB" w:sz="1"/>
               <w:left w:val="single" w:color="BBBBBB" w:sz="1"/>
@@ -10419,7 +10419,7 @@
         </w:tc>
         <w:tc>
           <w:tcPr>
-            <w:tcW w:type="dxa" w:w="922"/>
+            <w:tcW w:type="dxa" w:w="914"/>
             <w:tcBorders>
               <w:top w:val="single" w:color="BBBBBB" w:sz="1"/>
               <w:left w:val="single" w:color="BBBBBB" w:sz="1"/>
@@ -10441,7 +10441,7 @@
         </w:tc>
         <w:tc>
           <w:tcPr>
-            <w:tcW w:type="dxa" w:w="1006"/>
+            <w:tcW w:type="dxa" w:w="996"/>
             <w:tcBorders>
               <w:top w:val="single" w:color="BBBBBB" w:sz="1"/>
               <w:left w:val="single" w:color="BBBBBB" w:sz="1"/>
@@ -10463,7 +10463,7 @@
         </w:tc>
         <w:tc>
           <w:tcPr>
-            <w:tcW w:type="dxa" w:w="5014"/>
+            <w:tcW w:type="dxa" w:w="5040"/>
             <w:tcBorders>
               <w:top w:val="single" w:color="BBBBBB" w:sz="1"/>
               <w:left w:val="single" w:color="BBBBBB" w:sz="1"/>
@@ -10534,7 +10534,7 @@
         </w:tc>
         <w:tc>
           <w:tcPr>
-            <w:tcW w:type="dxa" w:w="922"/>
+            <w:tcW w:type="dxa" w:w="914"/>
             <w:tcBorders>
               <w:top w:val="single" w:color="BBBBBB" w:sz="1"/>
               <w:left w:val="single" w:color="BBBBBB" w:sz="1"/>
@@ -10556,7 +10556,7 @@
         </w:tc>
         <w:tc>
           <w:tcPr>
-            <w:tcW w:type="dxa" w:w="922"/>
+            <w:tcW w:type="dxa" w:w="914"/>
             <w:tcBorders>
               <w:top w:val="single" w:color="BBBBBB" w:sz="1"/>
               <w:left w:val="single" w:color="BBBBBB" w:sz="1"/>
@@ -10578,7 +10578,7 @@
         </w:tc>
         <w:tc>
           <w:tcPr>
-            <w:tcW w:type="dxa" w:w="1006"/>
+            <w:tcW w:type="dxa" w:w="996"/>
             <w:tcBorders>
               <w:top w:val="single" w:color="BBBBBB" w:sz="1"/>
               <w:left w:val="single" w:color="BBBBBB" w:sz="1"/>
@@ -10600,7 +10600,7 @@
         </w:tc>
         <w:tc>
           <w:tcPr>
-            <w:tcW w:type="dxa" w:w="5014"/>
+            <w:tcW w:type="dxa" w:w="5040"/>
             <w:tcBorders>
               <w:top w:val="single" w:color="BBBBBB" w:sz="1"/>
               <w:left w:val="single" w:color="BBBBBB" w:sz="1"/>
@@ -10671,7 +10671,7 @@
         </w:tc>
         <w:tc>
           <w:tcPr>
-            <w:tcW w:type="dxa" w:w="922"/>
+            <w:tcW w:type="dxa" w:w="914"/>
             <w:tcBorders>
               <w:top w:val="single" w:color="BBBBBB" w:sz="1"/>
               <w:left w:val="single" w:color="BBBBBB" w:sz="1"/>
@@ -10693,7 +10693,7 @@
         </w:tc>
         <w:tc>
           <w:tcPr>
-            <w:tcW w:type="dxa" w:w="922"/>
+            <w:tcW w:type="dxa" w:w="914"/>
             <w:tcBorders>
               <w:top w:val="single" w:color="BBBBBB" w:sz="1"/>
               <w:left w:val="single" w:color="BBBBBB" w:sz="1"/>
@@ -10715,7 +10715,7 @@
         </w:tc>
         <w:tc>
           <w:tcPr>
-            <w:tcW w:type="dxa" w:w="1006"/>
+            <w:tcW w:type="dxa" w:w="996"/>
             <w:tcBorders>
               <w:top w:val="single" w:color="BBBBBB" w:sz="1"/>
               <w:left w:val="single" w:color="BBBBBB" w:sz="1"/>
@@ -10737,7 +10737,7 @@
         </w:tc>
         <w:tc>
           <w:tcPr>
-            <w:tcW w:type="dxa" w:w="5014"/>
+            <w:tcW w:type="dxa" w:w="5040"/>
             <w:tcBorders>
               <w:top w:val="single" w:color="BBBBBB" w:sz="1"/>
               <w:left w:val="single" w:color="BBBBBB" w:sz="1"/>
@@ -10808,7 +10808,7 @@
         </w:tc>
         <w:tc>
           <w:tcPr>
-            <w:tcW w:type="dxa" w:w="922"/>
+            <w:tcW w:type="dxa" w:w="914"/>
             <w:tcBorders>
               <w:top w:val="single" w:color="BBBBBB" w:sz="1"/>
               <w:left w:val="single" w:color="BBBBBB" w:sz="1"/>
@@ -10830,7 +10830,7 @@
         </w:tc>
         <w:tc>
           <w:tcPr>
-            <w:tcW w:type="dxa" w:w="922"/>
+            <w:tcW w:type="dxa" w:w="914"/>
             <w:tcBorders>
               <w:top w:val="single" w:color="BBBBBB" w:sz="1"/>
               <w:left w:val="single" w:color="BBBBBB" w:sz="1"/>
@@ -10852,7 +10852,7 @@
         </w:tc>
         <w:tc>
           <w:tcPr>
-            <w:tcW w:type="dxa" w:w="1006"/>
+            <w:tcW w:type="dxa" w:w="996"/>
             <w:tcBorders>
               <w:top w:val="single" w:color="BBBBBB" w:sz="1"/>
               <w:left w:val="single" w:color="BBBBBB" w:sz="1"/>
@@ -10874,7 +10874,7 @@
         </w:tc>
         <w:tc>
           <w:tcPr>
-            <w:tcW w:type="dxa" w:w="5014"/>
+            <w:tcW w:type="dxa" w:w="5040"/>
             <w:tcBorders>
               <w:top w:val="single" w:color="BBBBBB" w:sz="1"/>
               <w:left w:val="single" w:color="BBBBBB" w:sz="1"/>
@@ -10945,7 +10945,7 @@
         </w:tc>
         <w:tc>
           <w:tcPr>
-            <w:tcW w:type="dxa" w:w="922"/>
+            <w:tcW w:type="dxa" w:w="914"/>
             <w:tcBorders>
               <w:top w:val="single" w:color="BBBBBB" w:sz="1"/>
               <w:left w:val="single" w:color="BBBBBB" w:sz="1"/>
@@ -10967,7 +10967,7 @@
         </w:tc>
         <w:tc>
           <w:tcPr>
-            <w:tcW w:type="dxa" w:w="922"/>
+            <w:tcW w:type="dxa" w:w="914"/>
             <w:tcBorders>
               <w:top w:val="single" w:color="BBBBBB" w:sz="1"/>
               <w:left w:val="single" w:color="BBBBBB" w:sz="1"/>
@@ -10989,7 +10989,7 @@
         </w:tc>
         <w:tc>
           <w:tcPr>
-            <w:tcW w:type="dxa" w:w="1006"/>
+            <w:tcW w:type="dxa" w:w="996"/>
             <w:tcBorders>
               <w:top w:val="single" w:color="BBBBBB" w:sz="1"/>
               <w:left w:val="single" w:color="BBBBBB" w:sz="1"/>
@@ -11011,7 +11011,7 @@
         </w:tc>
         <w:tc>
           <w:tcPr>
-            <w:tcW w:type="dxa" w:w="5014"/>
+            <w:tcW w:type="dxa" w:w="5040"/>
             <w:tcBorders>
               <w:top w:val="single" w:color="BBBBBB" w:sz="1"/>
               <w:left w:val="single" w:color="BBBBBB" w:sz="1"/>
@@ -11082,7 +11082,7 @@
         </w:tc>
         <w:tc>
           <w:tcPr>
-            <w:tcW w:type="dxa" w:w="922"/>
+            <w:tcW w:type="dxa" w:w="914"/>
             <w:tcBorders>
               <w:top w:val="single" w:color="BBBBBB" w:sz="1"/>
               <w:left w:val="single" w:color="BBBBBB" w:sz="1"/>
@@ -11104,7 +11104,7 @@
         </w:tc>
         <w:tc>
           <w:tcPr>
-            <w:tcW w:type="dxa" w:w="922"/>
+            <w:tcW w:type="dxa" w:w="914"/>
             <w:tcBorders>
               <w:top w:val="single" w:color="BBBBBB" w:sz="1"/>
               <w:left w:val="single" w:color="BBBBBB" w:sz="1"/>
@@ -11126,7 +11126,7 @@
         </w:tc>
         <w:tc>
           <w:tcPr>
-            <w:tcW w:type="dxa" w:w="1006"/>
+            <w:tcW w:type="dxa" w:w="996"/>
             <w:tcBorders>
               <w:top w:val="single" w:color="BBBBBB" w:sz="1"/>
               <w:left w:val="single" w:color="BBBBBB" w:sz="1"/>
@@ -11148,7 +11148,7 @@
         </w:tc>
         <w:tc>
           <w:tcPr>
-            <w:tcW w:type="dxa" w:w="5014"/>
+            <w:tcW w:type="dxa" w:w="5040"/>
             <w:tcBorders>
               <w:top w:val="single" w:color="BBBBBB" w:sz="1"/>
               <w:left w:val="single" w:color="BBBBBB" w:sz="1"/>
@@ -11219,7 +11219,7 @@
         </w:tc>
         <w:tc>
           <w:tcPr>
-            <w:tcW w:type="dxa" w:w="922"/>
+            <w:tcW w:type="dxa" w:w="914"/>
             <w:tcBorders>
               <w:top w:val="single" w:color="BBBBBB" w:sz="1"/>
               <w:left w:val="single" w:color="BBBBBB" w:sz="1"/>
@@ -11241,7 +11241,7 @@
         </w:tc>
         <w:tc>
           <w:tcPr>
-            <w:tcW w:type="dxa" w:w="922"/>
+            <w:tcW w:type="dxa" w:w="914"/>
             <w:tcBorders>
               <w:top w:val="single" w:color="BBBBBB" w:sz="1"/>
               <w:left w:val="single" w:color="BBBBBB" w:sz="1"/>
@@ -11263,7 +11263,7 @@
         </w:tc>
         <w:tc>
           <w:tcPr>
-            <w:tcW w:type="dxa" w:w="1006"/>
+            <w:tcW w:type="dxa" w:w="996"/>
             <w:tcBorders>
               <w:top w:val="single" w:color="BBBBBB" w:sz="1"/>
               <w:left w:val="single" w:color="BBBBBB" w:sz="1"/>
@@ -11285,7 +11285,7 @@
         </w:tc>
         <w:tc>
           <w:tcPr>
-            <w:tcW w:type="dxa" w:w="5014"/>
+            <w:tcW w:type="dxa" w:w="5040"/>
             <w:tcBorders>
               <w:top w:val="single" w:color="BBBBBB" w:sz="1"/>
               <w:left w:val="single" w:color="BBBBBB" w:sz="1"/>
@@ -11356,7 +11356,7 @@
         </w:tc>
         <w:tc>
           <w:tcPr>
-            <w:tcW w:type="dxa" w:w="922"/>
+            <w:tcW w:type="dxa" w:w="914"/>
             <w:tcBorders>
               <w:top w:val="single" w:color="BBBBBB" w:sz="1"/>
               <w:left w:val="single" w:color="BBBBBB" w:sz="1"/>
@@ -11378,7 +11378,7 @@
         </w:tc>
         <w:tc>
           <w:tcPr>
-            <w:tcW w:type="dxa" w:w="922"/>
+            <w:tcW w:type="dxa" w:w="914"/>
             <w:tcBorders>
               <w:top w:val="single" w:color="BBBBBB" w:sz="1"/>
               <w:left w:val="single" w:color="BBBBBB" w:sz="1"/>
@@ -11400,7 +11400,7 @@
         </w:tc>
         <w:tc>
           <w:tcPr>
-            <w:tcW w:type="dxa" w:w="1006"/>
+            <w:tcW w:type="dxa" w:w="996"/>
             <w:tcBorders>
               <w:top w:val="single" w:color="BBBBBB" w:sz="1"/>
               <w:left w:val="single" w:color="BBBBBB" w:sz="1"/>
@@ -11422,7 +11422,7 @@
         </w:tc>
         <w:tc>
           <w:tcPr>
-            <w:tcW w:type="dxa" w:w="5014"/>
+            <w:tcW w:type="dxa" w:w="5040"/>
             <w:tcBorders>
               <w:top w:val="single" w:color="BBBBBB" w:sz="1"/>
               <w:left w:val="single" w:color="BBBBBB" w:sz="1"/>

--- a/docs/requirements/TrailMate-Gap分析与演进规划-v1.0.docx
+++ b/docs/requirements/TrailMate-Gap分析与演进规划-v1.0.docx
@@ -8835,7 +8835,7 @@
           </w:tcPr>
           <w:p>
             <w:r>
-              <w:t xml:space="preserve">未启动</w:t>
+              <w:t xml:space="preserve">已实现（短语音 ≤10s over BLE 双端落地 + 视频收窄为仅在线；夹具 9KB 中继送达验收过，待真机录发验收）</w:t>
             </w:r>
           </w:p>
         </w:tc>
@@ -10068,7 +10068,7 @@
           </w:tcPr>
           <w:p>
             <w:r>
-              <w:t xml:space="preserve">未启动</w:t>
+              <w:t xml:space="preserve">已实现（Android 补齐佩奇/悟空/机器人，9 预设与 iOS 对齐；机器人=40Hz 环形调制）</w:t>
             </w:r>
           </w:p>
         </w:tc>

--- a/docs/requirements/TrailMate-Gap分析与演进规划-v1.0.docx
+++ b/docs/requirements/TrailMate-Gap分析与演进规划-v1.0.docx
@@ -9383,7 +9383,7 @@
           </w:tcPr>
           <w:p>
             <w:r>
-              <w:t xml:space="preserve">未启动</w:t>
+              <w:t xml:space="preserve">已实现（双端：15s 未更新标记变淡、60s 移除；待真机拔电验收）</w:t>
             </w:r>
           </w:p>
         </w:tc>
@@ -9931,7 +9931,7 @@
           </w:tcPr>
           <w:p>
             <w:r>
-              <w:t xml:space="preserve">未启动</w:t>
+              <w:t xml:space="preserve">已实现（ML Kit 离线识别，选小票照片自动填最大金额；待真机拍票验收）</w:t>
             </w:r>
           </w:p>
         </w:tc>

--- a/docs/requirements/TrailMate-Gap分析与演进规划-v1.0.docx
+++ b/docs/requirements/TrailMate-Gap分析与演进规划-v1.0.docx
@@ -9520,7 +9520,7 @@
           </w:tcPr>
           <w:p>
             <w:r>
-              <w:t xml:space="preserve">未启动</w:t>
+              <w:t xml:space="preserve">已实现（双端跟车页隐身开关，开启即停止广播并横幅提示）</w:t>
             </w:r>
           </w:p>
         </w:tc>
@@ -10205,7 +10205,7 @@
           </w:tcPr>
           <w:p>
             <w:r>
-              <w:t xml:space="preserve">未启动</w:t>
+              <w:t xml:space="preserve">已实现（重采样+OLA 保时长变调，与 iOS 听感对齐；待真机听感验收）</w:t>
             </w:r>
           </w:p>
         </w:tc>
@@ -10479,7 +10479,7 @@
           </w:tcPr>
           <w:p>
             <w:r>
-              <w:t xml:space="preserve">未启动</w:t>
+              <w:t xml:space="preserve">已实现（Web 群组码改用原生同字符集 6 位码，夹具三端防漂移）</w:t>
             </w:r>
           </w:p>
         </w:tc>
@@ -11301,7 +11301,7 @@
           </w:tcPr>
           <w:p>
             <w:r>
-              <w:t xml:space="preserve">未启动</w:t>
+              <w:t xml:space="preserve">已实现（Android 扫描占空比：无邻居持续扫、有连接 8s 扫/16s 停；iOS 由系统管理）</w:t>
             </w:r>
           </w:p>
         </w:tc>

--- a/docs/requirements/TrailMate-Gap分析与演进规划-v1.0.docx
+++ b/docs/requirements/TrailMate-Gap分析与演进规划-v1.0.docx
@@ -10205,7 +10205,7 @@
           </w:tcPr>
           <w:p>
             <w:r>
-              <w:t xml:space="preserve">已实现（重采样+OLA 保时长变调，与 iOS 听感对齐；待真机听感验收）</w:t>
+              <w:t xml:space="preserve">已实现（重采样+WSOLA 保时长变调；纯正弦验证主频精确 ×f（40 项夹具第 10 项），修正了纯 OLA 的相位不连续；待真机听感验收）</w:t>
             </w:r>
           </w:p>
         </w:tc>

--- a/docs/requirements/TrailMate-Gap分析与演进规划-v1.0.docx
+++ b/docs/requirements/TrailMate-Gap分析与演进规划-v1.0.docx
@@ -8972,7 +8972,7 @@
           </w:tcPr>
           <w:p>
             <w:r>
-              <w:t xml:space="preserve">部分实现（无邻居/蓝牙关闭发送提示已上线三端；送达回执仍缺）</w:t>
+              <w:t xml:space="preserve">已实现（KIND_ACK=4 送达回执双端落地，"✓已送达 N"去重计数；夹具含中继回程验收；待真机复验）</w:t>
             </w:r>
           </w:p>
         </w:tc>

--- a/docs/requirements/TrailMate-Gap分析与演进规划-v1.0.docx
+++ b/docs/requirements/TrailMate-Gap分析与演进规划-v1.0.docx
@@ -2249,10 +2249,10 @@
         </w:tblBorders>
       </w:tblPr>
       <w:tblGrid>
-        <w:gridCol w:w="1169"/>
-        <w:gridCol w:w="2294"/>
-        <w:gridCol w:w="3792"/>
-        <w:gridCol w:w="1357"/>
+        <w:gridCol w:w="748"/>
+        <w:gridCol w:w="4265"/>
+        <w:gridCol w:w="2851"/>
+        <w:gridCol w:w="748"/>
         <w:gridCol w:w="748"/>
       </w:tblGrid>
       <w:tr>
@@ -2261,7 +2261,7 @@
         </w:trPr>
         <w:tc>
           <w:tcPr>
-            <w:tcW w:type="dxa" w:w="1169"/>
+            <w:tcW w:type="dxa" w:w="748"/>
             <w:tcBorders>
               <w:top w:val="single" w:color="BBBBBB" w:sz="1"/>
               <w:left w:val="single" w:color="BBBBBB" w:sz="1"/>
@@ -2288,7 +2288,7 @@
         </w:tc>
         <w:tc>
           <w:tcPr>
-            <w:tcW w:type="dxa" w:w="2294"/>
+            <w:tcW w:type="dxa" w:w="4265"/>
             <w:tcBorders>
               <w:top w:val="single" w:color="BBBBBB" w:sz="1"/>
               <w:left w:val="single" w:color="BBBBBB" w:sz="1"/>
@@ -2315,7 +2315,7 @@
         </w:tc>
         <w:tc>
           <w:tcPr>
-            <w:tcW w:type="dxa" w:w="3792"/>
+            <w:tcW w:type="dxa" w:w="2851"/>
             <w:tcBorders>
               <w:top w:val="single" w:color="BBBBBB" w:sz="1"/>
               <w:left w:val="single" w:color="BBBBBB" w:sz="1"/>
@@ -2342,7 +2342,7 @@
         </w:tc>
         <w:tc>
           <w:tcPr>
-            <w:tcW w:type="dxa" w:w="1357"/>
+            <w:tcW w:type="dxa" w:w="748"/>
             <w:tcBorders>
               <w:top w:val="single" w:color="BBBBBB" w:sz="1"/>
               <w:left w:val="single" w:color="BBBBBB" w:sz="1"/>
@@ -2401,7 +2401,7 @@
         </w:trPr>
         <w:tc>
           <w:tcPr>
-            <w:tcW w:type="dxa" w:w="1169"/>
+            <w:tcW w:type="dxa" w:w="748"/>
             <w:tcBorders>
               <w:top w:val="single" w:color="BBBBBB" w:sz="1"/>
               <w:left w:val="single" w:color="BBBBBB" w:sz="1"/>
@@ -2423,7 +2423,7 @@
         </w:tc>
         <w:tc>
           <w:tcPr>
-            <w:tcW w:type="dxa" w:w="2294"/>
+            <w:tcW w:type="dxa" w:w="4265"/>
             <w:tcBorders>
               <w:top w:val="single" w:color="BBBBBB" w:sz="1"/>
               <w:left w:val="single" w:color="BBBBBB" w:sz="1"/>
@@ -2445,7 +2445,7 @@
         </w:tc>
         <w:tc>
           <w:tcPr>
-            <w:tcW w:type="dxa" w:w="3792"/>
+            <w:tcW w:type="dxa" w:w="2851"/>
             <w:tcBorders>
               <w:top w:val="single" w:color="BBBBBB" w:sz="1"/>
               <w:left w:val="single" w:color="BBBBBB" w:sz="1"/>
@@ -2467,7 +2467,7 @@
         </w:tc>
         <w:tc>
           <w:tcPr>
-            <w:tcW w:type="dxa" w:w="1357"/>
+            <w:tcW w:type="dxa" w:w="748"/>
             <w:tcBorders>
               <w:top w:val="single" w:color="BBBBBB" w:sz="1"/>
               <w:left w:val="single" w:color="BBBBBB" w:sz="1"/>
@@ -2516,7 +2516,7 @@
         </w:trPr>
         <w:tc>
           <w:tcPr>
-            <w:tcW w:type="dxa" w:w="1169"/>
+            <w:tcW w:type="dxa" w:w="748"/>
             <w:tcBorders>
               <w:top w:val="single" w:color="BBBBBB" w:sz="1"/>
               <w:left w:val="single" w:color="BBBBBB" w:sz="1"/>
@@ -2538,7 +2538,7 @@
         </w:tc>
         <w:tc>
           <w:tcPr>
-            <w:tcW w:type="dxa" w:w="2294"/>
+            <w:tcW w:type="dxa" w:w="4265"/>
             <w:tcBorders>
               <w:top w:val="single" w:color="BBBBBB" w:sz="1"/>
               <w:left w:val="single" w:color="BBBBBB" w:sz="1"/>
@@ -2560,7 +2560,7 @@
         </w:tc>
         <w:tc>
           <w:tcPr>
-            <w:tcW w:type="dxa" w:w="3792"/>
+            <w:tcW w:type="dxa" w:w="2851"/>
             <w:tcBorders>
               <w:top w:val="single" w:color="BBBBBB" w:sz="1"/>
               <w:left w:val="single" w:color="BBBBBB" w:sz="1"/>
@@ -2582,7 +2582,7 @@
         </w:tc>
         <w:tc>
           <w:tcPr>
-            <w:tcW w:type="dxa" w:w="1357"/>
+            <w:tcW w:type="dxa" w:w="748"/>
             <w:tcBorders>
               <w:top w:val="single" w:color="BBBBBB" w:sz="1"/>
               <w:left w:val="single" w:color="BBBBBB" w:sz="1"/>
@@ -2631,7 +2631,7 @@
         </w:trPr>
         <w:tc>
           <w:tcPr>
-            <w:tcW w:type="dxa" w:w="1169"/>
+            <w:tcW w:type="dxa" w:w="748"/>
             <w:tcBorders>
               <w:top w:val="single" w:color="BBBBBB" w:sz="1"/>
               <w:left w:val="single" w:color="BBBBBB" w:sz="1"/>
@@ -2653,7 +2653,7 @@
         </w:tc>
         <w:tc>
           <w:tcPr>
-            <w:tcW w:type="dxa" w:w="2294"/>
+            <w:tcW w:type="dxa" w:w="4265"/>
             <w:tcBorders>
               <w:top w:val="single" w:color="BBBBBB" w:sz="1"/>
               <w:left w:val="single" w:color="BBBBBB" w:sz="1"/>
@@ -2675,7 +2675,7 @@
         </w:tc>
         <w:tc>
           <w:tcPr>
-            <w:tcW w:type="dxa" w:w="3792"/>
+            <w:tcW w:type="dxa" w:w="2851"/>
             <w:tcBorders>
               <w:top w:val="single" w:color="BBBBBB" w:sz="1"/>
               <w:left w:val="single" w:color="BBBBBB" w:sz="1"/>
@@ -2697,7 +2697,7 @@
         </w:tc>
         <w:tc>
           <w:tcPr>
-            <w:tcW w:type="dxa" w:w="1357"/>
+            <w:tcW w:type="dxa" w:w="748"/>
             <w:tcBorders>
               <w:top w:val="single" w:color="BBBBBB" w:sz="1"/>
               <w:left w:val="single" w:color="BBBBBB" w:sz="1"/>
@@ -2736,6 +2736,132 @@
           <w:p>
             <w:r>
               <w:t xml:space="preserve">L4</w:t>
+            </w:r>
+          </w:p>
+        </w:tc>
+      </w:tr>
+      <w:tr>
+        <w:trPr>
+          <w:tblHeader w:val="false"/>
+        </w:trPr>
+        <w:tc>
+          <w:tcPr>
+            <w:tcW w:type="dxa" w:w="748"/>
+            <w:tcBorders>
+              <w:top w:val="single" w:color="BBBBBB" w:sz="1"/>
+              <w:left w:val="single" w:color="BBBBBB" w:sz="1"/>
+              <w:bottom w:val="single" w:color="BBBBBB" w:sz="1"/>
+              <w:right w:val="single" w:color="BBBBBB" w:sz="1"/>
+            </w:tcBorders>
+            <w:tcMar>
+              <w:top w:type="dxa" w:w="60"/>
+              <w:left w:type="dxa" w:w="100"/>
+              <w:bottom w:type="dxa" w:w="60"/>
+              <w:right w:type="dxa" w:w="100"/>
+            </w:tcMar>
+          </w:tcPr>
+          <w:p>
+            <w:r>
+              <w:t xml:space="preserve">G-NET-1</w:t>
+            </w:r>
+          </w:p>
+        </w:tc>
+        <w:tc>
+          <w:tcPr>
+            <w:tcW w:type="dxa" w:w="4265"/>
+            <w:tcBorders>
+              <w:top w:val="single" w:color="BBBBBB" w:sz="1"/>
+              <w:left w:val="single" w:color="BBBBBB" w:sz="1"/>
+              <w:bottom w:val="single" w:color="BBBBBB" w:sz="1"/>
+              <w:right w:val="single" w:color="BBBBBB" w:sz="1"/>
+            </w:tcBorders>
+            <w:tcMar>
+              <w:top w:type="dxa" w:w="60"/>
+              <w:left w:type="dxa" w:w="100"/>
+              <w:bottom w:type="dxa" w:w="60"/>
+              <w:right w:type="dxa" w:w="100"/>
+            </w:tcMar>
+          </w:tcPr>
+          <w:p>
+            <w:r>
+              <w:rPr>
+                <w:b/>
+                <w:bCs/>
+              </w:rPr>
+              <w:t xml:space="preserve">跟车超 BLE 距离即失效</w:t>
+            </w:r>
+            <w:r>
+              <w:t xml:space="preserve">：承诺"车队路上互相跟车"，但原生端位置只走 BLE（约 10m），高速车距 50–200m</w:t>
+            </w:r>
+          </w:p>
+        </w:tc>
+        <w:tc>
+          <w:tcPr>
+            <w:tcW w:type="dxa" w:w="2851"/>
+            <w:tcBorders>
+              <w:top w:val="single" w:color="BBBBBB" w:sz="1"/>
+              <w:left w:val="single" w:color="BBBBBB" w:sz="1"/>
+              <w:bottom w:val="single" w:color="BBBBBB" w:sz="1"/>
+              <w:right w:val="single" w:color="BBBBBB" w:sz="1"/>
+            </w:tcBorders>
+            <w:tcMar>
+              <w:top w:type="dxa" w:w="60"/>
+              <w:left w:type="dxa" w:w="100"/>
+              <w:bottom w:type="dxa" w:w="60"/>
+              <w:right w:type="dxa" w:w="100"/>
+            </w:tcMar>
+          </w:tcPr>
+          <w:p>
+            <w:r>
+              <w:t xml:space="preserve">原生端零网络代码（④§1.1 S#2/S#4）；BLE 10m 见 ②§4.2</w:t>
+            </w:r>
+          </w:p>
+        </w:tc>
+        <w:tc>
+          <w:tcPr>
+            <w:tcW w:type="dxa" w:w="748"/>
+            <w:tcBorders>
+              <w:top w:val="single" w:color="BBBBBB" w:sz="1"/>
+              <w:left w:val="single" w:color="BBBBBB" w:sz="1"/>
+              <w:bottom w:val="single" w:color="BBBBBB" w:sz="1"/>
+              <w:right w:val="single" w:color="BBBBBB" w:sz="1"/>
+            </w:tcBorders>
+            <w:tcMar>
+              <w:top w:type="dxa" w:w="60"/>
+              <w:left w:type="dxa" w:w="100"/>
+              <w:bottom w:type="dxa" w:w="60"/>
+              <w:right w:type="dxa" w:w="100"/>
+            </w:tcMar>
+          </w:tcPr>
+          <w:p>
+            <w:r>
+              <w:t xml:space="preserve">BR-1.x（④）</w:t>
+            </w:r>
+          </w:p>
+        </w:tc>
+        <w:tc>
+          <w:tcPr>
+            <w:tcW w:type="dxa" w:w="748"/>
+            <w:tcBorders>
+              <w:top w:val="single" w:color="BBBBBB" w:sz="1"/>
+              <w:left w:val="single" w:color="BBBBBB" w:sz="1"/>
+              <w:bottom w:val="single" w:color="BBBBBB" w:sz="1"/>
+              <w:right w:val="single" w:color="BBBBBB" w:sz="1"/>
+            </w:tcBorders>
+            <w:tcMar>
+              <w:top w:type="dxa" w:w="60"/>
+              <w:left w:type="dxa" w:w="100"/>
+              <w:bottom w:type="dxa" w:w="60"/>
+              <w:right w:type="dxa" w:w="100"/>
+            </w:tcMar>
+          </w:tcPr>
+          <w:p>
+            <w:r>
+              <w:rPr>
+                <w:b/>
+                <w:bCs/>
+              </w:rPr>
+              <w:t xml:space="preserve">L1</w:t>
             </w:r>
           </w:p>
         </w:tc>
@@ -8531,10 +8657,10 @@
       <w:tblGrid>
         <w:gridCol w:w="748"/>
         <w:gridCol w:w="748"/>
-        <w:gridCol w:w="914"/>
-        <w:gridCol w:w="914"/>
-        <w:gridCol w:w="996"/>
-        <w:gridCol w:w="5040"/>
+        <w:gridCol w:w="1129"/>
+        <w:gridCol w:w="889"/>
+        <w:gridCol w:w="969"/>
+        <w:gridCol w:w="4877"/>
       </w:tblGrid>
       <w:tr>
         <w:trPr>
@@ -8596,7 +8722,7 @@
         </w:tc>
         <w:tc>
           <w:tcPr>
-            <w:tcW w:type="dxa" w:w="914"/>
+            <w:tcW w:type="dxa" w:w="1129"/>
             <w:tcBorders>
               <w:top w:val="single" w:color="BBBBBB" w:sz="1"/>
               <w:left w:val="single" w:color="BBBBBB" w:sz="1"/>
@@ -8623,7 +8749,7 @@
         </w:tc>
         <w:tc>
           <w:tcPr>
-            <w:tcW w:type="dxa" w:w="914"/>
+            <w:tcW w:type="dxa" w:w="889"/>
             <w:tcBorders>
               <w:top w:val="single" w:color="BBBBBB" w:sz="1"/>
               <w:left w:val="single" w:color="BBBBBB" w:sz="1"/>
@@ -8650,7 +8776,7 @@
         </w:tc>
         <w:tc>
           <w:tcPr>
-            <w:tcW w:type="dxa" w:w="996"/>
+            <w:tcW w:type="dxa" w:w="969"/>
             <w:tcBorders>
               <w:top w:val="single" w:color="BBBBBB" w:sz="1"/>
               <w:left w:val="single" w:color="BBBBBB" w:sz="1"/>
@@ -8677,7 +8803,7 @@
         </w:tc>
         <w:tc>
           <w:tcPr>
-            <w:tcW w:type="dxa" w:w="5040"/>
+            <w:tcW w:type="dxa" w:w="4877"/>
             <w:tcBorders>
               <w:top w:val="single" w:color="BBBBBB" w:sz="1"/>
               <w:left w:val="single" w:color="BBBBBB" w:sz="1"/>
@@ -8753,7 +8879,7 @@
         </w:tc>
         <w:tc>
           <w:tcPr>
-            <w:tcW w:type="dxa" w:w="914"/>
+            <w:tcW w:type="dxa" w:w="1129"/>
             <w:tcBorders>
               <w:top w:val="single" w:color="BBBBBB" w:sz="1"/>
               <w:left w:val="single" w:color="BBBBBB" w:sz="1"/>
@@ -8775,7 +8901,7 @@
         </w:tc>
         <w:tc>
           <w:tcPr>
-            <w:tcW w:type="dxa" w:w="914"/>
+            <w:tcW w:type="dxa" w:w="889"/>
             <w:tcBorders>
               <w:top w:val="single" w:color="BBBBBB" w:sz="1"/>
               <w:left w:val="single" w:color="BBBBBB" w:sz="1"/>
@@ -8797,7 +8923,7 @@
         </w:tc>
         <w:tc>
           <w:tcPr>
-            <w:tcW w:type="dxa" w:w="996"/>
+            <w:tcW w:type="dxa" w:w="969"/>
             <w:tcBorders>
               <w:top w:val="single" w:color="BBBBBB" w:sz="1"/>
               <w:left w:val="single" w:color="BBBBBB" w:sz="1"/>
@@ -8819,7 +8945,7 @@
         </w:tc>
         <w:tc>
           <w:tcPr>
-            <w:tcW w:type="dxa" w:w="5040"/>
+            <w:tcW w:type="dxa" w:w="4877"/>
             <w:tcBorders>
               <w:top w:val="single" w:color="BBBBBB" w:sz="1"/>
               <w:left w:val="single" w:color="BBBBBB" w:sz="1"/>
@@ -8890,7 +9016,7 @@
         </w:tc>
         <w:tc>
           <w:tcPr>
-            <w:tcW w:type="dxa" w:w="914"/>
+            <w:tcW w:type="dxa" w:w="1129"/>
             <w:tcBorders>
               <w:top w:val="single" w:color="BBBBBB" w:sz="1"/>
               <w:left w:val="single" w:color="BBBBBB" w:sz="1"/>
@@ -8912,7 +9038,7 @@
         </w:tc>
         <w:tc>
           <w:tcPr>
-            <w:tcW w:type="dxa" w:w="914"/>
+            <w:tcW w:type="dxa" w:w="889"/>
             <w:tcBorders>
               <w:top w:val="single" w:color="BBBBBB" w:sz="1"/>
               <w:left w:val="single" w:color="BBBBBB" w:sz="1"/>
@@ -8934,7 +9060,7 @@
         </w:tc>
         <w:tc>
           <w:tcPr>
-            <w:tcW w:type="dxa" w:w="996"/>
+            <w:tcW w:type="dxa" w:w="969"/>
             <w:tcBorders>
               <w:top w:val="single" w:color="BBBBBB" w:sz="1"/>
               <w:left w:val="single" w:color="BBBBBB" w:sz="1"/>
@@ -8956,7 +9082,7 @@
         </w:tc>
         <w:tc>
           <w:tcPr>
-            <w:tcW w:type="dxa" w:w="5040"/>
+            <w:tcW w:type="dxa" w:w="4877"/>
             <w:tcBorders>
               <w:top w:val="single" w:color="BBBBBB" w:sz="1"/>
               <w:left w:val="single" w:color="BBBBBB" w:sz="1"/>
@@ -9027,7 +9153,7 @@
         </w:tc>
         <w:tc>
           <w:tcPr>
-            <w:tcW w:type="dxa" w:w="914"/>
+            <w:tcW w:type="dxa" w:w="1129"/>
             <w:tcBorders>
               <w:top w:val="single" w:color="BBBBBB" w:sz="1"/>
               <w:left w:val="single" w:color="BBBBBB" w:sz="1"/>
@@ -9049,7 +9175,7 @@
         </w:tc>
         <w:tc>
           <w:tcPr>
-            <w:tcW w:type="dxa" w:w="914"/>
+            <w:tcW w:type="dxa" w:w="889"/>
             <w:tcBorders>
               <w:top w:val="single" w:color="BBBBBB" w:sz="1"/>
               <w:left w:val="single" w:color="BBBBBB" w:sz="1"/>
@@ -9071,7 +9197,7 @@
         </w:tc>
         <w:tc>
           <w:tcPr>
-            <w:tcW w:type="dxa" w:w="996"/>
+            <w:tcW w:type="dxa" w:w="969"/>
             <w:tcBorders>
               <w:top w:val="single" w:color="BBBBBB" w:sz="1"/>
               <w:left w:val="single" w:color="BBBBBB" w:sz="1"/>
@@ -9093,7 +9219,7 @@
         </w:tc>
         <w:tc>
           <w:tcPr>
-            <w:tcW w:type="dxa" w:w="5040"/>
+            <w:tcW w:type="dxa" w:w="4877"/>
             <w:tcBorders>
               <w:top w:val="single" w:color="BBBBBB" w:sz="1"/>
               <w:left w:val="single" w:color="BBBBBB" w:sz="1"/>
@@ -9164,7 +9290,7 @@
         </w:tc>
         <w:tc>
           <w:tcPr>
-            <w:tcW w:type="dxa" w:w="914"/>
+            <w:tcW w:type="dxa" w:w="1129"/>
             <w:tcBorders>
               <w:top w:val="single" w:color="BBBBBB" w:sz="1"/>
               <w:left w:val="single" w:color="BBBBBB" w:sz="1"/>
@@ -9186,7 +9312,7 @@
         </w:tc>
         <w:tc>
           <w:tcPr>
-            <w:tcW w:type="dxa" w:w="914"/>
+            <w:tcW w:type="dxa" w:w="889"/>
             <w:tcBorders>
               <w:top w:val="single" w:color="BBBBBB" w:sz="1"/>
               <w:left w:val="single" w:color="BBBBBB" w:sz="1"/>
@@ -9208,7 +9334,7 @@
         </w:tc>
         <w:tc>
           <w:tcPr>
-            <w:tcW w:type="dxa" w:w="996"/>
+            <w:tcW w:type="dxa" w:w="969"/>
             <w:tcBorders>
               <w:top w:val="single" w:color="BBBBBB" w:sz="1"/>
               <w:left w:val="single" w:color="BBBBBB" w:sz="1"/>
@@ -9230,7 +9356,7 @@
         </w:tc>
         <w:tc>
           <w:tcPr>
-            <w:tcW w:type="dxa" w:w="5040"/>
+            <w:tcW w:type="dxa" w:w="4877"/>
             <w:tcBorders>
               <w:top w:val="single" w:color="BBBBBB" w:sz="1"/>
               <w:left w:val="single" w:color="BBBBBB" w:sz="1"/>
@@ -9301,7 +9427,7 @@
         </w:tc>
         <w:tc>
           <w:tcPr>
-            <w:tcW w:type="dxa" w:w="914"/>
+            <w:tcW w:type="dxa" w:w="1129"/>
             <w:tcBorders>
               <w:top w:val="single" w:color="BBBBBB" w:sz="1"/>
               <w:left w:val="single" w:color="BBBBBB" w:sz="1"/>
@@ -9323,7 +9449,7 @@
         </w:tc>
         <w:tc>
           <w:tcPr>
-            <w:tcW w:type="dxa" w:w="914"/>
+            <w:tcW w:type="dxa" w:w="889"/>
             <w:tcBorders>
               <w:top w:val="single" w:color="BBBBBB" w:sz="1"/>
               <w:left w:val="single" w:color="BBBBBB" w:sz="1"/>
@@ -9345,7 +9471,7 @@
         </w:tc>
         <w:tc>
           <w:tcPr>
-            <w:tcW w:type="dxa" w:w="996"/>
+            <w:tcW w:type="dxa" w:w="969"/>
             <w:tcBorders>
               <w:top w:val="single" w:color="BBBBBB" w:sz="1"/>
               <w:left w:val="single" w:color="BBBBBB" w:sz="1"/>
@@ -9367,7 +9493,7 @@
         </w:tc>
         <w:tc>
           <w:tcPr>
-            <w:tcW w:type="dxa" w:w="5040"/>
+            <w:tcW w:type="dxa" w:w="4877"/>
             <w:tcBorders>
               <w:top w:val="single" w:color="BBBBBB" w:sz="1"/>
               <w:left w:val="single" w:color="BBBBBB" w:sz="1"/>
@@ -9438,7 +9564,7 @@
         </w:tc>
         <w:tc>
           <w:tcPr>
-            <w:tcW w:type="dxa" w:w="914"/>
+            <w:tcW w:type="dxa" w:w="1129"/>
             <w:tcBorders>
               <w:top w:val="single" w:color="BBBBBB" w:sz="1"/>
               <w:left w:val="single" w:color="BBBBBB" w:sz="1"/>
@@ -9460,7 +9586,7 @@
         </w:tc>
         <w:tc>
           <w:tcPr>
-            <w:tcW w:type="dxa" w:w="914"/>
+            <w:tcW w:type="dxa" w:w="889"/>
             <w:tcBorders>
               <w:top w:val="single" w:color="BBBBBB" w:sz="1"/>
               <w:left w:val="single" w:color="BBBBBB" w:sz="1"/>
@@ -9482,7 +9608,7 @@
         </w:tc>
         <w:tc>
           <w:tcPr>
-            <w:tcW w:type="dxa" w:w="996"/>
+            <w:tcW w:type="dxa" w:w="969"/>
             <w:tcBorders>
               <w:top w:val="single" w:color="BBBBBB" w:sz="1"/>
               <w:left w:val="single" w:color="BBBBBB" w:sz="1"/>
@@ -9504,7 +9630,7 @@
         </w:tc>
         <w:tc>
           <w:tcPr>
-            <w:tcW w:type="dxa" w:w="5040"/>
+            <w:tcW w:type="dxa" w:w="4877"/>
             <w:tcBorders>
               <w:top w:val="single" w:color="BBBBBB" w:sz="1"/>
               <w:left w:val="single" w:color="BBBBBB" w:sz="1"/>
@@ -9547,7 +9673,7 @@
           </w:tcPr>
           <w:p>
             <w:r>
-              <w:t xml:space="preserve">G-LG-1</w:t>
+              <w:t xml:space="preserve">G-NET-1</w:t>
             </w:r>
           </w:p>
         </w:tc>
@@ -9569,95 +9695,99 @@
           </w:tcPr>
           <w:p>
             <w:r>
-              <w:t xml:space="preserve">L3</w:t>
-            </w:r>
-          </w:p>
-        </w:tc>
-        <w:tc>
-          <w:tcPr>
-            <w:tcW w:type="dxa" w:w="914"/>
-            <w:tcBorders>
-              <w:top w:val="single" w:color="BBBBBB" w:sz="1"/>
-              <w:left w:val="single" w:color="BBBBBB" w:sz="1"/>
-              <w:bottom w:val="single" w:color="BBBBBB" w:sz="1"/>
-              <w:right w:val="single" w:color="BBBBBB" w:sz="1"/>
-            </w:tcBorders>
-            <w:tcMar>
-              <w:top w:type="dxa" w:w="60"/>
-              <w:left w:type="dxa" w:w="100"/>
-              <w:bottom w:type="dxa" w:w="60"/>
-              <w:right w:type="dxa" w:w="100"/>
-            </w:tcMar>
-          </w:tcPr>
-          <w:p>
-            <w:r>
-              <w:t xml:space="preserve">①FR-4.8</w:t>
-            </w:r>
-          </w:p>
-        </w:tc>
-        <w:tc>
-          <w:tcPr>
-            <w:tcW w:type="dxa" w:w="914"/>
-            <w:tcBorders>
-              <w:top w:val="single" w:color="BBBBBB" w:sz="1"/>
-              <w:left w:val="single" w:color="BBBBBB" w:sz="1"/>
-              <w:bottom w:val="single" w:color="BBBBBB" w:sz="1"/>
-              <w:right w:val="single" w:color="BBBBBB" w:sz="1"/>
-            </w:tcBorders>
-            <w:tcMar>
-              <w:top w:type="dxa" w:w="60"/>
-              <w:left w:type="dxa" w:w="100"/>
-              <w:bottom w:type="dxa" w:w="60"/>
-              <w:right w:type="dxa" w:w="100"/>
-            </w:tcMar>
-          </w:tcPr>
-          <w:p>
-            <w:r>
-              <w:t xml:space="preserve">PR-P1-5</w:t>
-            </w:r>
-          </w:p>
-        </w:tc>
-        <w:tc>
-          <w:tcPr>
-            <w:tcW w:type="dxa" w:w="996"/>
-            <w:tcBorders>
-              <w:top w:val="single" w:color="BBBBBB" w:sz="1"/>
-              <w:left w:val="single" w:color="BBBBBB" w:sz="1"/>
-              <w:bottom w:val="single" w:color="BBBBBB" w:sz="1"/>
-              <w:right w:val="single" w:color="BBBBBB" w:sz="1"/>
-            </w:tcBorders>
-            <w:tcMar>
-              <w:top w:type="dxa" w:w="60"/>
-              <w:left w:type="dxa" w:w="100"/>
-              <w:bottom w:type="dxa" w:w="60"/>
-              <w:right w:type="dxa" w:w="100"/>
-            </w:tcMar>
-          </w:tcPr>
-          <w:p>
-            <w:r>
-              <w:t xml:space="preserve">E1 / v0.3.0</w:t>
-            </w:r>
-          </w:p>
-        </w:tc>
-        <w:tc>
-          <w:tcPr>
-            <w:tcW w:type="dxa" w:w="5040"/>
-            <w:tcBorders>
-              <w:top w:val="single" w:color="BBBBBB" w:sz="1"/>
-              <w:left w:val="single" w:color="BBBBBB" w:sz="1"/>
-              <w:bottom w:val="single" w:color="BBBBBB" w:sz="1"/>
-              <w:right w:val="single" w:color="BBBBBB" w:sz="1"/>
-            </w:tcBorders>
-            <w:tcMar>
-              <w:top w:type="dxa" w:w="60"/>
-              <w:left w:type="dxa" w:w="100"/>
-              <w:bottom w:type="dxa" w:w="60"/>
-              <w:right w:type="dxa" w:w="100"/>
-            </w:tcMar>
-          </w:tcPr>
-          <w:p>
-            <w:r>
-              <w:t xml:space="preserve">已实现（Web 往返验收通过；iOS/Android 分享导出+粘贴导入，待真机卸载重装验收）</w:t>
+              <w:rPr>
+                <w:b/>
+                <w:bCs/>
+              </w:rPr>
+              <w:t xml:space="preserve">L1</w:t>
+            </w:r>
+          </w:p>
+        </w:tc>
+        <w:tc>
+          <w:tcPr>
+            <w:tcW w:type="dxa" w:w="1129"/>
+            <w:tcBorders>
+              <w:top w:val="single" w:color="BBBBBB" w:sz="1"/>
+              <w:left w:val="single" w:color="BBBBBB" w:sz="1"/>
+              <w:bottom w:val="single" w:color="BBBBBB" w:sz="1"/>
+              <w:right w:val="single" w:color="BBBBBB" w:sz="1"/>
+            </w:tcBorders>
+            <w:tcMar>
+              <w:top w:type="dxa" w:w="60"/>
+              <w:left w:type="dxa" w:w="100"/>
+              <w:bottom w:type="dxa" w:w="60"/>
+              <w:right w:type="dxa" w:w="100"/>
+            </w:tcMar>
+          </w:tcPr>
+          <w:p>
+            <w:r>
+              <w:t xml:space="preserve">④§1.1 S#1–S#6</w:t>
+            </w:r>
+          </w:p>
+        </w:tc>
+        <w:tc>
+          <w:tcPr>
+            <w:tcW w:type="dxa" w:w="889"/>
+            <w:tcBorders>
+              <w:top w:val="single" w:color="BBBBBB" w:sz="1"/>
+              <w:left w:val="single" w:color="BBBBBB" w:sz="1"/>
+              <w:bottom w:val="single" w:color="BBBBBB" w:sz="1"/>
+              <w:right w:val="single" w:color="BBBBBB" w:sz="1"/>
+            </w:tcBorders>
+            <w:tcMar>
+              <w:top w:type="dxa" w:w="60"/>
+              <w:left w:type="dxa" w:w="100"/>
+              <w:bottom w:type="dxa" w:w="60"/>
+              <w:right w:type="dxa" w:w="100"/>
+            </w:tcMar>
+          </w:tcPr>
+          <w:p>
+            <w:r>
+              <w:t xml:space="preserve">BR-1.x</w:t>
+            </w:r>
+          </w:p>
+        </w:tc>
+        <w:tc>
+          <w:tcPr>
+            <w:tcW w:type="dxa" w:w="969"/>
+            <w:tcBorders>
+              <w:top w:val="single" w:color="BBBBBB" w:sz="1"/>
+              <w:left w:val="single" w:color="BBBBBB" w:sz="1"/>
+              <w:bottom w:val="single" w:color="BBBBBB" w:sz="1"/>
+              <w:right w:val="single" w:color="BBBBBB" w:sz="1"/>
+            </w:tcBorders>
+            <w:tcMar>
+              <w:top w:type="dxa" w:w="60"/>
+              <w:left w:type="dxa" w:w="100"/>
+              <w:bottom w:type="dxa" w:w="60"/>
+              <w:right w:type="dxa" w:w="100"/>
+            </w:tcMar>
+          </w:tcPr>
+          <w:p>
+            <w:r>
+              <w:t xml:space="preserve">E4 / v0.6.0</w:t>
+            </w:r>
+          </w:p>
+        </w:tc>
+        <w:tc>
+          <w:tcPr>
+            <w:tcW w:type="dxa" w:w="4877"/>
+            <w:tcBorders>
+              <w:top w:val="single" w:color="BBBBBB" w:sz="1"/>
+              <w:left w:val="single" w:color="BBBBBB" w:sz="1"/>
+              <w:bottom w:val="single" w:color="BBBBBB" w:sz="1"/>
+              <w:right w:val="single" w:color="BBBBBB" w:sz="1"/>
+            </w:tcBorders>
+            <w:tcMar>
+              <w:top w:type="dxa" w:w="60"/>
+              <w:left w:type="dxa" w:w="100"/>
+              <w:bottom w:type="dxa" w:w="60"/>
+              <w:right w:type="dxa" w:w="100"/>
+            </w:tcMar>
+          </w:tcPr>
+          <w:p>
+            <w:r>
+              <w:t xml:space="preserve">未启动（已规划，见《④ 后台服务端规划》）</w:t>
             </w:r>
           </w:p>
         </w:tc>
@@ -9684,7 +9814,7 @@
           </w:tcPr>
           <w:p>
             <w:r>
-              <w:t xml:space="preserve">G-LG-2</w:t>
+              <w:t xml:space="preserve">G-LG-1</w:t>
             </w:r>
           </w:p>
         </w:tc>
@@ -9706,95 +9836,95 @@
           </w:tcPr>
           <w:p>
             <w:r>
-              <w:t xml:space="preserve">L4</w:t>
-            </w:r>
-          </w:p>
-        </w:tc>
-        <w:tc>
-          <w:tcPr>
-            <w:tcW w:type="dxa" w:w="914"/>
-            <w:tcBorders>
-              <w:top w:val="single" w:color="BBBBBB" w:sz="1"/>
-              <w:left w:val="single" w:color="BBBBBB" w:sz="1"/>
-              <w:bottom w:val="single" w:color="BBBBBB" w:sz="1"/>
-              <w:right w:val="single" w:color="BBBBBB" w:sz="1"/>
-            </w:tcBorders>
-            <w:tcMar>
-              <w:top w:type="dxa" w:w="60"/>
-              <w:left w:type="dxa" w:w="100"/>
-              <w:bottom w:type="dxa" w:w="60"/>
-              <w:right w:type="dxa" w:w="100"/>
-            </w:tcMar>
-          </w:tcPr>
-          <w:p>
-            <w:r>
-              <w:t xml:space="preserve">B#3</w:t>
-            </w:r>
-          </w:p>
-        </w:tc>
-        <w:tc>
-          <w:tcPr>
-            <w:tcW w:type="dxa" w:w="914"/>
-            <w:tcBorders>
-              <w:top w:val="single" w:color="BBBBBB" w:sz="1"/>
-              <w:left w:val="single" w:color="BBBBBB" w:sz="1"/>
-              <w:bottom w:val="single" w:color="BBBBBB" w:sz="1"/>
-              <w:right w:val="single" w:color="BBBBBB" w:sz="1"/>
-            </w:tcBorders>
-            <w:tcMar>
-              <w:top w:type="dxa" w:w="60"/>
-              <w:left w:type="dxa" w:w="100"/>
-              <w:bottom w:type="dxa" w:w="60"/>
-              <w:right w:type="dxa" w:w="100"/>
-            </w:tcMar>
-          </w:tcPr>
-          <w:p>
-            <w:r>
-              <w:t xml:space="preserve">PR-P1-6</w:t>
-            </w:r>
-          </w:p>
-        </w:tc>
-        <w:tc>
-          <w:tcPr>
-            <w:tcW w:type="dxa" w:w="996"/>
-            <w:tcBorders>
-              <w:top w:val="single" w:color="BBBBBB" w:sz="1"/>
-              <w:left w:val="single" w:color="BBBBBB" w:sz="1"/>
-              <w:bottom w:val="single" w:color="BBBBBB" w:sz="1"/>
-              <w:right w:val="single" w:color="BBBBBB" w:sz="1"/>
-            </w:tcBorders>
-            <w:tcMar>
-              <w:top w:type="dxa" w:w="60"/>
-              <w:left w:type="dxa" w:w="100"/>
-              <w:bottom w:type="dxa" w:w="60"/>
-              <w:right w:type="dxa" w:w="100"/>
-            </w:tcMar>
-          </w:tcPr>
-          <w:p>
-            <w:r>
-              <w:t xml:space="preserve">E0 / v0.2.0</w:t>
-            </w:r>
-          </w:p>
-        </w:tc>
-        <w:tc>
-          <w:tcPr>
-            <w:tcW w:type="dxa" w:w="5040"/>
-            <w:tcBorders>
-              <w:top w:val="single" w:color="BBBBBB" w:sz="1"/>
-              <w:left w:val="single" w:color="BBBBBB" w:sz="1"/>
-              <w:bottom w:val="single" w:color="BBBBBB" w:sz="1"/>
-              <w:right w:val="single" w:color="BBBBBB" w:sz="1"/>
-            </w:tcBorders>
-            <w:tcMar>
-              <w:top w:type="dxa" w:w="60"/>
-              <w:left w:type="dxa" w:w="100"/>
-              <w:bottom w:type="dxa" w:w="60"/>
-              <w:right w:type="dxa" w:w="100"/>
-            </w:tcMar>
-          </w:tcPr>
-          <w:p>
-            <w:r>
-              <w:t xml:space="preserve">已关闭（验收通过）</w:t>
+              <w:t xml:space="preserve">L3</w:t>
+            </w:r>
+          </w:p>
+        </w:tc>
+        <w:tc>
+          <w:tcPr>
+            <w:tcW w:type="dxa" w:w="1129"/>
+            <w:tcBorders>
+              <w:top w:val="single" w:color="BBBBBB" w:sz="1"/>
+              <w:left w:val="single" w:color="BBBBBB" w:sz="1"/>
+              <w:bottom w:val="single" w:color="BBBBBB" w:sz="1"/>
+              <w:right w:val="single" w:color="BBBBBB" w:sz="1"/>
+            </w:tcBorders>
+            <w:tcMar>
+              <w:top w:type="dxa" w:w="60"/>
+              <w:left w:type="dxa" w:w="100"/>
+              <w:bottom w:type="dxa" w:w="60"/>
+              <w:right w:type="dxa" w:w="100"/>
+            </w:tcMar>
+          </w:tcPr>
+          <w:p>
+            <w:r>
+              <w:t xml:space="preserve">①FR-4.8</w:t>
+            </w:r>
+          </w:p>
+        </w:tc>
+        <w:tc>
+          <w:tcPr>
+            <w:tcW w:type="dxa" w:w="889"/>
+            <w:tcBorders>
+              <w:top w:val="single" w:color="BBBBBB" w:sz="1"/>
+              <w:left w:val="single" w:color="BBBBBB" w:sz="1"/>
+              <w:bottom w:val="single" w:color="BBBBBB" w:sz="1"/>
+              <w:right w:val="single" w:color="BBBBBB" w:sz="1"/>
+            </w:tcBorders>
+            <w:tcMar>
+              <w:top w:type="dxa" w:w="60"/>
+              <w:left w:type="dxa" w:w="100"/>
+              <w:bottom w:type="dxa" w:w="60"/>
+              <w:right w:type="dxa" w:w="100"/>
+            </w:tcMar>
+          </w:tcPr>
+          <w:p>
+            <w:r>
+              <w:t xml:space="preserve">PR-P1-5</w:t>
+            </w:r>
+          </w:p>
+        </w:tc>
+        <w:tc>
+          <w:tcPr>
+            <w:tcW w:type="dxa" w:w="969"/>
+            <w:tcBorders>
+              <w:top w:val="single" w:color="BBBBBB" w:sz="1"/>
+              <w:left w:val="single" w:color="BBBBBB" w:sz="1"/>
+              <w:bottom w:val="single" w:color="BBBBBB" w:sz="1"/>
+              <w:right w:val="single" w:color="BBBBBB" w:sz="1"/>
+            </w:tcBorders>
+            <w:tcMar>
+              <w:top w:type="dxa" w:w="60"/>
+              <w:left w:type="dxa" w:w="100"/>
+              <w:bottom w:type="dxa" w:w="60"/>
+              <w:right w:type="dxa" w:w="100"/>
+            </w:tcMar>
+          </w:tcPr>
+          <w:p>
+            <w:r>
+              <w:t xml:space="preserve">E1 / v0.3.0</w:t>
+            </w:r>
+          </w:p>
+        </w:tc>
+        <w:tc>
+          <w:tcPr>
+            <w:tcW w:type="dxa" w:w="4877"/>
+            <w:tcBorders>
+              <w:top w:val="single" w:color="BBBBBB" w:sz="1"/>
+              <w:left w:val="single" w:color="BBBBBB" w:sz="1"/>
+              <w:bottom w:val="single" w:color="BBBBBB" w:sz="1"/>
+              <w:right w:val="single" w:color="BBBBBB" w:sz="1"/>
+            </w:tcBorders>
+            <w:tcMar>
+              <w:top w:type="dxa" w:w="60"/>
+              <w:left w:type="dxa" w:w="100"/>
+              <w:bottom w:type="dxa" w:w="60"/>
+              <w:right w:type="dxa" w:w="100"/>
+            </w:tcMar>
+          </w:tcPr>
+          <w:p>
+            <w:r>
+              <w:t xml:space="preserve">已实现（Web 往返验收通过；iOS/Android 分享导出+粘贴导入，待真机卸载重装验收）</w:t>
             </w:r>
           </w:p>
         </w:tc>
@@ -9821,7 +9951,7 @@
           </w:tcPr>
           <w:p>
             <w:r>
-              <w:t xml:space="preserve">G-LG-3</w:t>
+              <w:t xml:space="preserve">G-LG-2</w:t>
             </w:r>
           </w:p>
         </w:tc>
@@ -9849,89 +9979,89 @@
         </w:tc>
         <w:tc>
           <w:tcPr>
-            <w:tcW w:type="dxa" w:w="914"/>
-            <w:tcBorders>
-              <w:top w:val="single" w:color="BBBBBB" w:sz="1"/>
-              <w:left w:val="single" w:color="BBBBBB" w:sz="1"/>
-              <w:bottom w:val="single" w:color="BBBBBB" w:sz="1"/>
-              <w:right w:val="single" w:color="BBBBBB" w:sz="1"/>
-            </w:tcBorders>
-            <w:tcMar>
-              <w:top w:type="dxa" w:w="60"/>
-              <w:left w:type="dxa" w:w="100"/>
-              <w:bottom w:type="dxa" w:w="60"/>
-              <w:right w:type="dxa" w:w="100"/>
-            </w:tcMar>
-          </w:tcPr>
-          <w:p>
-            <w:r>
-              <w:t xml:space="preserve">①FR-4.7</w:t>
-            </w:r>
-          </w:p>
-        </w:tc>
-        <w:tc>
-          <w:tcPr>
-            <w:tcW w:type="dxa" w:w="914"/>
-            <w:tcBorders>
-              <w:top w:val="single" w:color="BBBBBB" w:sz="1"/>
-              <w:left w:val="single" w:color="BBBBBB" w:sz="1"/>
-              <w:bottom w:val="single" w:color="BBBBBB" w:sz="1"/>
-              <w:right w:val="single" w:color="BBBBBB" w:sz="1"/>
-            </w:tcBorders>
-            <w:tcMar>
-              <w:top w:type="dxa" w:w="60"/>
-              <w:left w:type="dxa" w:w="100"/>
-              <w:bottom w:type="dxa" w:w="60"/>
-              <w:right w:type="dxa" w:w="100"/>
-            </w:tcMar>
-          </w:tcPr>
-          <w:p>
-            <w:r>
-              <w:t xml:space="preserve">PR-P2-3</w:t>
-            </w:r>
-          </w:p>
-        </w:tc>
-        <w:tc>
-          <w:tcPr>
-            <w:tcW w:type="dxa" w:w="996"/>
-            <w:tcBorders>
-              <w:top w:val="single" w:color="BBBBBB" w:sz="1"/>
-              <w:left w:val="single" w:color="BBBBBB" w:sz="1"/>
-              <w:bottom w:val="single" w:color="BBBBBB" w:sz="1"/>
-              <w:right w:val="single" w:color="BBBBBB" w:sz="1"/>
-            </w:tcBorders>
-            <w:tcMar>
-              <w:top w:type="dxa" w:w="60"/>
-              <w:left w:type="dxa" w:w="100"/>
-              <w:bottom w:type="dxa" w:w="60"/>
-              <w:right w:type="dxa" w:w="100"/>
-            </w:tcMar>
-          </w:tcPr>
-          <w:p>
-            <w:r>
-              <w:t xml:space="preserve">E2 / v0.4.0</w:t>
-            </w:r>
-          </w:p>
-        </w:tc>
-        <w:tc>
-          <w:tcPr>
-            <w:tcW w:type="dxa" w:w="5040"/>
-            <w:tcBorders>
-              <w:top w:val="single" w:color="BBBBBB" w:sz="1"/>
-              <w:left w:val="single" w:color="BBBBBB" w:sz="1"/>
-              <w:bottom w:val="single" w:color="BBBBBB" w:sz="1"/>
-              <w:right w:val="single" w:color="BBBBBB" w:sz="1"/>
-            </w:tcBorders>
-            <w:tcMar>
-              <w:top w:type="dxa" w:w="60"/>
-              <w:left w:type="dxa" w:w="100"/>
-              <w:bottom w:type="dxa" w:w="60"/>
-              <w:right w:type="dxa" w:w="100"/>
-            </w:tcMar>
-          </w:tcPr>
-          <w:p>
-            <w:r>
-              <w:t xml:space="preserve">已实现（ML Kit 离线识别，选小票照片自动填最大金额；待真机拍票验收）</w:t>
+            <w:tcW w:type="dxa" w:w="1129"/>
+            <w:tcBorders>
+              <w:top w:val="single" w:color="BBBBBB" w:sz="1"/>
+              <w:left w:val="single" w:color="BBBBBB" w:sz="1"/>
+              <w:bottom w:val="single" w:color="BBBBBB" w:sz="1"/>
+              <w:right w:val="single" w:color="BBBBBB" w:sz="1"/>
+            </w:tcBorders>
+            <w:tcMar>
+              <w:top w:type="dxa" w:w="60"/>
+              <w:left w:type="dxa" w:w="100"/>
+              <w:bottom w:type="dxa" w:w="60"/>
+              <w:right w:type="dxa" w:w="100"/>
+            </w:tcMar>
+          </w:tcPr>
+          <w:p>
+            <w:r>
+              <w:t xml:space="preserve">B#3</w:t>
+            </w:r>
+          </w:p>
+        </w:tc>
+        <w:tc>
+          <w:tcPr>
+            <w:tcW w:type="dxa" w:w="889"/>
+            <w:tcBorders>
+              <w:top w:val="single" w:color="BBBBBB" w:sz="1"/>
+              <w:left w:val="single" w:color="BBBBBB" w:sz="1"/>
+              <w:bottom w:val="single" w:color="BBBBBB" w:sz="1"/>
+              <w:right w:val="single" w:color="BBBBBB" w:sz="1"/>
+            </w:tcBorders>
+            <w:tcMar>
+              <w:top w:type="dxa" w:w="60"/>
+              <w:left w:type="dxa" w:w="100"/>
+              <w:bottom w:type="dxa" w:w="60"/>
+              <w:right w:type="dxa" w:w="100"/>
+            </w:tcMar>
+          </w:tcPr>
+          <w:p>
+            <w:r>
+              <w:t xml:space="preserve">PR-P1-6</w:t>
+            </w:r>
+          </w:p>
+        </w:tc>
+        <w:tc>
+          <w:tcPr>
+            <w:tcW w:type="dxa" w:w="969"/>
+            <w:tcBorders>
+              <w:top w:val="single" w:color="BBBBBB" w:sz="1"/>
+              <w:left w:val="single" w:color="BBBBBB" w:sz="1"/>
+              <w:bottom w:val="single" w:color="BBBBBB" w:sz="1"/>
+              <w:right w:val="single" w:color="BBBBBB" w:sz="1"/>
+            </w:tcBorders>
+            <w:tcMar>
+              <w:top w:type="dxa" w:w="60"/>
+              <w:left w:type="dxa" w:w="100"/>
+              <w:bottom w:type="dxa" w:w="60"/>
+              <w:right w:type="dxa" w:w="100"/>
+            </w:tcMar>
+          </w:tcPr>
+          <w:p>
+            <w:r>
+              <w:t xml:space="preserve">E0 / v0.2.0</w:t>
+            </w:r>
+          </w:p>
+        </w:tc>
+        <w:tc>
+          <w:tcPr>
+            <w:tcW w:type="dxa" w:w="4877"/>
+            <w:tcBorders>
+              <w:top w:val="single" w:color="BBBBBB" w:sz="1"/>
+              <w:left w:val="single" w:color="BBBBBB" w:sz="1"/>
+              <w:bottom w:val="single" w:color="BBBBBB" w:sz="1"/>
+              <w:right w:val="single" w:color="BBBBBB" w:sz="1"/>
+            </w:tcBorders>
+            <w:tcMar>
+              <w:top w:type="dxa" w:w="60"/>
+              <w:left w:type="dxa" w:w="100"/>
+              <w:bottom w:type="dxa" w:w="60"/>
+              <w:right w:type="dxa" w:w="100"/>
+            </w:tcMar>
+          </w:tcPr>
+          <w:p>
+            <w:r>
+              <w:t xml:space="preserve">已关闭（验收通过）</w:t>
             </w:r>
           </w:p>
         </w:tc>
@@ -9958,7 +10088,7 @@
           </w:tcPr>
           <w:p>
             <w:r>
-              <w:t xml:space="preserve">G-VC-1</w:t>
+              <w:t xml:space="preserve">G-LG-3</w:t>
             </w:r>
           </w:p>
         </w:tc>
@@ -9986,51 +10116,51 @@
         </w:tc>
         <w:tc>
           <w:tcPr>
-            <w:tcW w:type="dxa" w:w="914"/>
-            <w:tcBorders>
-              <w:top w:val="single" w:color="BBBBBB" w:sz="1"/>
-              <w:left w:val="single" w:color="BBBBBB" w:sz="1"/>
-              <w:bottom w:val="single" w:color="BBBBBB" w:sz="1"/>
-              <w:right w:val="single" w:color="BBBBBB" w:sz="1"/>
-            </w:tcBorders>
-            <w:tcMar>
-              <w:top w:type="dxa" w:w="60"/>
-              <w:left w:type="dxa" w:w="100"/>
-              <w:bottom w:type="dxa" w:w="60"/>
-              <w:right w:type="dxa" w:w="100"/>
-            </w:tcMar>
-          </w:tcPr>
-          <w:p>
-            <w:r>
-              <w:t xml:space="preserve">B#5</w:t>
-            </w:r>
-          </w:p>
-        </w:tc>
-        <w:tc>
-          <w:tcPr>
-            <w:tcW w:type="dxa" w:w="914"/>
-            <w:tcBorders>
-              <w:top w:val="single" w:color="BBBBBB" w:sz="1"/>
-              <w:left w:val="single" w:color="BBBBBB" w:sz="1"/>
-              <w:bottom w:val="single" w:color="BBBBBB" w:sz="1"/>
-              <w:right w:val="single" w:color="BBBBBB" w:sz="1"/>
-            </w:tcBorders>
-            <w:tcMar>
-              <w:top w:type="dxa" w:w="60"/>
-              <w:left w:type="dxa" w:w="100"/>
-              <w:bottom w:type="dxa" w:w="60"/>
-              <w:right w:type="dxa" w:w="100"/>
-            </w:tcMar>
-          </w:tcPr>
-          <w:p>
-            <w:r>
-              <w:t xml:space="preserve">PR-P2-2</w:t>
-            </w:r>
-          </w:p>
-        </w:tc>
-        <w:tc>
-          <w:tcPr>
-            <w:tcW w:type="dxa" w:w="996"/>
+            <w:tcW w:type="dxa" w:w="1129"/>
+            <w:tcBorders>
+              <w:top w:val="single" w:color="BBBBBB" w:sz="1"/>
+              <w:left w:val="single" w:color="BBBBBB" w:sz="1"/>
+              <w:bottom w:val="single" w:color="BBBBBB" w:sz="1"/>
+              <w:right w:val="single" w:color="BBBBBB" w:sz="1"/>
+            </w:tcBorders>
+            <w:tcMar>
+              <w:top w:type="dxa" w:w="60"/>
+              <w:left w:type="dxa" w:w="100"/>
+              <w:bottom w:type="dxa" w:w="60"/>
+              <w:right w:type="dxa" w:w="100"/>
+            </w:tcMar>
+          </w:tcPr>
+          <w:p>
+            <w:r>
+              <w:t xml:space="preserve">①FR-4.7</w:t>
+            </w:r>
+          </w:p>
+        </w:tc>
+        <w:tc>
+          <w:tcPr>
+            <w:tcW w:type="dxa" w:w="889"/>
+            <w:tcBorders>
+              <w:top w:val="single" w:color="BBBBBB" w:sz="1"/>
+              <w:left w:val="single" w:color="BBBBBB" w:sz="1"/>
+              <w:bottom w:val="single" w:color="BBBBBB" w:sz="1"/>
+              <w:right w:val="single" w:color="BBBBBB" w:sz="1"/>
+            </w:tcBorders>
+            <w:tcMar>
+              <w:top w:type="dxa" w:w="60"/>
+              <w:left w:type="dxa" w:w="100"/>
+              <w:bottom w:type="dxa" w:w="60"/>
+              <w:right w:type="dxa" w:w="100"/>
+            </w:tcMar>
+          </w:tcPr>
+          <w:p>
+            <w:r>
+              <w:t xml:space="preserve">PR-P2-3</w:t>
+            </w:r>
+          </w:p>
+        </w:tc>
+        <w:tc>
+          <w:tcPr>
+            <w:tcW w:type="dxa" w:w="969"/>
             <w:tcBorders>
               <w:top w:val="single" w:color="BBBBBB" w:sz="1"/>
               <w:left w:val="single" w:color="BBBBBB" w:sz="1"/>
@@ -10052,23 +10182,23 @@
         </w:tc>
         <w:tc>
           <w:tcPr>
-            <w:tcW w:type="dxa" w:w="5040"/>
-            <w:tcBorders>
-              <w:top w:val="single" w:color="BBBBBB" w:sz="1"/>
-              <w:left w:val="single" w:color="BBBBBB" w:sz="1"/>
-              <w:bottom w:val="single" w:color="BBBBBB" w:sz="1"/>
-              <w:right w:val="single" w:color="BBBBBB" w:sz="1"/>
-            </w:tcBorders>
-            <w:tcMar>
-              <w:top w:type="dxa" w:w="60"/>
-              <w:left w:type="dxa" w:w="100"/>
-              <w:bottom w:type="dxa" w:w="60"/>
-              <w:right w:type="dxa" w:w="100"/>
-            </w:tcMar>
-          </w:tcPr>
-          <w:p>
-            <w:r>
-              <w:t xml:space="preserve">已实现（Android 补齐佩奇/悟空/机器人，9 预设与 iOS 对齐；机器人=40Hz 环形调制）</w:t>
+            <w:tcW w:type="dxa" w:w="4877"/>
+            <w:tcBorders>
+              <w:top w:val="single" w:color="BBBBBB" w:sz="1"/>
+              <w:left w:val="single" w:color="BBBBBB" w:sz="1"/>
+              <w:bottom w:val="single" w:color="BBBBBB" w:sz="1"/>
+              <w:right w:val="single" w:color="BBBBBB" w:sz="1"/>
+            </w:tcBorders>
+            <w:tcMar>
+              <w:top w:type="dxa" w:w="60"/>
+              <w:left w:type="dxa" w:w="100"/>
+              <w:bottom w:type="dxa" w:w="60"/>
+              <w:right w:type="dxa" w:w="100"/>
+            </w:tcMar>
+          </w:tcPr>
+          <w:p>
+            <w:r>
+              <w:t xml:space="preserve">已实现（ML Kit 离线识别，选小票照片自动填最大金额；待真机拍票验收）</w:t>
             </w:r>
           </w:p>
         </w:tc>
@@ -10095,7 +10225,7 @@
           </w:tcPr>
           <w:p>
             <w:r>
-              <w:t xml:space="preserve">G-VC-2</w:t>
+              <w:t xml:space="preserve">G-VC-1</w:t>
             </w:r>
           </w:p>
         </w:tc>
@@ -10123,89 +10253,89 @@
         </w:tc>
         <w:tc>
           <w:tcPr>
-            <w:tcW w:type="dxa" w:w="914"/>
-            <w:tcBorders>
-              <w:top w:val="single" w:color="BBBBBB" w:sz="1"/>
-              <w:left w:val="single" w:color="BBBBBB" w:sz="1"/>
-              <w:bottom w:val="single" w:color="BBBBBB" w:sz="1"/>
-              <w:right w:val="single" w:color="BBBBBB" w:sz="1"/>
-            </w:tcBorders>
-            <w:tcMar>
-              <w:top w:type="dxa" w:w="60"/>
-              <w:left w:type="dxa" w:w="100"/>
-              <w:bottom w:type="dxa" w:w="60"/>
-              <w:right w:type="dxa" w:w="100"/>
-            </w:tcMar>
-          </w:tcPr>
-          <w:p>
-            <w:r>
-              <w:t xml:space="preserve">①FR-5.4</w:t>
-            </w:r>
-          </w:p>
-        </w:tc>
-        <w:tc>
-          <w:tcPr>
-            <w:tcW w:type="dxa" w:w="914"/>
-            <w:tcBorders>
-              <w:top w:val="single" w:color="BBBBBB" w:sz="1"/>
-              <w:left w:val="single" w:color="BBBBBB" w:sz="1"/>
-              <w:bottom w:val="single" w:color="BBBBBB" w:sz="1"/>
-              <w:right w:val="single" w:color="BBBBBB" w:sz="1"/>
-            </w:tcBorders>
-            <w:tcMar>
-              <w:top w:type="dxa" w:w="60"/>
-              <w:left w:type="dxa" w:w="100"/>
-              <w:bottom w:type="dxa" w:w="60"/>
-              <w:right w:type="dxa" w:w="100"/>
-            </w:tcMar>
-          </w:tcPr>
-          <w:p>
-            <w:r>
-              <w:t xml:space="preserve">PR-P3-1</w:t>
-            </w:r>
-          </w:p>
-        </w:tc>
-        <w:tc>
-          <w:tcPr>
-            <w:tcW w:type="dxa" w:w="996"/>
-            <w:tcBorders>
-              <w:top w:val="single" w:color="BBBBBB" w:sz="1"/>
-              <w:left w:val="single" w:color="BBBBBB" w:sz="1"/>
-              <w:bottom w:val="single" w:color="BBBBBB" w:sz="1"/>
-              <w:right w:val="single" w:color="BBBBBB" w:sz="1"/>
-            </w:tcBorders>
-            <w:tcMar>
-              <w:top w:type="dxa" w:w="60"/>
-              <w:left w:type="dxa" w:w="100"/>
-              <w:bottom w:type="dxa" w:w="60"/>
-              <w:right w:type="dxa" w:w="100"/>
-            </w:tcMar>
-          </w:tcPr>
-          <w:p>
-            <w:r>
-              <w:t xml:space="preserve">E3 / v0.5.0</w:t>
-            </w:r>
-          </w:p>
-        </w:tc>
-        <w:tc>
-          <w:tcPr>
-            <w:tcW w:type="dxa" w:w="5040"/>
-            <w:tcBorders>
-              <w:top w:val="single" w:color="BBBBBB" w:sz="1"/>
-              <w:left w:val="single" w:color="BBBBBB" w:sz="1"/>
-              <w:bottom w:val="single" w:color="BBBBBB" w:sz="1"/>
-              <w:right w:val="single" w:color="BBBBBB" w:sz="1"/>
-            </w:tcBorders>
-            <w:tcMar>
-              <w:top w:type="dxa" w:w="60"/>
-              <w:left w:type="dxa" w:w="100"/>
-              <w:bottom w:type="dxa" w:w="60"/>
-              <w:right w:type="dxa" w:w="100"/>
-            </w:tcMar>
-          </w:tcPr>
-          <w:p>
-            <w:r>
-              <w:t xml:space="preserve">已实现（重采样+WSOLA 保时长变调；纯正弦验证主频精确 ×f（40 项夹具第 10 项），修正了纯 OLA 的相位不连续；待真机听感验收）</w:t>
+            <w:tcW w:type="dxa" w:w="1129"/>
+            <w:tcBorders>
+              <w:top w:val="single" w:color="BBBBBB" w:sz="1"/>
+              <w:left w:val="single" w:color="BBBBBB" w:sz="1"/>
+              <w:bottom w:val="single" w:color="BBBBBB" w:sz="1"/>
+              <w:right w:val="single" w:color="BBBBBB" w:sz="1"/>
+            </w:tcBorders>
+            <w:tcMar>
+              <w:top w:type="dxa" w:w="60"/>
+              <w:left w:type="dxa" w:w="100"/>
+              <w:bottom w:type="dxa" w:w="60"/>
+              <w:right w:type="dxa" w:w="100"/>
+            </w:tcMar>
+          </w:tcPr>
+          <w:p>
+            <w:r>
+              <w:t xml:space="preserve">B#5</w:t>
+            </w:r>
+          </w:p>
+        </w:tc>
+        <w:tc>
+          <w:tcPr>
+            <w:tcW w:type="dxa" w:w="889"/>
+            <w:tcBorders>
+              <w:top w:val="single" w:color="BBBBBB" w:sz="1"/>
+              <w:left w:val="single" w:color="BBBBBB" w:sz="1"/>
+              <w:bottom w:val="single" w:color="BBBBBB" w:sz="1"/>
+              <w:right w:val="single" w:color="BBBBBB" w:sz="1"/>
+            </w:tcBorders>
+            <w:tcMar>
+              <w:top w:type="dxa" w:w="60"/>
+              <w:left w:type="dxa" w:w="100"/>
+              <w:bottom w:type="dxa" w:w="60"/>
+              <w:right w:type="dxa" w:w="100"/>
+            </w:tcMar>
+          </w:tcPr>
+          <w:p>
+            <w:r>
+              <w:t xml:space="preserve">PR-P2-2</w:t>
+            </w:r>
+          </w:p>
+        </w:tc>
+        <w:tc>
+          <w:tcPr>
+            <w:tcW w:type="dxa" w:w="969"/>
+            <w:tcBorders>
+              <w:top w:val="single" w:color="BBBBBB" w:sz="1"/>
+              <w:left w:val="single" w:color="BBBBBB" w:sz="1"/>
+              <w:bottom w:val="single" w:color="BBBBBB" w:sz="1"/>
+              <w:right w:val="single" w:color="BBBBBB" w:sz="1"/>
+            </w:tcBorders>
+            <w:tcMar>
+              <w:top w:type="dxa" w:w="60"/>
+              <w:left w:type="dxa" w:w="100"/>
+              <w:bottom w:type="dxa" w:w="60"/>
+              <w:right w:type="dxa" w:w="100"/>
+            </w:tcMar>
+          </w:tcPr>
+          <w:p>
+            <w:r>
+              <w:t xml:space="preserve">E2 / v0.4.0</w:t>
+            </w:r>
+          </w:p>
+        </w:tc>
+        <w:tc>
+          <w:tcPr>
+            <w:tcW w:type="dxa" w:w="4877"/>
+            <w:tcBorders>
+              <w:top w:val="single" w:color="BBBBBB" w:sz="1"/>
+              <w:left w:val="single" w:color="BBBBBB" w:sz="1"/>
+              <w:bottom w:val="single" w:color="BBBBBB" w:sz="1"/>
+              <w:right w:val="single" w:color="BBBBBB" w:sz="1"/>
+            </w:tcBorders>
+            <w:tcMar>
+              <w:top w:type="dxa" w:w="60"/>
+              <w:left w:type="dxa" w:w="100"/>
+              <w:bottom w:type="dxa" w:w="60"/>
+              <w:right w:type="dxa" w:w="100"/>
+            </w:tcMar>
+          </w:tcPr>
+          <w:p>
+            <w:r>
+              <w:t xml:space="preserve">已实现（Android 补齐佩奇/悟空/机器人，9 预设与 iOS 对齐；机器人=40Hz 环形调制）</w:t>
             </w:r>
           </w:p>
         </w:tc>
@@ -10232,7 +10362,7 @@
           </w:tcPr>
           <w:p>
             <w:r>
-              <w:t xml:space="preserve">G-VC-3</w:t>
+              <w:t xml:space="preserve">G-VC-2</w:t>
             </w:r>
           </w:p>
         </w:tc>
@@ -10260,89 +10390,89 @@
         </w:tc>
         <w:tc>
           <w:tcPr>
-            <w:tcW w:type="dxa" w:w="914"/>
-            <w:tcBorders>
-              <w:top w:val="single" w:color="BBBBBB" w:sz="1"/>
-              <w:left w:val="single" w:color="BBBBBB" w:sz="1"/>
-              <w:bottom w:val="single" w:color="BBBBBB" w:sz="1"/>
-              <w:right w:val="single" w:color="BBBBBB" w:sz="1"/>
-            </w:tcBorders>
-            <w:tcMar>
-              <w:top w:type="dxa" w:w="60"/>
-              <w:left w:type="dxa" w:w="100"/>
-              <w:bottom w:type="dxa" w:w="60"/>
-              <w:right w:type="dxa" w:w="100"/>
-            </w:tcMar>
-          </w:tcPr>
-          <w:p>
-            <w:r>
-              <w:t xml:space="preserve">①§9</w:t>
-            </w:r>
-          </w:p>
-        </w:tc>
-        <w:tc>
-          <w:tcPr>
-            <w:tcW w:type="dxa" w:w="914"/>
-            <w:tcBorders>
-              <w:top w:val="single" w:color="BBBBBB" w:sz="1"/>
-              <w:left w:val="single" w:color="BBBBBB" w:sz="1"/>
-              <w:bottom w:val="single" w:color="BBBBBB" w:sz="1"/>
-              <w:right w:val="single" w:color="BBBBBB" w:sz="1"/>
-            </w:tcBorders>
-            <w:tcMar>
-              <w:top w:type="dxa" w:w="60"/>
-              <w:left w:type="dxa" w:w="100"/>
-              <w:bottom w:type="dxa" w:w="60"/>
-              <w:right w:type="dxa" w:w="100"/>
-            </w:tcMar>
-          </w:tcPr>
-          <w:p>
-            <w:r>
-              <w:t xml:space="preserve">PR-P2-2</w:t>
-            </w:r>
-          </w:p>
-        </w:tc>
-        <w:tc>
-          <w:tcPr>
-            <w:tcW w:type="dxa" w:w="996"/>
-            <w:tcBorders>
-              <w:top w:val="single" w:color="BBBBBB" w:sz="1"/>
-              <w:left w:val="single" w:color="BBBBBB" w:sz="1"/>
-              <w:bottom w:val="single" w:color="BBBBBB" w:sz="1"/>
-              <w:right w:val="single" w:color="BBBBBB" w:sz="1"/>
-            </w:tcBorders>
-            <w:tcMar>
-              <w:top w:type="dxa" w:w="60"/>
-              <w:left w:type="dxa" w:w="100"/>
-              <w:bottom w:type="dxa" w:w="60"/>
-              <w:right w:type="dxa" w:w="100"/>
-            </w:tcMar>
-          </w:tcPr>
-          <w:p>
-            <w:r>
-              <w:t xml:space="preserve">E2 / v0.4.0</w:t>
-            </w:r>
-          </w:p>
-        </w:tc>
-        <w:tc>
-          <w:tcPr>
-            <w:tcW w:type="dxa" w:w="5040"/>
-            <w:tcBorders>
-              <w:top w:val="single" w:color="BBBBBB" w:sz="1"/>
-              <w:left w:val="single" w:color="BBBBBB" w:sz="1"/>
-              <w:bottom w:val="single" w:color="BBBBBB" w:sz="1"/>
-              <w:right w:val="single" w:color="BBBBBB" w:sz="1"/>
-            </w:tcBorders>
-            <w:tcMar>
-              <w:top w:type="dxa" w:w="60"/>
-              <w:left w:type="dxa" w:w="100"/>
-              <w:bottom w:type="dxa" w:w="60"/>
-              <w:right w:type="dxa" w:w="100"/>
-            </w:tcMar>
-          </w:tcPr>
-          <w:p>
-            <w:r>
-              <w:t xml:space="preserve">未启动</w:t>
+            <w:tcW w:type="dxa" w:w="1129"/>
+            <w:tcBorders>
+              <w:top w:val="single" w:color="BBBBBB" w:sz="1"/>
+              <w:left w:val="single" w:color="BBBBBB" w:sz="1"/>
+              <w:bottom w:val="single" w:color="BBBBBB" w:sz="1"/>
+              <w:right w:val="single" w:color="BBBBBB" w:sz="1"/>
+            </w:tcBorders>
+            <w:tcMar>
+              <w:top w:type="dxa" w:w="60"/>
+              <w:left w:type="dxa" w:w="100"/>
+              <w:bottom w:type="dxa" w:w="60"/>
+              <w:right w:type="dxa" w:w="100"/>
+            </w:tcMar>
+          </w:tcPr>
+          <w:p>
+            <w:r>
+              <w:t xml:space="preserve">①FR-5.4</w:t>
+            </w:r>
+          </w:p>
+        </w:tc>
+        <w:tc>
+          <w:tcPr>
+            <w:tcW w:type="dxa" w:w="889"/>
+            <w:tcBorders>
+              <w:top w:val="single" w:color="BBBBBB" w:sz="1"/>
+              <w:left w:val="single" w:color="BBBBBB" w:sz="1"/>
+              <w:bottom w:val="single" w:color="BBBBBB" w:sz="1"/>
+              <w:right w:val="single" w:color="BBBBBB" w:sz="1"/>
+            </w:tcBorders>
+            <w:tcMar>
+              <w:top w:type="dxa" w:w="60"/>
+              <w:left w:type="dxa" w:w="100"/>
+              <w:bottom w:type="dxa" w:w="60"/>
+              <w:right w:type="dxa" w:w="100"/>
+            </w:tcMar>
+          </w:tcPr>
+          <w:p>
+            <w:r>
+              <w:t xml:space="preserve">PR-P3-1</w:t>
+            </w:r>
+          </w:p>
+        </w:tc>
+        <w:tc>
+          <w:tcPr>
+            <w:tcW w:type="dxa" w:w="969"/>
+            <w:tcBorders>
+              <w:top w:val="single" w:color="BBBBBB" w:sz="1"/>
+              <w:left w:val="single" w:color="BBBBBB" w:sz="1"/>
+              <w:bottom w:val="single" w:color="BBBBBB" w:sz="1"/>
+              <w:right w:val="single" w:color="BBBBBB" w:sz="1"/>
+            </w:tcBorders>
+            <w:tcMar>
+              <w:top w:type="dxa" w:w="60"/>
+              <w:left w:type="dxa" w:w="100"/>
+              <w:bottom w:type="dxa" w:w="60"/>
+              <w:right w:type="dxa" w:w="100"/>
+            </w:tcMar>
+          </w:tcPr>
+          <w:p>
+            <w:r>
+              <w:t xml:space="preserve">E3 / v0.5.0</w:t>
+            </w:r>
+          </w:p>
+        </w:tc>
+        <w:tc>
+          <w:tcPr>
+            <w:tcW w:type="dxa" w:w="4877"/>
+            <w:tcBorders>
+              <w:top w:val="single" w:color="BBBBBB" w:sz="1"/>
+              <w:left w:val="single" w:color="BBBBBB" w:sz="1"/>
+              <w:bottom w:val="single" w:color="BBBBBB" w:sz="1"/>
+              <w:right w:val="single" w:color="BBBBBB" w:sz="1"/>
+            </w:tcBorders>
+            <w:tcMar>
+              <w:top w:type="dxa" w:w="60"/>
+              <w:left w:type="dxa" w:w="100"/>
+              <w:bottom w:type="dxa" w:w="60"/>
+              <w:right w:type="dxa" w:w="100"/>
+            </w:tcMar>
+          </w:tcPr>
+          <w:p>
+            <w:r>
+              <w:t xml:space="preserve">已实现（重采样+WSOLA 保时长变调；纯正弦验证主频精确 ×f（40 项夹具第 10 项），修正了纯 OLA 的相位不连续；待真机听感验收）</w:t>
             </w:r>
           </w:p>
         </w:tc>
@@ -10369,7 +10499,7 @@
           </w:tcPr>
           <w:p>
             <w:r>
-              <w:t xml:space="preserve">G-PF-1</w:t>
+              <w:t xml:space="preserve">G-VC-3</w:t>
             </w:r>
           </w:p>
         </w:tc>
@@ -10397,89 +10527,89 @@
         </w:tc>
         <w:tc>
           <w:tcPr>
-            <w:tcW w:type="dxa" w:w="914"/>
-            <w:tcBorders>
-              <w:top w:val="single" w:color="BBBBBB" w:sz="1"/>
-              <w:left w:val="single" w:color="BBBBBB" w:sz="1"/>
-              <w:bottom w:val="single" w:color="BBBBBB" w:sz="1"/>
-              <w:right w:val="single" w:color="BBBBBB" w:sz="1"/>
-            </w:tcBorders>
-            <w:tcMar>
-              <w:top w:type="dxa" w:w="60"/>
-              <w:left w:type="dxa" w:w="100"/>
-              <w:bottom w:type="dxa" w:w="60"/>
-              <w:right w:type="dxa" w:w="100"/>
-            </w:tcMar>
-          </w:tcPr>
-          <w:p>
-            <w:r>
-              <w:t xml:space="preserve">B#6</w:t>
-            </w:r>
-          </w:p>
-        </w:tc>
-        <w:tc>
-          <w:tcPr>
-            <w:tcW w:type="dxa" w:w="914"/>
-            <w:tcBorders>
-              <w:top w:val="single" w:color="BBBBBB" w:sz="1"/>
-              <w:left w:val="single" w:color="BBBBBB" w:sz="1"/>
-              <w:bottom w:val="single" w:color="BBBBBB" w:sz="1"/>
-              <w:right w:val="single" w:color="BBBBBB" w:sz="1"/>
-            </w:tcBorders>
-            <w:tcMar>
-              <w:top w:type="dxa" w:w="60"/>
-              <w:left w:type="dxa" w:w="100"/>
-              <w:bottom w:type="dxa" w:w="60"/>
-              <w:right w:type="dxa" w:w="100"/>
-            </w:tcMar>
-          </w:tcPr>
-          <w:p>
-            <w:r>
-              <w:t xml:space="preserve">PR-P2-*</w:t>
-            </w:r>
-          </w:p>
-        </w:tc>
-        <w:tc>
-          <w:tcPr>
-            <w:tcW w:type="dxa" w:w="996"/>
-            <w:tcBorders>
-              <w:top w:val="single" w:color="BBBBBB" w:sz="1"/>
-              <w:left w:val="single" w:color="BBBBBB" w:sz="1"/>
-              <w:bottom w:val="single" w:color="BBBBBB" w:sz="1"/>
-              <w:right w:val="single" w:color="BBBBBB" w:sz="1"/>
-            </w:tcBorders>
-            <w:tcMar>
-              <w:top w:type="dxa" w:w="60"/>
-              <w:left w:type="dxa" w:w="100"/>
-              <w:bottom w:type="dxa" w:w="60"/>
-              <w:right w:type="dxa" w:w="100"/>
-            </w:tcMar>
-          </w:tcPr>
-          <w:p>
-            <w:r>
-              <w:t xml:space="preserve">E3 / v0.5.0</w:t>
-            </w:r>
-          </w:p>
-        </w:tc>
-        <w:tc>
-          <w:tcPr>
-            <w:tcW w:type="dxa" w:w="5040"/>
-            <w:tcBorders>
-              <w:top w:val="single" w:color="BBBBBB" w:sz="1"/>
-              <w:left w:val="single" w:color="BBBBBB" w:sz="1"/>
-              <w:bottom w:val="single" w:color="BBBBBB" w:sz="1"/>
-              <w:right w:val="single" w:color="BBBBBB" w:sz="1"/>
-            </w:tcBorders>
-            <w:tcMar>
-              <w:top w:type="dxa" w:w="60"/>
-              <w:left w:type="dxa" w:w="100"/>
-              <w:bottom w:type="dxa" w:w="60"/>
-              <w:right w:type="dxa" w:w="100"/>
-            </w:tcMar>
-          </w:tcPr>
-          <w:p>
-            <w:r>
-              <w:t xml:space="preserve">已实现（Web 群组码改用原生同字符集 6 位码，夹具三端防漂移）</w:t>
+            <w:tcW w:type="dxa" w:w="1129"/>
+            <w:tcBorders>
+              <w:top w:val="single" w:color="BBBBBB" w:sz="1"/>
+              <w:left w:val="single" w:color="BBBBBB" w:sz="1"/>
+              <w:bottom w:val="single" w:color="BBBBBB" w:sz="1"/>
+              <w:right w:val="single" w:color="BBBBBB" w:sz="1"/>
+            </w:tcBorders>
+            <w:tcMar>
+              <w:top w:type="dxa" w:w="60"/>
+              <w:left w:type="dxa" w:w="100"/>
+              <w:bottom w:type="dxa" w:w="60"/>
+              <w:right w:type="dxa" w:w="100"/>
+            </w:tcMar>
+          </w:tcPr>
+          <w:p>
+            <w:r>
+              <w:t xml:space="preserve">①§9</w:t>
+            </w:r>
+          </w:p>
+        </w:tc>
+        <w:tc>
+          <w:tcPr>
+            <w:tcW w:type="dxa" w:w="889"/>
+            <w:tcBorders>
+              <w:top w:val="single" w:color="BBBBBB" w:sz="1"/>
+              <w:left w:val="single" w:color="BBBBBB" w:sz="1"/>
+              <w:bottom w:val="single" w:color="BBBBBB" w:sz="1"/>
+              <w:right w:val="single" w:color="BBBBBB" w:sz="1"/>
+            </w:tcBorders>
+            <w:tcMar>
+              <w:top w:type="dxa" w:w="60"/>
+              <w:left w:type="dxa" w:w="100"/>
+              <w:bottom w:type="dxa" w:w="60"/>
+              <w:right w:type="dxa" w:w="100"/>
+            </w:tcMar>
+          </w:tcPr>
+          <w:p>
+            <w:r>
+              <w:t xml:space="preserve">PR-P2-2</w:t>
+            </w:r>
+          </w:p>
+        </w:tc>
+        <w:tc>
+          <w:tcPr>
+            <w:tcW w:type="dxa" w:w="969"/>
+            <w:tcBorders>
+              <w:top w:val="single" w:color="BBBBBB" w:sz="1"/>
+              <w:left w:val="single" w:color="BBBBBB" w:sz="1"/>
+              <w:bottom w:val="single" w:color="BBBBBB" w:sz="1"/>
+              <w:right w:val="single" w:color="BBBBBB" w:sz="1"/>
+            </w:tcBorders>
+            <w:tcMar>
+              <w:top w:type="dxa" w:w="60"/>
+              <w:left w:type="dxa" w:w="100"/>
+              <w:bottom w:type="dxa" w:w="60"/>
+              <w:right w:type="dxa" w:w="100"/>
+            </w:tcMar>
+          </w:tcPr>
+          <w:p>
+            <w:r>
+              <w:t xml:space="preserve">E2 / v0.4.0</w:t>
+            </w:r>
+          </w:p>
+        </w:tc>
+        <w:tc>
+          <w:tcPr>
+            <w:tcW w:type="dxa" w:w="4877"/>
+            <w:tcBorders>
+              <w:top w:val="single" w:color="BBBBBB" w:sz="1"/>
+              <w:left w:val="single" w:color="BBBBBB" w:sz="1"/>
+              <w:bottom w:val="single" w:color="BBBBBB" w:sz="1"/>
+              <w:right w:val="single" w:color="BBBBBB" w:sz="1"/>
+            </w:tcBorders>
+            <w:tcMar>
+              <w:top w:type="dxa" w:w="60"/>
+              <w:left w:type="dxa" w:w="100"/>
+              <w:bottom w:type="dxa" w:w="60"/>
+              <w:right w:type="dxa" w:w="100"/>
+            </w:tcMar>
+          </w:tcPr>
+          <w:p>
+            <w:r>
+              <w:t xml:space="preserve">未启动</w:t>
             </w:r>
           </w:p>
         </w:tc>
@@ -10506,7 +10636,7 @@
           </w:tcPr>
           <w:p>
             <w:r>
-              <w:t xml:space="preserve">G-PF-2</w:t>
+              <w:t xml:space="preserve">G-PF-1</w:t>
             </w:r>
           </w:p>
         </w:tc>
@@ -10534,89 +10664,89 @@
         </w:tc>
         <w:tc>
           <w:tcPr>
-            <w:tcW w:type="dxa" w:w="914"/>
-            <w:tcBorders>
-              <w:top w:val="single" w:color="BBBBBB" w:sz="1"/>
-              <w:left w:val="single" w:color="BBBBBB" w:sz="1"/>
-              <w:bottom w:val="single" w:color="BBBBBB" w:sz="1"/>
-              <w:right w:val="single" w:color="BBBBBB" w:sz="1"/>
-            </w:tcBorders>
-            <w:tcMar>
-              <w:top w:type="dxa" w:w="60"/>
-              <w:left w:type="dxa" w:w="100"/>
-              <w:bottom w:type="dxa" w:w="60"/>
-              <w:right w:type="dxa" w:w="100"/>
-            </w:tcMar>
-          </w:tcPr>
-          <w:p>
-            <w:r>
-              <w:t xml:space="preserve">①KI-5</w:t>
-            </w:r>
-          </w:p>
-        </w:tc>
-        <w:tc>
-          <w:tcPr>
-            <w:tcW w:type="dxa" w:w="914"/>
-            <w:tcBorders>
-              <w:top w:val="single" w:color="BBBBBB" w:sz="1"/>
-              <w:left w:val="single" w:color="BBBBBB" w:sz="1"/>
-              <w:bottom w:val="single" w:color="BBBBBB" w:sz="1"/>
-              <w:right w:val="single" w:color="BBBBBB" w:sz="1"/>
-            </w:tcBorders>
-            <w:tcMar>
-              <w:top w:type="dxa" w:w="60"/>
-              <w:left w:type="dxa" w:w="100"/>
-              <w:bottom w:type="dxa" w:w="60"/>
-              <w:right w:type="dxa" w:w="100"/>
-            </w:tcMar>
-          </w:tcPr>
-          <w:p>
-            <w:r>
-              <w:t xml:space="preserve">PR-P0-1 关联</w:t>
-            </w:r>
-          </w:p>
-        </w:tc>
-        <w:tc>
-          <w:tcPr>
-            <w:tcW w:type="dxa" w:w="996"/>
-            <w:tcBorders>
-              <w:top w:val="single" w:color="BBBBBB" w:sz="1"/>
-              <w:left w:val="single" w:color="BBBBBB" w:sz="1"/>
-              <w:bottom w:val="single" w:color="BBBBBB" w:sz="1"/>
-              <w:right w:val="single" w:color="BBBBBB" w:sz="1"/>
-            </w:tcBorders>
-            <w:tcMar>
-              <w:top w:type="dxa" w:w="60"/>
-              <w:left w:type="dxa" w:w="100"/>
-              <w:bottom w:type="dxa" w:w="60"/>
-              <w:right w:type="dxa" w:w="100"/>
-            </w:tcMar>
-          </w:tcPr>
-          <w:p>
-            <w:r>
-              <w:t xml:space="preserve">E2 / v0.4.0</w:t>
-            </w:r>
-          </w:p>
-        </w:tc>
-        <w:tc>
-          <w:tcPr>
-            <w:tcW w:type="dxa" w:w="5040"/>
-            <w:tcBorders>
-              <w:top w:val="single" w:color="BBBBBB" w:sz="1"/>
-              <w:left w:val="single" w:color="BBBBBB" w:sz="1"/>
-              <w:bottom w:val="single" w:color="BBBBBB" w:sz="1"/>
-              <w:right w:val="single" w:color="BBBBBB" w:sz="1"/>
-            </w:tcBorders>
-            <w:tcMar>
-              <w:top w:type="dxa" w:w="60"/>
-              <w:left w:type="dxa" w:w="100"/>
-              <w:bottom w:type="dxa" w:w="60"/>
-              <w:right w:type="dxa" w:w="100"/>
-            </w:tcMar>
-          </w:tcPr>
-          <w:p>
-            <w:r>
-              <w:t xml:space="preserve">未启动</w:t>
+            <w:tcW w:type="dxa" w:w="1129"/>
+            <w:tcBorders>
+              <w:top w:val="single" w:color="BBBBBB" w:sz="1"/>
+              <w:left w:val="single" w:color="BBBBBB" w:sz="1"/>
+              <w:bottom w:val="single" w:color="BBBBBB" w:sz="1"/>
+              <w:right w:val="single" w:color="BBBBBB" w:sz="1"/>
+            </w:tcBorders>
+            <w:tcMar>
+              <w:top w:type="dxa" w:w="60"/>
+              <w:left w:type="dxa" w:w="100"/>
+              <w:bottom w:type="dxa" w:w="60"/>
+              <w:right w:type="dxa" w:w="100"/>
+            </w:tcMar>
+          </w:tcPr>
+          <w:p>
+            <w:r>
+              <w:t xml:space="preserve">B#6</w:t>
+            </w:r>
+          </w:p>
+        </w:tc>
+        <w:tc>
+          <w:tcPr>
+            <w:tcW w:type="dxa" w:w="889"/>
+            <w:tcBorders>
+              <w:top w:val="single" w:color="BBBBBB" w:sz="1"/>
+              <w:left w:val="single" w:color="BBBBBB" w:sz="1"/>
+              <w:bottom w:val="single" w:color="BBBBBB" w:sz="1"/>
+              <w:right w:val="single" w:color="BBBBBB" w:sz="1"/>
+            </w:tcBorders>
+            <w:tcMar>
+              <w:top w:type="dxa" w:w="60"/>
+              <w:left w:type="dxa" w:w="100"/>
+              <w:bottom w:type="dxa" w:w="60"/>
+              <w:right w:type="dxa" w:w="100"/>
+            </w:tcMar>
+          </w:tcPr>
+          <w:p>
+            <w:r>
+              <w:t xml:space="preserve">PR-P2-*</w:t>
+            </w:r>
+          </w:p>
+        </w:tc>
+        <w:tc>
+          <w:tcPr>
+            <w:tcW w:type="dxa" w:w="969"/>
+            <w:tcBorders>
+              <w:top w:val="single" w:color="BBBBBB" w:sz="1"/>
+              <w:left w:val="single" w:color="BBBBBB" w:sz="1"/>
+              <w:bottom w:val="single" w:color="BBBBBB" w:sz="1"/>
+              <w:right w:val="single" w:color="BBBBBB" w:sz="1"/>
+            </w:tcBorders>
+            <w:tcMar>
+              <w:top w:type="dxa" w:w="60"/>
+              <w:left w:type="dxa" w:w="100"/>
+              <w:bottom w:type="dxa" w:w="60"/>
+              <w:right w:type="dxa" w:w="100"/>
+            </w:tcMar>
+          </w:tcPr>
+          <w:p>
+            <w:r>
+              <w:t xml:space="preserve">E3 / v0.5.0</w:t>
+            </w:r>
+          </w:p>
+        </w:tc>
+        <w:tc>
+          <w:tcPr>
+            <w:tcW w:type="dxa" w:w="4877"/>
+            <w:tcBorders>
+              <w:top w:val="single" w:color="BBBBBB" w:sz="1"/>
+              <w:left w:val="single" w:color="BBBBBB" w:sz="1"/>
+              <w:bottom w:val="single" w:color="BBBBBB" w:sz="1"/>
+              <w:right w:val="single" w:color="BBBBBB" w:sz="1"/>
+            </w:tcBorders>
+            <w:tcMar>
+              <w:top w:type="dxa" w:w="60"/>
+              <w:left w:type="dxa" w:w="100"/>
+              <w:bottom w:type="dxa" w:w="60"/>
+              <w:right w:type="dxa" w:w="100"/>
+            </w:tcMar>
+          </w:tcPr>
+          <w:p>
+            <w:r>
+              <w:t xml:space="preserve">已实现（Web 群组码改用原生同字符集 6 位码，夹具三端防漂移）</w:t>
             </w:r>
           </w:p>
         </w:tc>
@@ -10643,7 +10773,7 @@
           </w:tcPr>
           <w:p>
             <w:r>
-              <w:t xml:space="preserve">G-PF-3</w:t>
+              <w:t xml:space="preserve">G-PF-2</w:t>
             </w:r>
           </w:p>
         </w:tc>
@@ -10665,95 +10795,95 @@
           </w:tcPr>
           <w:p>
             <w:r>
-              <w:t xml:space="preserve">L5</w:t>
-            </w:r>
-          </w:p>
-        </w:tc>
-        <w:tc>
-          <w:tcPr>
-            <w:tcW w:type="dxa" w:w="914"/>
-            <w:tcBorders>
-              <w:top w:val="single" w:color="BBBBBB" w:sz="1"/>
-              <w:left w:val="single" w:color="BBBBBB" w:sz="1"/>
-              <w:bottom w:val="single" w:color="BBBBBB" w:sz="1"/>
-              <w:right w:val="single" w:color="BBBBBB" w:sz="1"/>
-            </w:tcBorders>
-            <w:tcMar>
-              <w:top w:type="dxa" w:w="60"/>
-              <w:left w:type="dxa" w:w="100"/>
-              <w:bottom w:type="dxa" w:w="60"/>
-              <w:right w:type="dxa" w:w="100"/>
-            </w:tcMar>
-          </w:tcPr>
-          <w:p>
-            <w:r>
-              <w:t xml:space="preserve">B#7</w:t>
-            </w:r>
-          </w:p>
-        </w:tc>
-        <w:tc>
-          <w:tcPr>
-            <w:tcW w:type="dxa" w:w="914"/>
-            <w:tcBorders>
-              <w:top w:val="single" w:color="BBBBBB" w:sz="1"/>
-              <w:left w:val="single" w:color="BBBBBB" w:sz="1"/>
-              <w:bottom w:val="single" w:color="BBBBBB" w:sz="1"/>
-              <w:right w:val="single" w:color="BBBBBB" w:sz="1"/>
-            </w:tcBorders>
-            <w:tcMar>
-              <w:top w:type="dxa" w:w="60"/>
-              <w:left w:type="dxa" w:w="100"/>
-              <w:bottom w:type="dxa" w:w="60"/>
-              <w:right w:type="dxa" w:w="100"/>
-            </w:tcMar>
-          </w:tcPr>
-          <w:p>
-            <w:r>
-              <w:t xml:space="preserve">PR-P1-6</w:t>
-            </w:r>
-          </w:p>
-        </w:tc>
-        <w:tc>
-          <w:tcPr>
-            <w:tcW w:type="dxa" w:w="996"/>
-            <w:tcBorders>
-              <w:top w:val="single" w:color="BBBBBB" w:sz="1"/>
-              <w:left w:val="single" w:color="BBBBBB" w:sz="1"/>
-              <w:bottom w:val="single" w:color="BBBBBB" w:sz="1"/>
-              <w:right w:val="single" w:color="BBBBBB" w:sz="1"/>
-            </w:tcBorders>
-            <w:tcMar>
-              <w:top w:type="dxa" w:w="60"/>
-              <w:left w:type="dxa" w:w="100"/>
-              <w:bottom w:type="dxa" w:w="60"/>
-              <w:right w:type="dxa" w:w="100"/>
-            </w:tcMar>
-          </w:tcPr>
-          <w:p>
-            <w:r>
-              <w:t xml:space="preserve">E0 / v0.2.0</w:t>
-            </w:r>
-          </w:p>
-        </w:tc>
-        <w:tc>
-          <w:tcPr>
-            <w:tcW w:type="dxa" w:w="5040"/>
-            <w:tcBorders>
-              <w:top w:val="single" w:color="BBBBBB" w:sz="1"/>
-              <w:left w:val="single" w:color="BBBBBB" w:sz="1"/>
-              <w:bottom w:val="single" w:color="BBBBBB" w:sz="1"/>
-              <w:right w:val="single" w:color="BBBBBB" w:sz="1"/>
-            </w:tcBorders>
-            <w:tcMar>
-              <w:top w:type="dxa" w:w="60"/>
-              <w:left w:type="dxa" w:w="100"/>
-              <w:bottom w:type="dxa" w:w="60"/>
-              <w:right w:type="dxa" w:w="100"/>
-            </w:tcMar>
-          </w:tcPr>
-          <w:p>
-            <w:r>
-              <w:t xml:space="preserve">已修复（待 100 次切页验收）</w:t>
+              <w:t xml:space="preserve">L4</w:t>
+            </w:r>
+          </w:p>
+        </w:tc>
+        <w:tc>
+          <w:tcPr>
+            <w:tcW w:type="dxa" w:w="1129"/>
+            <w:tcBorders>
+              <w:top w:val="single" w:color="BBBBBB" w:sz="1"/>
+              <w:left w:val="single" w:color="BBBBBB" w:sz="1"/>
+              <w:bottom w:val="single" w:color="BBBBBB" w:sz="1"/>
+              <w:right w:val="single" w:color="BBBBBB" w:sz="1"/>
+            </w:tcBorders>
+            <w:tcMar>
+              <w:top w:type="dxa" w:w="60"/>
+              <w:left w:type="dxa" w:w="100"/>
+              <w:bottom w:type="dxa" w:w="60"/>
+              <w:right w:type="dxa" w:w="100"/>
+            </w:tcMar>
+          </w:tcPr>
+          <w:p>
+            <w:r>
+              <w:t xml:space="preserve">①KI-5</w:t>
+            </w:r>
+          </w:p>
+        </w:tc>
+        <w:tc>
+          <w:tcPr>
+            <w:tcW w:type="dxa" w:w="889"/>
+            <w:tcBorders>
+              <w:top w:val="single" w:color="BBBBBB" w:sz="1"/>
+              <w:left w:val="single" w:color="BBBBBB" w:sz="1"/>
+              <w:bottom w:val="single" w:color="BBBBBB" w:sz="1"/>
+              <w:right w:val="single" w:color="BBBBBB" w:sz="1"/>
+            </w:tcBorders>
+            <w:tcMar>
+              <w:top w:type="dxa" w:w="60"/>
+              <w:left w:type="dxa" w:w="100"/>
+              <w:bottom w:type="dxa" w:w="60"/>
+              <w:right w:type="dxa" w:w="100"/>
+            </w:tcMar>
+          </w:tcPr>
+          <w:p>
+            <w:r>
+              <w:t xml:space="preserve">PR-P0-1 关联</w:t>
+            </w:r>
+          </w:p>
+        </w:tc>
+        <w:tc>
+          <w:tcPr>
+            <w:tcW w:type="dxa" w:w="969"/>
+            <w:tcBorders>
+              <w:top w:val="single" w:color="BBBBBB" w:sz="1"/>
+              <w:left w:val="single" w:color="BBBBBB" w:sz="1"/>
+              <w:bottom w:val="single" w:color="BBBBBB" w:sz="1"/>
+              <w:right w:val="single" w:color="BBBBBB" w:sz="1"/>
+            </w:tcBorders>
+            <w:tcMar>
+              <w:top w:type="dxa" w:w="60"/>
+              <w:left w:type="dxa" w:w="100"/>
+              <w:bottom w:type="dxa" w:w="60"/>
+              <w:right w:type="dxa" w:w="100"/>
+            </w:tcMar>
+          </w:tcPr>
+          <w:p>
+            <w:r>
+              <w:t xml:space="preserve">E2 / v0.4.0</w:t>
+            </w:r>
+          </w:p>
+        </w:tc>
+        <w:tc>
+          <w:tcPr>
+            <w:tcW w:type="dxa" w:w="4877"/>
+            <w:tcBorders>
+              <w:top w:val="single" w:color="BBBBBB" w:sz="1"/>
+              <w:left w:val="single" w:color="BBBBBB" w:sz="1"/>
+              <w:bottom w:val="single" w:color="BBBBBB" w:sz="1"/>
+              <w:right w:val="single" w:color="BBBBBB" w:sz="1"/>
+            </w:tcBorders>
+            <w:tcMar>
+              <w:top w:type="dxa" w:w="60"/>
+              <w:left w:type="dxa" w:w="100"/>
+              <w:bottom w:type="dxa" w:w="60"/>
+              <w:right w:type="dxa" w:w="100"/>
+            </w:tcMar>
+          </w:tcPr>
+          <w:p>
+            <w:r>
+              <w:t xml:space="preserve">未启动</w:t>
             </w:r>
           </w:p>
         </w:tc>
@@ -10780,7 +10910,7 @@
           </w:tcPr>
           <w:p>
             <w:r>
-              <w:t xml:space="preserve">G-SEC-1</w:t>
+              <w:t xml:space="preserve">G-PF-3</w:t>
             </w:r>
           </w:p>
         </w:tc>
@@ -10802,95 +10932,95 @@
           </w:tcPr>
           <w:p>
             <w:r>
-              <w:t xml:space="preserve">L3</w:t>
-            </w:r>
-          </w:p>
-        </w:tc>
-        <w:tc>
-          <w:tcPr>
-            <w:tcW w:type="dxa" w:w="914"/>
-            <w:tcBorders>
-              <w:top w:val="single" w:color="BBBBBB" w:sz="1"/>
-              <w:left w:val="single" w:color="BBBBBB" w:sz="1"/>
-              <w:bottom w:val="single" w:color="BBBBBB" w:sz="1"/>
-              <w:right w:val="single" w:color="BBBBBB" w:sz="1"/>
-            </w:tcBorders>
-            <w:tcMar>
-              <w:top w:type="dxa" w:w="60"/>
-              <w:left w:type="dxa" w:w="100"/>
-              <w:bottom w:type="dxa" w:w="60"/>
-              <w:right w:type="dxa" w:w="100"/>
-            </w:tcMar>
-          </w:tcPr>
-          <w:p>
-            <w:r>
-              <w:t xml:space="preserve">B#8</w:t>
-            </w:r>
-          </w:p>
-        </w:tc>
-        <w:tc>
-          <w:tcPr>
-            <w:tcW w:type="dxa" w:w="914"/>
-            <w:tcBorders>
-              <w:top w:val="single" w:color="BBBBBB" w:sz="1"/>
-              <w:left w:val="single" w:color="BBBBBB" w:sz="1"/>
-              <w:bottom w:val="single" w:color="BBBBBB" w:sz="1"/>
-              <w:right w:val="single" w:color="BBBBBB" w:sz="1"/>
-            </w:tcBorders>
-            <w:tcMar>
-              <w:top w:type="dxa" w:w="60"/>
-              <w:left w:type="dxa" w:w="100"/>
-              <w:bottom w:type="dxa" w:w="60"/>
-              <w:right w:type="dxa" w:w="100"/>
-            </w:tcMar>
-          </w:tcPr>
-          <w:p>
-            <w:r>
-              <w:t xml:space="preserve">PR-P1-4</w:t>
-            </w:r>
-          </w:p>
-        </w:tc>
-        <w:tc>
-          <w:tcPr>
-            <w:tcW w:type="dxa" w:w="996"/>
-            <w:tcBorders>
-              <w:top w:val="single" w:color="BBBBBB" w:sz="1"/>
-              <w:left w:val="single" w:color="BBBBBB" w:sz="1"/>
-              <w:bottom w:val="single" w:color="BBBBBB" w:sz="1"/>
-              <w:right w:val="single" w:color="BBBBBB" w:sz="1"/>
-            </w:tcBorders>
-            <w:tcMar>
-              <w:top w:type="dxa" w:w="60"/>
-              <w:left w:type="dxa" w:w="100"/>
-              <w:bottom w:type="dxa" w:w="60"/>
-              <w:right w:type="dxa" w:w="100"/>
-            </w:tcMar>
-          </w:tcPr>
-          <w:p>
-            <w:r>
-              <w:t xml:space="preserve">E1 / v0.3.0</w:t>
-            </w:r>
-          </w:p>
-        </w:tc>
-        <w:tc>
-          <w:tcPr>
-            <w:tcW w:type="dxa" w:w="5040"/>
-            <w:tcBorders>
-              <w:top w:val="single" w:color="BBBBBB" w:sz="1"/>
-              <w:left w:val="single" w:color="BBBBBB" w:sz="1"/>
-              <w:bottom w:val="single" w:color="BBBBBB" w:sz="1"/>
-              <w:right w:val="single" w:color="BBBBBB" w:sz="1"/>
-            </w:tcBorders>
-            <w:tcMar>
-              <w:top w:type="dxa" w:w="60"/>
-              <w:left w:type="dxa" w:w="100"/>
-              <w:bottom w:type="dxa" w:w="60"/>
-              <w:right w:type="dxa" w:w="100"/>
-            </w:tcMar>
-          </w:tcPr>
-          <w:p>
-            <w:r>
-              <w:t xml:space="preserve">已实现（token 鉴权+限流+大小/IP 上限，4 项破坏性验收进 CI；TLS=反代部署要求已写入 env 说明）</w:t>
+              <w:t xml:space="preserve">L5</w:t>
+            </w:r>
+          </w:p>
+        </w:tc>
+        <w:tc>
+          <w:tcPr>
+            <w:tcW w:type="dxa" w:w="1129"/>
+            <w:tcBorders>
+              <w:top w:val="single" w:color="BBBBBB" w:sz="1"/>
+              <w:left w:val="single" w:color="BBBBBB" w:sz="1"/>
+              <w:bottom w:val="single" w:color="BBBBBB" w:sz="1"/>
+              <w:right w:val="single" w:color="BBBBBB" w:sz="1"/>
+            </w:tcBorders>
+            <w:tcMar>
+              <w:top w:type="dxa" w:w="60"/>
+              <w:left w:type="dxa" w:w="100"/>
+              <w:bottom w:type="dxa" w:w="60"/>
+              <w:right w:type="dxa" w:w="100"/>
+            </w:tcMar>
+          </w:tcPr>
+          <w:p>
+            <w:r>
+              <w:t xml:space="preserve">B#7</w:t>
+            </w:r>
+          </w:p>
+        </w:tc>
+        <w:tc>
+          <w:tcPr>
+            <w:tcW w:type="dxa" w:w="889"/>
+            <w:tcBorders>
+              <w:top w:val="single" w:color="BBBBBB" w:sz="1"/>
+              <w:left w:val="single" w:color="BBBBBB" w:sz="1"/>
+              <w:bottom w:val="single" w:color="BBBBBB" w:sz="1"/>
+              <w:right w:val="single" w:color="BBBBBB" w:sz="1"/>
+            </w:tcBorders>
+            <w:tcMar>
+              <w:top w:type="dxa" w:w="60"/>
+              <w:left w:type="dxa" w:w="100"/>
+              <w:bottom w:type="dxa" w:w="60"/>
+              <w:right w:type="dxa" w:w="100"/>
+            </w:tcMar>
+          </w:tcPr>
+          <w:p>
+            <w:r>
+              <w:t xml:space="preserve">PR-P1-6</w:t>
+            </w:r>
+          </w:p>
+        </w:tc>
+        <w:tc>
+          <w:tcPr>
+            <w:tcW w:type="dxa" w:w="969"/>
+            <w:tcBorders>
+              <w:top w:val="single" w:color="BBBBBB" w:sz="1"/>
+              <w:left w:val="single" w:color="BBBBBB" w:sz="1"/>
+              <w:bottom w:val="single" w:color="BBBBBB" w:sz="1"/>
+              <w:right w:val="single" w:color="BBBBBB" w:sz="1"/>
+            </w:tcBorders>
+            <w:tcMar>
+              <w:top w:type="dxa" w:w="60"/>
+              <w:left w:type="dxa" w:w="100"/>
+              <w:bottom w:type="dxa" w:w="60"/>
+              <w:right w:type="dxa" w:w="100"/>
+            </w:tcMar>
+          </w:tcPr>
+          <w:p>
+            <w:r>
+              <w:t xml:space="preserve">E0 / v0.2.0</w:t>
+            </w:r>
+          </w:p>
+        </w:tc>
+        <w:tc>
+          <w:tcPr>
+            <w:tcW w:type="dxa" w:w="4877"/>
+            <w:tcBorders>
+              <w:top w:val="single" w:color="BBBBBB" w:sz="1"/>
+              <w:left w:val="single" w:color="BBBBBB" w:sz="1"/>
+              <w:bottom w:val="single" w:color="BBBBBB" w:sz="1"/>
+              <w:right w:val="single" w:color="BBBBBB" w:sz="1"/>
+            </w:tcBorders>
+            <w:tcMar>
+              <w:top w:type="dxa" w:w="60"/>
+              <w:left w:type="dxa" w:w="100"/>
+              <w:bottom w:type="dxa" w:w="60"/>
+              <w:right w:type="dxa" w:w="100"/>
+            </w:tcMar>
+          </w:tcPr>
+          <w:p>
+            <w:r>
+              <w:t xml:space="preserve">已修复（待 100 次切页验收）</w:t>
             </w:r>
           </w:p>
         </w:tc>
@@ -10917,7 +11047,7 @@
           </w:tcPr>
           <w:p>
             <w:r>
-              <w:t xml:space="preserve">G-SEC-2</w:t>
+              <w:t xml:space="preserve">G-SEC-1</w:t>
             </w:r>
           </w:p>
         </w:tc>
@@ -10939,57 +11069,57 @@
           </w:tcPr>
           <w:p>
             <w:r>
-              <w:t xml:space="preserve">L4</w:t>
-            </w:r>
-          </w:p>
-        </w:tc>
-        <w:tc>
-          <w:tcPr>
-            <w:tcW w:type="dxa" w:w="914"/>
-            <w:tcBorders>
-              <w:top w:val="single" w:color="BBBBBB" w:sz="1"/>
-              <w:left w:val="single" w:color="BBBBBB" w:sz="1"/>
-              <w:bottom w:val="single" w:color="BBBBBB" w:sz="1"/>
-              <w:right w:val="single" w:color="BBBBBB" w:sz="1"/>
-            </w:tcBorders>
-            <w:tcMar>
-              <w:top w:type="dxa" w:w="60"/>
-              <w:left w:type="dxa" w:w="100"/>
-              <w:bottom w:type="dxa" w:w="60"/>
-              <w:right w:type="dxa" w:w="100"/>
-            </w:tcMar>
-          </w:tcPr>
-          <w:p>
-            <w:r>
-              <w:t xml:space="preserve">②§7</w:t>
-            </w:r>
-          </w:p>
-        </w:tc>
-        <w:tc>
-          <w:tcPr>
-            <w:tcW w:type="dxa" w:w="914"/>
-            <w:tcBorders>
-              <w:top w:val="single" w:color="BBBBBB" w:sz="1"/>
-              <w:left w:val="single" w:color="BBBBBB" w:sz="1"/>
-              <w:bottom w:val="single" w:color="BBBBBB" w:sz="1"/>
-              <w:right w:val="single" w:color="BBBBBB" w:sz="1"/>
-            </w:tcBorders>
-            <w:tcMar>
-              <w:top w:type="dxa" w:w="60"/>
-              <w:left w:type="dxa" w:w="100"/>
-              <w:bottom w:type="dxa" w:w="60"/>
-              <w:right w:type="dxa" w:w="100"/>
-            </w:tcMar>
-          </w:tcPr>
-          <w:p>
-            <w:r>
-              <w:t xml:space="preserve">PR-P1-3 关联</w:t>
-            </w:r>
-          </w:p>
-        </w:tc>
-        <w:tc>
-          <w:tcPr>
-            <w:tcW w:type="dxa" w:w="996"/>
+              <w:t xml:space="preserve">L3</w:t>
+            </w:r>
+          </w:p>
+        </w:tc>
+        <w:tc>
+          <w:tcPr>
+            <w:tcW w:type="dxa" w:w="1129"/>
+            <w:tcBorders>
+              <w:top w:val="single" w:color="BBBBBB" w:sz="1"/>
+              <w:left w:val="single" w:color="BBBBBB" w:sz="1"/>
+              <w:bottom w:val="single" w:color="BBBBBB" w:sz="1"/>
+              <w:right w:val="single" w:color="BBBBBB" w:sz="1"/>
+            </w:tcBorders>
+            <w:tcMar>
+              <w:top w:type="dxa" w:w="60"/>
+              <w:left w:type="dxa" w:w="100"/>
+              <w:bottom w:type="dxa" w:w="60"/>
+              <w:right w:type="dxa" w:w="100"/>
+            </w:tcMar>
+          </w:tcPr>
+          <w:p>
+            <w:r>
+              <w:t xml:space="preserve">B#8</w:t>
+            </w:r>
+          </w:p>
+        </w:tc>
+        <w:tc>
+          <w:tcPr>
+            <w:tcW w:type="dxa" w:w="889"/>
+            <w:tcBorders>
+              <w:top w:val="single" w:color="BBBBBB" w:sz="1"/>
+              <w:left w:val="single" w:color="BBBBBB" w:sz="1"/>
+              <w:bottom w:val="single" w:color="BBBBBB" w:sz="1"/>
+              <w:right w:val="single" w:color="BBBBBB" w:sz="1"/>
+            </w:tcBorders>
+            <w:tcMar>
+              <w:top w:type="dxa" w:w="60"/>
+              <w:left w:type="dxa" w:w="100"/>
+              <w:bottom w:type="dxa" w:w="60"/>
+              <w:right w:type="dxa" w:w="100"/>
+            </w:tcMar>
+          </w:tcPr>
+          <w:p>
+            <w:r>
+              <w:t xml:space="preserve">PR-P1-4</w:t>
+            </w:r>
+          </w:p>
+        </w:tc>
+        <w:tc>
+          <w:tcPr>
+            <w:tcW w:type="dxa" w:w="969"/>
             <w:tcBorders>
               <w:top w:val="single" w:color="BBBBBB" w:sz="1"/>
               <w:left w:val="single" w:color="BBBBBB" w:sz="1"/>
@@ -11011,23 +11141,23 @@
         </w:tc>
         <w:tc>
           <w:tcPr>
-            <w:tcW w:type="dxa" w:w="5040"/>
-            <w:tcBorders>
-              <w:top w:val="single" w:color="BBBBBB" w:sz="1"/>
-              <w:left w:val="single" w:color="BBBBBB" w:sz="1"/>
-              <w:bottom w:val="single" w:color="BBBBBB" w:sz="1"/>
-              <w:right w:val="single" w:color="BBBBBB" w:sz="1"/>
-            </w:tcBorders>
-            <w:tcMar>
-              <w:top w:type="dxa" w:w="60"/>
-              <w:left w:type="dxa" w:w="100"/>
-              <w:bottom w:type="dxa" w:w="60"/>
-              <w:right w:type="dxa" w:w="100"/>
-            </w:tcMar>
-          </w:tcPr>
-          <w:p>
-            <w:r>
-              <w:t xml:space="preserve">未启动</w:t>
+            <w:tcW w:type="dxa" w:w="4877"/>
+            <w:tcBorders>
+              <w:top w:val="single" w:color="BBBBBB" w:sz="1"/>
+              <w:left w:val="single" w:color="BBBBBB" w:sz="1"/>
+              <w:bottom w:val="single" w:color="BBBBBB" w:sz="1"/>
+              <w:right w:val="single" w:color="BBBBBB" w:sz="1"/>
+            </w:tcBorders>
+            <w:tcMar>
+              <w:top w:type="dxa" w:w="60"/>
+              <w:left w:type="dxa" w:w="100"/>
+              <w:bottom w:type="dxa" w:w="60"/>
+              <w:right w:type="dxa" w:w="100"/>
+            </w:tcMar>
+          </w:tcPr>
+          <w:p>
+            <w:r>
+              <w:t xml:space="preserve">已实现（token 鉴权+限流+大小/IP 上限，4 项破坏性验收进 CI；TLS=反代部署要求已写入 env 说明）</w:t>
             </w:r>
           </w:p>
         </w:tc>
@@ -11054,7 +11184,7 @@
           </w:tcPr>
           <w:p>
             <w:r>
-              <w:t xml:space="preserve">G-ENG-1</w:t>
+              <w:t xml:space="preserve">G-SEC-2</w:t>
             </w:r>
           </w:p>
         </w:tc>
@@ -11076,95 +11206,95 @@
           </w:tcPr>
           <w:p>
             <w:r>
-              <w:t xml:space="preserve">L5</w:t>
-            </w:r>
-          </w:p>
-        </w:tc>
-        <w:tc>
-          <w:tcPr>
-            <w:tcW w:type="dxa" w:w="914"/>
-            <w:tcBorders>
-              <w:top w:val="single" w:color="BBBBBB" w:sz="1"/>
-              <w:left w:val="single" w:color="BBBBBB" w:sz="1"/>
-              <w:bottom w:val="single" w:color="BBBBBB" w:sz="1"/>
-              <w:right w:val="single" w:color="BBBBBB" w:sz="1"/>
-            </w:tcBorders>
-            <w:tcMar>
-              <w:top w:type="dxa" w:w="60"/>
-              <w:left w:type="dxa" w:w="100"/>
-              <w:bottom w:type="dxa" w:w="60"/>
-              <w:right w:type="dxa" w:w="100"/>
-            </w:tcMar>
-          </w:tcPr>
-          <w:p>
-            <w:r>
-              <w:t xml:space="preserve">②§11</w:t>
-            </w:r>
-          </w:p>
-        </w:tc>
-        <w:tc>
-          <w:tcPr>
-            <w:tcW w:type="dxa" w:w="914"/>
-            <w:tcBorders>
-              <w:top w:val="single" w:color="BBBBBB" w:sz="1"/>
-              <w:left w:val="single" w:color="BBBBBB" w:sz="1"/>
-              <w:bottom w:val="single" w:color="BBBBBB" w:sz="1"/>
-              <w:right w:val="single" w:color="BBBBBB" w:sz="1"/>
-            </w:tcBorders>
-            <w:tcMar>
-              <w:top w:type="dxa" w:w="60"/>
-              <w:left w:type="dxa" w:w="100"/>
-              <w:bottom w:type="dxa" w:w="60"/>
-              <w:right w:type="dxa" w:w="100"/>
-            </w:tcMar>
-          </w:tcPr>
-          <w:p>
-            <w:r>
-              <w:t xml:space="preserve">PR-P1(可测)</w:t>
-            </w:r>
-          </w:p>
-        </w:tc>
-        <w:tc>
-          <w:tcPr>
-            <w:tcW w:type="dxa" w:w="996"/>
-            <w:tcBorders>
-              <w:top w:val="single" w:color="BBBBBB" w:sz="1"/>
-              <w:left w:val="single" w:color="BBBBBB" w:sz="1"/>
-              <w:bottom w:val="single" w:color="BBBBBB" w:sz="1"/>
-              <w:right w:val="single" w:color="BBBBBB" w:sz="1"/>
-            </w:tcBorders>
-            <w:tcMar>
-              <w:top w:type="dxa" w:w="60"/>
-              <w:left w:type="dxa" w:w="100"/>
-              <w:bottom w:type="dxa" w:w="60"/>
-              <w:right w:type="dxa" w:w="100"/>
-            </w:tcMar>
-          </w:tcPr>
-          <w:p>
-            <w:r>
-              <w:t xml:space="preserve">E0 / v0.2.0</w:t>
-            </w:r>
-          </w:p>
-        </w:tc>
-        <w:tc>
-          <w:tcPr>
-            <w:tcW w:type="dxa" w:w="5040"/>
-            <w:tcBorders>
-              <w:top w:val="single" w:color="BBBBBB" w:sz="1"/>
-              <w:left w:val="single" w:color="BBBBBB" w:sz="1"/>
-              <w:bottom w:val="single" w:color="BBBBBB" w:sz="1"/>
-              <w:right w:val="single" w:color="BBBBBB" w:sz="1"/>
-            </w:tcBorders>
-            <w:tcMar>
-              <w:top w:type="dxa" w:w="60"/>
-              <w:left w:type="dxa" w:w="100"/>
-              <w:bottom w:type="dxa" w:w="60"/>
-              <w:right w:type="dxa" w:w="100"/>
-            </w:tcMar>
-          </w:tcPr>
-          <w:p>
-            <w:r>
-              <w:t xml:space="preserve">已关闭（夹具 15 项断言 + CI 常驻）</w:t>
+              <w:t xml:space="preserve">L4</w:t>
+            </w:r>
+          </w:p>
+        </w:tc>
+        <w:tc>
+          <w:tcPr>
+            <w:tcW w:type="dxa" w:w="1129"/>
+            <w:tcBorders>
+              <w:top w:val="single" w:color="BBBBBB" w:sz="1"/>
+              <w:left w:val="single" w:color="BBBBBB" w:sz="1"/>
+              <w:bottom w:val="single" w:color="BBBBBB" w:sz="1"/>
+              <w:right w:val="single" w:color="BBBBBB" w:sz="1"/>
+            </w:tcBorders>
+            <w:tcMar>
+              <w:top w:type="dxa" w:w="60"/>
+              <w:left w:type="dxa" w:w="100"/>
+              <w:bottom w:type="dxa" w:w="60"/>
+              <w:right w:type="dxa" w:w="100"/>
+            </w:tcMar>
+          </w:tcPr>
+          <w:p>
+            <w:r>
+              <w:t xml:space="preserve">②§7</w:t>
+            </w:r>
+          </w:p>
+        </w:tc>
+        <w:tc>
+          <w:tcPr>
+            <w:tcW w:type="dxa" w:w="889"/>
+            <w:tcBorders>
+              <w:top w:val="single" w:color="BBBBBB" w:sz="1"/>
+              <w:left w:val="single" w:color="BBBBBB" w:sz="1"/>
+              <w:bottom w:val="single" w:color="BBBBBB" w:sz="1"/>
+              <w:right w:val="single" w:color="BBBBBB" w:sz="1"/>
+            </w:tcBorders>
+            <w:tcMar>
+              <w:top w:type="dxa" w:w="60"/>
+              <w:left w:type="dxa" w:w="100"/>
+              <w:bottom w:type="dxa" w:w="60"/>
+              <w:right w:type="dxa" w:w="100"/>
+            </w:tcMar>
+          </w:tcPr>
+          <w:p>
+            <w:r>
+              <w:t xml:space="preserve">PR-P1-3 关联</w:t>
+            </w:r>
+          </w:p>
+        </w:tc>
+        <w:tc>
+          <w:tcPr>
+            <w:tcW w:type="dxa" w:w="969"/>
+            <w:tcBorders>
+              <w:top w:val="single" w:color="BBBBBB" w:sz="1"/>
+              <w:left w:val="single" w:color="BBBBBB" w:sz="1"/>
+              <w:bottom w:val="single" w:color="BBBBBB" w:sz="1"/>
+              <w:right w:val="single" w:color="BBBBBB" w:sz="1"/>
+            </w:tcBorders>
+            <w:tcMar>
+              <w:top w:type="dxa" w:w="60"/>
+              <w:left w:type="dxa" w:w="100"/>
+              <w:bottom w:type="dxa" w:w="60"/>
+              <w:right w:type="dxa" w:w="100"/>
+            </w:tcMar>
+          </w:tcPr>
+          <w:p>
+            <w:r>
+              <w:t xml:space="preserve">E1 / v0.3.0</w:t>
+            </w:r>
+          </w:p>
+        </w:tc>
+        <w:tc>
+          <w:tcPr>
+            <w:tcW w:type="dxa" w:w="4877"/>
+            <w:tcBorders>
+              <w:top w:val="single" w:color="BBBBBB" w:sz="1"/>
+              <w:left w:val="single" w:color="BBBBBB" w:sz="1"/>
+              <w:bottom w:val="single" w:color="BBBBBB" w:sz="1"/>
+              <w:right w:val="single" w:color="BBBBBB" w:sz="1"/>
+            </w:tcBorders>
+            <w:tcMar>
+              <w:top w:type="dxa" w:w="60"/>
+              <w:left w:type="dxa" w:w="100"/>
+              <w:bottom w:type="dxa" w:w="60"/>
+              <w:right w:type="dxa" w:w="100"/>
+            </w:tcMar>
+          </w:tcPr>
+          <w:p>
+            <w:r>
+              <w:t xml:space="preserve">未启动</w:t>
             </w:r>
           </w:p>
         </w:tc>
@@ -11191,7 +11321,7 @@
           </w:tcPr>
           <w:p>
             <w:r>
-              <w:t xml:space="preserve">G-ENG-2</w:t>
+              <w:t xml:space="preserve">G-ENG-1</w:t>
             </w:r>
           </w:p>
         </w:tc>
@@ -11219,89 +11349,89 @@
         </w:tc>
         <w:tc>
           <w:tcPr>
-            <w:tcW w:type="dxa" w:w="914"/>
-            <w:tcBorders>
-              <w:top w:val="single" w:color="BBBBBB" w:sz="1"/>
-              <w:left w:val="single" w:color="BBBBBB" w:sz="1"/>
-              <w:bottom w:val="single" w:color="BBBBBB" w:sz="1"/>
-              <w:right w:val="single" w:color="BBBBBB" w:sz="1"/>
-            </w:tcBorders>
-            <w:tcMar>
-              <w:top w:type="dxa" w:w="60"/>
-              <w:left w:type="dxa" w:w="100"/>
-              <w:bottom w:type="dxa" w:w="60"/>
-              <w:right w:type="dxa" w:w="100"/>
-            </w:tcMar>
-          </w:tcPr>
-          <w:p>
-            <w:r>
-              <w:t xml:space="preserve">②§4.1</w:t>
-            </w:r>
-          </w:p>
-        </w:tc>
-        <w:tc>
-          <w:tcPr>
-            <w:tcW w:type="dxa" w:w="914"/>
-            <w:tcBorders>
-              <w:top w:val="single" w:color="BBBBBB" w:sz="1"/>
-              <w:left w:val="single" w:color="BBBBBB" w:sz="1"/>
-              <w:bottom w:val="single" w:color="BBBBBB" w:sz="1"/>
-              <w:right w:val="single" w:color="BBBBBB" w:sz="1"/>
-            </w:tcBorders>
-            <w:tcMar>
-              <w:top w:type="dxa" w:w="60"/>
-              <w:left w:type="dxa" w:w="100"/>
-              <w:bottom w:type="dxa" w:w="60"/>
-              <w:right w:type="dxa" w:w="100"/>
-            </w:tcMar>
-          </w:tcPr>
-          <w:p>
-            <w:r>
-              <w:t xml:space="preserve">PR-P1-7</w:t>
-            </w:r>
-          </w:p>
-        </w:tc>
-        <w:tc>
-          <w:tcPr>
-            <w:tcW w:type="dxa" w:w="996"/>
-            <w:tcBorders>
-              <w:top w:val="single" w:color="BBBBBB" w:sz="1"/>
-              <w:left w:val="single" w:color="BBBBBB" w:sz="1"/>
-              <w:bottom w:val="single" w:color="BBBBBB" w:sz="1"/>
-              <w:right w:val="single" w:color="BBBBBB" w:sz="1"/>
-            </w:tcBorders>
-            <w:tcMar>
-              <w:top w:type="dxa" w:w="60"/>
-              <w:left w:type="dxa" w:w="100"/>
-              <w:bottom w:type="dxa" w:w="60"/>
-              <w:right w:type="dxa" w:w="100"/>
-            </w:tcMar>
-          </w:tcPr>
-          <w:p>
-            <w:r>
-              <w:t xml:space="preserve">E3 / v0.5.0</w:t>
-            </w:r>
-          </w:p>
-        </w:tc>
-        <w:tc>
-          <w:tcPr>
-            <w:tcW w:type="dxa" w:w="5040"/>
-            <w:tcBorders>
-              <w:top w:val="single" w:color="BBBBBB" w:sz="1"/>
-              <w:left w:val="single" w:color="BBBBBB" w:sz="1"/>
-              <w:bottom w:val="single" w:color="BBBBBB" w:sz="1"/>
-              <w:right w:val="single" w:color="BBBBBB" w:sz="1"/>
-            </w:tcBorders>
-            <w:tcMar>
-              <w:top w:type="dxa" w:w="60"/>
-              <w:left w:type="dxa" w:w="100"/>
-              <w:bottom w:type="dxa" w:w="60"/>
-              <w:right w:type="dxa" w:w="100"/>
-            </w:tcMar>
-          </w:tcPr>
-          <w:p>
-            <w:r>
-              <w:t xml:space="preserve">已实现（Android 扫描占空比：无邻居持续扫、有连接 8s 扫/16s 停；iOS 由系统管理）</w:t>
+            <w:tcW w:type="dxa" w:w="1129"/>
+            <w:tcBorders>
+              <w:top w:val="single" w:color="BBBBBB" w:sz="1"/>
+              <w:left w:val="single" w:color="BBBBBB" w:sz="1"/>
+              <w:bottom w:val="single" w:color="BBBBBB" w:sz="1"/>
+              <w:right w:val="single" w:color="BBBBBB" w:sz="1"/>
+            </w:tcBorders>
+            <w:tcMar>
+              <w:top w:type="dxa" w:w="60"/>
+              <w:left w:type="dxa" w:w="100"/>
+              <w:bottom w:type="dxa" w:w="60"/>
+              <w:right w:type="dxa" w:w="100"/>
+            </w:tcMar>
+          </w:tcPr>
+          <w:p>
+            <w:r>
+              <w:t xml:space="preserve">②§11</w:t>
+            </w:r>
+          </w:p>
+        </w:tc>
+        <w:tc>
+          <w:tcPr>
+            <w:tcW w:type="dxa" w:w="889"/>
+            <w:tcBorders>
+              <w:top w:val="single" w:color="BBBBBB" w:sz="1"/>
+              <w:left w:val="single" w:color="BBBBBB" w:sz="1"/>
+              <w:bottom w:val="single" w:color="BBBBBB" w:sz="1"/>
+              <w:right w:val="single" w:color="BBBBBB" w:sz="1"/>
+            </w:tcBorders>
+            <w:tcMar>
+              <w:top w:type="dxa" w:w="60"/>
+              <w:left w:type="dxa" w:w="100"/>
+              <w:bottom w:type="dxa" w:w="60"/>
+              <w:right w:type="dxa" w:w="100"/>
+            </w:tcMar>
+          </w:tcPr>
+          <w:p>
+            <w:r>
+              <w:t xml:space="preserve">PR-P1(可测)</w:t>
+            </w:r>
+          </w:p>
+        </w:tc>
+        <w:tc>
+          <w:tcPr>
+            <w:tcW w:type="dxa" w:w="969"/>
+            <w:tcBorders>
+              <w:top w:val="single" w:color="BBBBBB" w:sz="1"/>
+              <w:left w:val="single" w:color="BBBBBB" w:sz="1"/>
+              <w:bottom w:val="single" w:color="BBBBBB" w:sz="1"/>
+              <w:right w:val="single" w:color="BBBBBB" w:sz="1"/>
+            </w:tcBorders>
+            <w:tcMar>
+              <w:top w:type="dxa" w:w="60"/>
+              <w:left w:type="dxa" w:w="100"/>
+              <w:bottom w:type="dxa" w:w="60"/>
+              <w:right w:type="dxa" w:w="100"/>
+            </w:tcMar>
+          </w:tcPr>
+          <w:p>
+            <w:r>
+              <w:t xml:space="preserve">E0 / v0.2.0</w:t>
+            </w:r>
+          </w:p>
+        </w:tc>
+        <w:tc>
+          <w:tcPr>
+            <w:tcW w:type="dxa" w:w="4877"/>
+            <w:tcBorders>
+              <w:top w:val="single" w:color="BBBBBB" w:sz="1"/>
+              <w:left w:val="single" w:color="BBBBBB" w:sz="1"/>
+              <w:bottom w:val="single" w:color="BBBBBB" w:sz="1"/>
+              <w:right w:val="single" w:color="BBBBBB" w:sz="1"/>
+            </w:tcBorders>
+            <w:tcMar>
+              <w:top w:type="dxa" w:w="60"/>
+              <w:left w:type="dxa" w:w="100"/>
+              <w:bottom w:type="dxa" w:w="60"/>
+              <w:right w:type="dxa" w:w="100"/>
+            </w:tcMar>
+          </w:tcPr>
+          <w:p>
+            <w:r>
+              <w:t xml:space="preserve">已关闭（夹具 15 项断言 + CI 常驻）</w:t>
             </w:r>
           </w:p>
         </w:tc>
@@ -11328,6 +11458,143 @@
           </w:tcPr>
           <w:p>
             <w:r>
+              <w:t xml:space="preserve">G-ENG-2</w:t>
+            </w:r>
+          </w:p>
+        </w:tc>
+        <w:tc>
+          <w:tcPr>
+            <w:tcW w:type="dxa" w:w="748"/>
+            <w:tcBorders>
+              <w:top w:val="single" w:color="BBBBBB" w:sz="1"/>
+              <w:left w:val="single" w:color="BBBBBB" w:sz="1"/>
+              <w:bottom w:val="single" w:color="BBBBBB" w:sz="1"/>
+              <w:right w:val="single" w:color="BBBBBB" w:sz="1"/>
+            </w:tcBorders>
+            <w:tcMar>
+              <w:top w:type="dxa" w:w="60"/>
+              <w:left w:type="dxa" w:w="100"/>
+              <w:bottom w:type="dxa" w:w="60"/>
+              <w:right w:type="dxa" w:w="100"/>
+            </w:tcMar>
+          </w:tcPr>
+          <w:p>
+            <w:r>
+              <w:t xml:space="preserve">L5</w:t>
+            </w:r>
+          </w:p>
+        </w:tc>
+        <w:tc>
+          <w:tcPr>
+            <w:tcW w:type="dxa" w:w="1129"/>
+            <w:tcBorders>
+              <w:top w:val="single" w:color="BBBBBB" w:sz="1"/>
+              <w:left w:val="single" w:color="BBBBBB" w:sz="1"/>
+              <w:bottom w:val="single" w:color="BBBBBB" w:sz="1"/>
+              <w:right w:val="single" w:color="BBBBBB" w:sz="1"/>
+            </w:tcBorders>
+            <w:tcMar>
+              <w:top w:type="dxa" w:w="60"/>
+              <w:left w:type="dxa" w:w="100"/>
+              <w:bottom w:type="dxa" w:w="60"/>
+              <w:right w:type="dxa" w:w="100"/>
+            </w:tcMar>
+          </w:tcPr>
+          <w:p>
+            <w:r>
+              <w:t xml:space="preserve">②§4.1</w:t>
+            </w:r>
+          </w:p>
+        </w:tc>
+        <w:tc>
+          <w:tcPr>
+            <w:tcW w:type="dxa" w:w="889"/>
+            <w:tcBorders>
+              <w:top w:val="single" w:color="BBBBBB" w:sz="1"/>
+              <w:left w:val="single" w:color="BBBBBB" w:sz="1"/>
+              <w:bottom w:val="single" w:color="BBBBBB" w:sz="1"/>
+              <w:right w:val="single" w:color="BBBBBB" w:sz="1"/>
+            </w:tcBorders>
+            <w:tcMar>
+              <w:top w:type="dxa" w:w="60"/>
+              <w:left w:type="dxa" w:w="100"/>
+              <w:bottom w:type="dxa" w:w="60"/>
+              <w:right w:type="dxa" w:w="100"/>
+            </w:tcMar>
+          </w:tcPr>
+          <w:p>
+            <w:r>
+              <w:t xml:space="preserve">PR-P1-7</w:t>
+            </w:r>
+          </w:p>
+        </w:tc>
+        <w:tc>
+          <w:tcPr>
+            <w:tcW w:type="dxa" w:w="969"/>
+            <w:tcBorders>
+              <w:top w:val="single" w:color="BBBBBB" w:sz="1"/>
+              <w:left w:val="single" w:color="BBBBBB" w:sz="1"/>
+              <w:bottom w:val="single" w:color="BBBBBB" w:sz="1"/>
+              <w:right w:val="single" w:color="BBBBBB" w:sz="1"/>
+            </w:tcBorders>
+            <w:tcMar>
+              <w:top w:type="dxa" w:w="60"/>
+              <w:left w:type="dxa" w:w="100"/>
+              <w:bottom w:type="dxa" w:w="60"/>
+              <w:right w:type="dxa" w:w="100"/>
+            </w:tcMar>
+          </w:tcPr>
+          <w:p>
+            <w:r>
+              <w:t xml:space="preserve">E3 / v0.5.0</w:t>
+            </w:r>
+          </w:p>
+        </w:tc>
+        <w:tc>
+          <w:tcPr>
+            <w:tcW w:type="dxa" w:w="4877"/>
+            <w:tcBorders>
+              <w:top w:val="single" w:color="BBBBBB" w:sz="1"/>
+              <w:left w:val="single" w:color="BBBBBB" w:sz="1"/>
+              <w:bottom w:val="single" w:color="BBBBBB" w:sz="1"/>
+              <w:right w:val="single" w:color="BBBBBB" w:sz="1"/>
+            </w:tcBorders>
+            <w:tcMar>
+              <w:top w:type="dxa" w:w="60"/>
+              <w:left w:type="dxa" w:w="100"/>
+              <w:bottom w:type="dxa" w:w="60"/>
+              <w:right w:type="dxa" w:w="100"/>
+            </w:tcMar>
+          </w:tcPr>
+          <w:p>
+            <w:r>
+              <w:t xml:space="preserve">已实现（Android 扫描占空比：无邻居持续扫、有连接 8s 扫/16s 停；iOS 由系统管理）</w:t>
+            </w:r>
+          </w:p>
+        </w:tc>
+      </w:tr>
+      <w:tr>
+        <w:trPr>
+          <w:tblHeader w:val="false"/>
+        </w:trPr>
+        <w:tc>
+          <w:tcPr>
+            <w:tcW w:type="dxa" w:w="748"/>
+            <w:tcBorders>
+              <w:top w:val="single" w:color="BBBBBB" w:sz="1"/>
+              <w:left w:val="single" w:color="BBBBBB" w:sz="1"/>
+              <w:bottom w:val="single" w:color="BBBBBB" w:sz="1"/>
+              <w:right w:val="single" w:color="BBBBBB" w:sz="1"/>
+            </w:tcBorders>
+            <w:tcMar>
+              <w:top w:type="dxa" w:w="60"/>
+              <w:left w:type="dxa" w:w="100"/>
+              <w:bottom w:type="dxa" w:w="60"/>
+              <w:right w:type="dxa" w:w="100"/>
+            </w:tcMar>
+          </w:tcPr>
+          <w:p>
+            <w:r>
               <w:t xml:space="preserve">G-ENG-3</w:t>
             </w:r>
           </w:p>
@@ -11356,7 +11623,7 @@
         </w:tc>
         <w:tc>
           <w:tcPr>
-            <w:tcW w:type="dxa" w:w="914"/>
+            <w:tcW w:type="dxa" w:w="1129"/>
             <w:tcBorders>
               <w:top w:val="single" w:color="BBBBBB" w:sz="1"/>
               <w:left w:val="single" w:color="BBBBBB" w:sz="1"/>
@@ -11378,7 +11645,7 @@
         </w:tc>
         <w:tc>
           <w:tcPr>
-            <w:tcW w:type="dxa" w:w="914"/>
+            <w:tcW w:type="dxa" w:w="889"/>
             <w:tcBorders>
               <w:top w:val="single" w:color="BBBBBB" w:sz="1"/>
               <w:left w:val="single" w:color="BBBBBB" w:sz="1"/>
@@ -11400,7 +11667,7 @@
         </w:tc>
         <w:tc>
           <w:tcPr>
-            <w:tcW w:type="dxa" w:w="996"/>
+            <w:tcW w:type="dxa" w:w="969"/>
             <w:tcBorders>
               <w:top w:val="single" w:color="BBBBBB" w:sz="1"/>
               <w:left w:val="single" w:color="BBBBBB" w:sz="1"/>
@@ -11422,7 +11689,7 @@
         </w:tc>
         <w:tc>
           <w:tcPr>
-            <w:tcW w:type="dxa" w:w="5040"/>
+            <w:tcW w:type="dxa" w:w="4877"/>
             <w:tcBorders>
               <w:top w:val="single" w:color="BBBBBB" w:sz="1"/>
               <w:left w:val="single" w:color="BBBBBB" w:sz="1"/>
